--- a/04-滤波电路/03-带通滤波/有源带通滤波电路/有源带通滤波电路.docx
+++ b/04-滤波电路/03-带通滤波/有源带通滤波电路/有源带通滤波电路.docx
@@ -3289,6 +3289,20 @@
     </w:p>
     <w:bookmarkEnd w:id="28"/>
     <w:bookmarkEnd w:id="29"/>
+    <w:p>
+      <w:pPr>
+        <w:spacing w:before="360"/>
+        <w:jc w:val="center"/>
+      </w:pPr>
+      <w:r>
+        <w:rPr>
+          <w:rFonts w:ascii="Times New Roman" w:hAnsi="Times New Roman"/>
+          <w:color w:val="555555"/>
+          <w:sz w:val="21"/>
+        </w:rPr>
+        <w:t>材料收集者：杜文杰</w:t>
+      </w:r>
+    </w:p>
     <w:sectPr>
       <w:headerReference r:id="rId9" w:type="default"/>
       <w:footerReference r:id="rId10" w:type="default"/>

--- a/04-滤波电路/03-带通滤波/有源带通滤波电路/有源带通滤波电路.docx
+++ b/04-滤波电路/03-带通滤波/有源带通滤波电路/有源带通滤波电路.docx
@@ -1,6 +1,6 @@
 
 <file path=word/document.xml><?xml version="1.0" encoding="utf-8"?>
-<w:document xmlns:w="http://schemas.openxmlformats.org/wordprocessingml/2006/main" xmlns:m="http://schemas.openxmlformats.org/officeDocument/2006/math" xmlns:r="http://schemas.openxmlformats.org/officeDocument/2006/relationships" xmlns:o="urn:schemas-microsoft-com:office:office" xmlns:v="urn:schemas-microsoft-com:vml" xmlns:w10="urn:schemas-microsoft-com:office:word" xmlns:a="http://schemas.openxmlformats.org/drawingml/2006/main" xmlns:pic="http://schemas.openxmlformats.org/drawingml/2006/picture" xmlns:wp="http://schemas.openxmlformats.org/drawingml/2006/wordprocessingDrawing">
+<w:document xmlns:m="http://schemas.openxmlformats.org/officeDocument/2006/math" xmlns:r="http://schemas.openxmlformats.org/officeDocument/2006/relationships" xmlns:w="http://schemas.openxmlformats.org/wordprocessingml/2006/main" xmlns:o="urn:schemas-microsoft-com:office:office" xmlns:v="urn:schemas-microsoft-com:vml" xmlns:w10="urn:schemas-microsoft-com:office:word" xmlns:a="http://schemas.openxmlformats.org/drawingml/2006/main" xmlns:pic="http://schemas.openxmlformats.org/drawingml/2006/picture" xmlns:wp="http://schemas.openxmlformats.org/drawingml/2006/wordprocessingDrawing">
   <w:body>
     <w:bookmarkStart w:id="29" w:name="有源带通滤波电路"/>
     <w:p>
@@ -9,7 +9,7 @@
       </w:pPr>
       <w:r>
         <w:rPr>
-          <w:rFonts w:hint="eastAsia"/>
+          <w:rFonts w:hint="eastAsia" w:eastAsia="黑体"/>
         </w:rPr>
         <w:t xml:space="preserve">有源带通滤波电路</w:t>
       </w:r>
@@ -21,7 +21,7 @@
       </w:pPr>
       <w:r>
         <w:rPr>
-          <w:rFonts w:hint="eastAsia"/>
+          <w:rFonts w:hint="eastAsia" w:eastAsia="黑体"/>
         </w:rPr>
         <w:t xml:space="preserve">拓扑描述</w:t>
       </w:r>
@@ -32,16 +32,19 @@
       </w:pPr>
       <w:r>
         <w:rPr>
-          <w:rFonts w:hint="eastAsia"/>
+          <w:rFonts w:hint="eastAsia" w:eastAsia="黑体"/>
         </w:rPr>
         <w:t xml:space="preserve">本电路由</w:t>
       </w:r>
       <w:r>
+        <w:rPr>
+          <w:rFonts w:eastAsia="黑体"/>
+        </w:rPr>
         <w:t xml:space="preserve"> </w:t>
       </w:r>
       <w:r>
         <w:rPr>
-          <w:rFonts w:hint="eastAsia"/>
+          <w:rFonts w:hint="eastAsia" w:eastAsia="黑体"/>
           <w:b/>
           <w:bCs/>
         </w:rPr>
@@ -49,6 +52,7 @@
       </w:r>
       <w:r>
         <w:rPr>
+          <w:rFonts w:eastAsia="黑体"/>
           <w:b/>
           <w:bCs/>
         </w:rPr>
@@ -56,7 +60,7 @@
       </w:r>
       <w:r>
         <w:rPr>
-          <w:rFonts w:hint="eastAsia"/>
+          <w:rFonts w:hint="eastAsia" w:eastAsia="黑体"/>
           <w:b/>
           <w:bCs/>
         </w:rPr>
@@ -64,6 +68,7 @@
       </w:r>
       <w:r>
         <w:rPr>
+          <w:rFonts w:eastAsia="黑体"/>
           <w:b/>
           <w:bCs/>
         </w:rPr>
@@ -85,6 +90,7 @@
       </m:oMath>
       <w:r>
         <w:rPr>
+          <w:rFonts w:eastAsia="黑体"/>
           <w:b/>
           <w:bCs/>
         </w:rPr>
@@ -106,6 +112,7 @@
       </m:oMath>
       <w:r>
         <w:rPr>
+          <w:rFonts w:eastAsia="黑体"/>
           <w:b/>
           <w:bCs/>
         </w:rPr>
@@ -127,7 +134,7 @@
       </m:oMath>
       <w:r>
         <w:rPr>
-          <w:rFonts w:hint="eastAsia"/>
+          <w:rFonts w:hint="eastAsia" w:eastAsia="黑体"/>
           <w:b/>
           <w:bCs/>
         </w:rPr>
@@ -135,6 +142,7 @@
       </w:r>
       <w:r>
         <w:rPr>
+          <w:rFonts w:eastAsia="黑体"/>
           <w:b/>
           <w:bCs/>
         </w:rPr>
@@ -156,6 +164,7 @@
       </m:oMath>
       <w:r>
         <w:rPr>
+          <w:rFonts w:eastAsia="黑体"/>
           <w:b/>
           <w:bCs/>
         </w:rPr>
@@ -177,40 +186,52 @@
       </m:oMath>
       <w:r>
         <w:rPr>
-          <w:rFonts w:hint="eastAsia"/>
+          <w:rFonts w:hint="eastAsia" w:eastAsia="黑体"/>
           <w:b/>
           <w:bCs/>
         </w:rPr>
         <w:t xml:space="preserve">）</w:t>
       </w:r>
       <w:r>
+        <w:rPr>
+          <w:rFonts w:eastAsia="黑体"/>
+        </w:rPr>
         <w:t xml:space="preserve"> </w:t>
       </w:r>
       <w:r>
         <w:rPr>
-          <w:rFonts w:hint="eastAsia"/>
+          <w:rFonts w:hint="eastAsia" w:eastAsia="黑体"/>
         </w:rPr>
         <w:t xml:space="preserve">组成的二阶有源带通滤波器，典型结构有</w:t>
       </w:r>
       <w:r>
+        <w:rPr>
+          <w:rFonts w:eastAsia="黑体"/>
+        </w:rPr>
         <w:t xml:space="preserve"> MFB </w:t>
       </w:r>
       <w:r>
         <w:rPr>
-          <w:rFonts w:hint="eastAsia"/>
+          <w:rFonts w:hint="eastAsia" w:eastAsia="黑体"/>
         </w:rPr>
         <w:t xml:space="preserve">型与</w:t>
       </w:r>
       <w:r>
+        <w:rPr>
+          <w:rFonts w:eastAsia="黑体"/>
+        </w:rPr>
         <w:t xml:space="preserve"> Sallen-Key </w:t>
       </w:r>
       <w:r>
         <w:rPr>
-          <w:rFonts w:hint="eastAsia"/>
+          <w:rFonts w:hint="eastAsia" w:eastAsia="黑体"/>
         </w:rPr>
         <w:t xml:space="preserve">型两种。关键节点命名如下：输入节点</w:t>
       </w:r>
       <w:r>
+        <w:rPr>
+          <w:rFonts w:eastAsia="黑体"/>
+        </w:rPr>
         <w:t xml:space="preserve"> </w:t>
       </w:r>
       <m:oMath>
@@ -231,15 +252,21 @@
         </m:sSub>
       </m:oMath>
       <w:r>
+        <w:rPr>
+          <w:rFonts w:eastAsia="黑体"/>
+        </w:rPr>
         <w:t xml:space="preserve"> </w:t>
       </w:r>
       <w:r>
         <w:rPr>
-          <w:rFonts w:hint="eastAsia"/>
+          <w:rFonts w:hint="eastAsia" w:eastAsia="黑体"/>
         </w:rPr>
         <w:t xml:space="preserve">承接输入信号，地节点</w:t>
       </w:r>
       <w:r>
+        <w:rPr>
+          <w:rFonts w:eastAsia="黑体"/>
+        </w:rPr>
         <w:t xml:space="preserve"> </w:t>
       </w:r>
       <m:oMath>
@@ -254,15 +281,21 @@
         </m:r>
       </m:oMath>
       <w:r>
+        <w:rPr>
+          <w:rFonts w:eastAsia="黑体"/>
+        </w:rPr>
         <w:t xml:space="preserve"> </w:t>
       </w:r>
       <w:r>
         <w:rPr>
-          <w:rFonts w:hint="eastAsia"/>
+          <w:rFonts w:hint="eastAsia" w:eastAsia="黑体"/>
         </w:rPr>
         <w:t xml:space="preserve">为公共参考，输出节点</w:t>
       </w:r>
       <w:r>
+        <w:rPr>
+          <w:rFonts w:eastAsia="黑体"/>
+        </w:rPr>
         <w:t xml:space="preserve"> </w:t>
       </w:r>
       <m:oMath>
@@ -286,24 +319,33 @@
         </m:sSub>
       </m:oMath>
       <w:r>
+        <w:rPr>
+          <w:rFonts w:eastAsia="黑体"/>
+        </w:rPr>
         <w:t xml:space="preserve"> </w:t>
       </w:r>
       <w:r>
         <w:rPr>
-          <w:rFonts w:hint="eastAsia"/>
+          <w:rFonts w:hint="eastAsia" w:eastAsia="黑体"/>
         </w:rPr>
         <w:t xml:space="preserve">由运放输出端</w:t>
       </w:r>
       <w:r>
+        <w:rPr>
+          <w:rFonts w:eastAsia="黑体"/>
+        </w:rPr>
         <w:t xml:space="preserve"> </w:t>
       </w:r>
       <w:r>
         <w:rPr>
-          <w:rFonts w:hint="eastAsia"/>
+          <w:rFonts w:hint="eastAsia" w:eastAsia="黑体"/>
         </w:rPr>
         <w:t xml:space="preserve">OUT（或缓冲输出）提供；反相（或同相）输入节点</w:t>
       </w:r>
       <w:r>
+        <w:rPr>
+          <w:rFonts w:eastAsia="黑体"/>
+        </w:rPr>
         <w:t xml:space="preserve"> </w:t>
       </w:r>
       <m:oMath>
@@ -330,15 +372,21 @@
         </m:sSub>
       </m:oMath>
       <w:r>
+        <w:rPr>
+          <w:rFonts w:eastAsia="黑体"/>
+        </w:rPr>
         <w:t xml:space="preserve"> </w:t>
       </w:r>
       <w:r>
         <w:rPr>
-          <w:rFonts w:hint="eastAsia"/>
+          <w:rFonts w:hint="eastAsia" w:eastAsia="黑体"/>
         </w:rPr>
         <w:t xml:space="preserve">为运放的输入端，中间节点</w:t>
       </w:r>
       <w:r>
+        <w:rPr>
+          <w:rFonts w:eastAsia="黑体"/>
+        </w:rPr>
         <w:t xml:space="preserve"> </w:t>
       </w:r>
       <m:oMath>
@@ -356,24 +404,33 @@
         </m:sSub>
       </m:oMath>
       <w:r>
+        <w:rPr>
+          <w:rFonts w:eastAsia="黑体"/>
+        </w:rPr>
         <w:t xml:space="preserve"> </w:t>
       </w:r>
       <w:r>
         <w:rPr>
-          <w:rFonts w:hint="eastAsia"/>
+          <w:rFonts w:hint="eastAsia" w:eastAsia="黑体"/>
         </w:rPr>
         <w:t xml:space="preserve">为阻容网络内部连接点。以</w:t>
       </w:r>
       <w:r>
+        <w:rPr>
+          <w:rFonts w:eastAsia="黑体"/>
+        </w:rPr>
         <w:t xml:space="preserve"> MFB </w:t>
       </w:r>
       <w:r>
         <w:rPr>
-          <w:rFonts w:hint="eastAsia"/>
+          <w:rFonts w:hint="eastAsia" w:eastAsia="黑体"/>
         </w:rPr>
         <w:t xml:space="preserve">型为例，信号自</w:t>
       </w:r>
       <w:r>
+        <w:rPr>
+          <w:rFonts w:eastAsia="黑体"/>
+        </w:rPr>
         <w:t xml:space="preserve"> </w:t>
       </w:r>
       <m:oMath>
@@ -394,15 +451,21 @@
         </m:sSub>
       </m:oMath>
       <w:r>
+        <w:rPr>
+          <w:rFonts w:eastAsia="黑体"/>
+        </w:rPr>
         <w:t xml:space="preserve"> </w:t>
       </w:r>
       <w:r>
         <w:rPr>
-          <w:rFonts w:hint="eastAsia"/>
+          <w:rFonts w:hint="eastAsia" w:eastAsia="黑体"/>
         </w:rPr>
         <w:t xml:space="preserve">经</w:t>
       </w:r>
       <w:r>
+        <w:rPr>
+          <w:rFonts w:eastAsia="黑体"/>
+        </w:rPr>
         <w:t xml:space="preserve"> </w:t>
       </w:r>
       <m:oMath>
@@ -420,11 +483,14 @@
         </m:sSub>
       </m:oMath>
       <w:r>
+        <w:rPr>
+          <w:rFonts w:eastAsia="黑体"/>
+        </w:rPr>
         <w:t xml:space="preserve"> </w:t>
       </w:r>
       <w:r>
         <w:rPr>
-          <w:rFonts w:hint="eastAsia"/>
+          <w:rFonts w:hint="eastAsia" w:eastAsia="黑体"/>
         </w:rPr>
         <w:t xml:space="preserve">注入运放反相端，</w:t>
       </w:r>
@@ -443,6 +509,9 @@
         </m:sSub>
       </m:oMath>
       <w:r>
+        <w:rPr>
+          <w:rFonts w:eastAsia="黑体"/>
+        </w:rPr>
         <w:t xml:space="preserve">、</w:t>
       </w:r>
       <m:oMath>
@@ -460,15 +529,21 @@
         </m:sSub>
       </m:oMath>
       <w:r>
+        <w:rPr>
+          <w:rFonts w:eastAsia="黑体"/>
+        </w:rPr>
         <w:t xml:space="preserve"> </w:t>
       </w:r>
       <w:r>
         <w:rPr>
-          <w:rFonts w:hint="eastAsia"/>
+          <w:rFonts w:hint="eastAsia" w:eastAsia="黑体"/>
         </w:rPr>
         <w:t xml:space="preserve">与</w:t>
       </w:r>
       <w:r>
+        <w:rPr>
+          <w:rFonts w:eastAsia="黑体"/>
+        </w:rPr>
         <w:t xml:space="preserve"> </w:t>
       </w:r>
       <m:oMath>
@@ -486,6 +561,9 @@
         </m:sSub>
       </m:oMath>
       <w:r>
+        <w:rPr>
+          <w:rFonts w:eastAsia="黑体"/>
+        </w:rPr>
         <w:t xml:space="preserve">、</w:t>
       </w:r>
       <m:oMath>
@@ -503,29 +581,38 @@
         </m:sSub>
       </m:oMath>
       <w:r>
+        <w:rPr>
+          <w:rFonts w:eastAsia="黑体"/>
+        </w:rPr>
         <w:t xml:space="preserve"> </w:t>
       </w:r>
       <w:r>
         <w:rPr>
-          <w:rFonts w:hint="eastAsia"/>
+          <w:rFonts w:hint="eastAsia" w:eastAsia="黑体"/>
         </w:rPr>
         <w:t xml:space="preserve">组成反馈选频网络，Sallen-Key</w:t>
       </w:r>
       <w:r>
+        <w:rPr>
+          <w:rFonts w:eastAsia="黑体"/>
+        </w:rPr>
         <w:t xml:space="preserve"> </w:t>
       </w:r>
       <w:r>
         <w:rPr>
-          <w:rFonts w:hint="eastAsia"/>
+          <w:rFonts w:hint="eastAsia" w:eastAsia="黑体"/>
         </w:rPr>
         <w:t xml:space="preserve">型则同相端接</w:t>
       </w:r>
       <w:r>
+        <w:rPr>
+          <w:rFonts w:eastAsia="黑体"/>
+        </w:rPr>
         <w:t xml:space="preserve"> RC </w:t>
       </w:r>
       <w:r>
         <w:rPr>
-          <w:rFonts w:hint="eastAsia"/>
+          <w:rFonts w:hint="eastAsia" w:eastAsia="黑体"/>
         </w:rPr>
         <w:t xml:space="preserve">网络、输出经分压反馈至反相端。</w:t>
       </w:r>
@@ -534,20 +621,26 @@
       <w:pPr/>
       <w:r>
         <w:rPr>
-          <w:rFonts w:hint="eastAsia"/>
+          <w:rFonts w:hint="eastAsia" w:eastAsia="黑体"/>
         </w:rPr>
         <w:t xml:space="preserve">各元件管脚连接（以</w:t>
       </w:r>
       <w:r>
+        <w:rPr>
+          <w:rFonts w:eastAsia="黑体"/>
+        </w:rPr>
         <w:t xml:space="preserve"> MFB </w:t>
       </w:r>
       <w:r>
         <w:rPr>
-          <w:rFonts w:hint="eastAsia"/>
+          <w:rFonts w:hint="eastAsia" w:eastAsia="黑体"/>
         </w:rPr>
         <w:t xml:space="preserve">带通为例）：电阻</w:t>
       </w:r>
       <w:r>
+        <w:rPr>
+          <w:rFonts w:eastAsia="黑体"/>
+        </w:rPr>
         <w:t xml:space="preserve"> </w:t>
       </w:r>
       <m:oMath>
@@ -565,15 +658,21 @@
         </m:sSub>
       </m:oMath>
       <w:r>
+        <w:rPr>
+          <w:rFonts w:eastAsia="黑体"/>
+        </w:rPr>
         <w:t xml:space="preserve"> </w:t>
       </w:r>
       <w:r>
         <w:rPr>
-          <w:rFonts w:hint="eastAsia"/>
+          <w:rFonts w:hint="eastAsia" w:eastAsia="黑体"/>
         </w:rPr>
         <w:t xml:space="preserve">一端接输入节点</w:t>
       </w:r>
       <w:r>
+        <w:rPr>
+          <w:rFonts w:eastAsia="黑体"/>
+        </w:rPr>
         <w:t xml:space="preserve"> </w:t>
       </w:r>
       <m:oMath>
@@ -595,11 +694,14 @@
       </m:oMath>
       <w:r>
         <w:rPr>
-          <w:rFonts w:hint="eastAsia"/>
+          <w:rFonts w:hint="eastAsia" w:eastAsia="黑体"/>
         </w:rPr>
         <w:t xml:space="preserve">，另一端接运放反相端节点</w:t>
       </w:r>
       <w:r>
+        <w:rPr>
+          <w:rFonts w:eastAsia="黑体"/>
+        </w:rPr>
         <w:t xml:space="preserve"> </w:t>
       </w:r>
       <m:oMath>
@@ -627,11 +729,14 @@
       </m:oMath>
       <w:r>
         <w:rPr>
-          <w:rFonts w:hint="eastAsia"/>
+          <w:rFonts w:hint="eastAsia" w:eastAsia="黑体"/>
         </w:rPr>
         <w:t xml:space="preserve">；电容</w:t>
       </w:r>
       <w:r>
+        <w:rPr>
+          <w:rFonts w:eastAsia="黑体"/>
+        </w:rPr>
         <w:t xml:space="preserve"> </w:t>
       </w:r>
       <m:oMath>
@@ -649,15 +754,21 @@
         </m:sSub>
       </m:oMath>
       <w:r>
+        <w:rPr>
+          <w:rFonts w:eastAsia="黑体"/>
+        </w:rPr>
         <w:t xml:space="preserve"> </w:t>
       </w:r>
       <w:r>
         <w:rPr>
-          <w:rFonts w:hint="eastAsia"/>
+          <w:rFonts w:hint="eastAsia" w:eastAsia="黑体"/>
         </w:rPr>
         <w:t xml:space="preserve">一端接</w:t>
       </w:r>
       <w:r>
+        <w:rPr>
+          <w:rFonts w:eastAsia="黑体"/>
+        </w:rPr>
         <w:t xml:space="preserve"> </w:t>
       </w:r>
       <m:oMath>
@@ -685,11 +796,14 @@
       </m:oMath>
       <w:r>
         <w:rPr>
-          <w:rFonts w:hint="eastAsia"/>
+          <w:rFonts w:hint="eastAsia" w:eastAsia="黑体"/>
         </w:rPr>
         <w:t xml:space="preserve">，另一端接输出节点</w:t>
       </w:r>
       <w:r>
+        <w:rPr>
+          <w:rFonts w:eastAsia="黑体"/>
+        </w:rPr>
         <w:t xml:space="preserve"> </w:t>
       </w:r>
       <m:oMath>
@@ -714,11 +828,14 @@
       </m:oMath>
       <w:r>
         <w:rPr>
-          <w:rFonts w:hint="eastAsia"/>
+          <w:rFonts w:hint="eastAsia" w:eastAsia="黑体"/>
         </w:rPr>
         <w:t xml:space="preserve">；电阻</w:t>
       </w:r>
       <w:r>
+        <w:rPr>
+          <w:rFonts w:eastAsia="黑体"/>
+        </w:rPr>
         <w:t xml:space="preserve"> </w:t>
       </w:r>
       <m:oMath>
@@ -736,15 +853,21 @@
         </m:sSub>
       </m:oMath>
       <w:r>
+        <w:rPr>
+          <w:rFonts w:eastAsia="黑体"/>
+        </w:rPr>
         <w:t xml:space="preserve"> </w:t>
       </w:r>
       <w:r>
         <w:rPr>
-          <w:rFonts w:hint="eastAsia"/>
+          <w:rFonts w:hint="eastAsia" w:eastAsia="黑体"/>
         </w:rPr>
         <w:t xml:space="preserve">一端接</w:t>
       </w:r>
       <w:r>
+        <w:rPr>
+          <w:rFonts w:eastAsia="黑体"/>
+        </w:rPr>
         <w:t xml:space="preserve"> </w:t>
       </w:r>
       <m:oMath>
@@ -772,11 +895,14 @@
       </m:oMath>
       <w:r>
         <w:rPr>
-          <w:rFonts w:hint="eastAsia"/>
+          <w:rFonts w:hint="eastAsia" w:eastAsia="黑体"/>
         </w:rPr>
         <w:t xml:space="preserve">，另一端接中间节点</w:t>
       </w:r>
       <w:r>
+        <w:rPr>
+          <w:rFonts w:eastAsia="黑体"/>
+        </w:rPr>
         <w:t xml:space="preserve"> </w:t>
       </w:r>
       <m:oMath>
@@ -795,11 +921,14 @@
       </m:oMath>
       <w:r>
         <w:rPr>
-          <w:rFonts w:hint="eastAsia"/>
+          <w:rFonts w:hint="eastAsia" w:eastAsia="黑体"/>
         </w:rPr>
         <w:t xml:space="preserve">；电容</w:t>
       </w:r>
       <w:r>
+        <w:rPr>
+          <w:rFonts w:eastAsia="黑体"/>
+        </w:rPr>
         <w:t xml:space="preserve"> </w:t>
       </w:r>
       <m:oMath>
@@ -817,15 +946,21 @@
         </m:sSub>
       </m:oMath>
       <w:r>
+        <w:rPr>
+          <w:rFonts w:eastAsia="黑体"/>
+        </w:rPr>
         <w:t xml:space="preserve"> </w:t>
       </w:r>
       <w:r>
         <w:rPr>
-          <w:rFonts w:hint="eastAsia"/>
+          <w:rFonts w:hint="eastAsia" w:eastAsia="黑体"/>
         </w:rPr>
         <w:t xml:space="preserve">一端接</w:t>
       </w:r>
       <w:r>
+        <w:rPr>
+          <w:rFonts w:eastAsia="黑体"/>
+        </w:rPr>
         <w:t xml:space="preserve"> </w:t>
       </w:r>
       <m:oMath>
@@ -844,11 +979,14 @@
       </m:oMath>
       <w:r>
         <w:rPr>
-          <w:rFonts w:hint="eastAsia"/>
+          <w:rFonts w:hint="eastAsia" w:eastAsia="黑体"/>
         </w:rPr>
         <w:t xml:space="preserve">，另一端接地节点</w:t>
       </w:r>
       <w:r>
+        <w:rPr>
+          <w:rFonts w:eastAsia="黑体"/>
+        </w:rPr>
         <w:t xml:space="preserve"> </w:t>
       </w:r>
       <m:oMath>
@@ -864,11 +1002,14 @@
       </m:oMath>
       <w:r>
         <w:rPr>
-          <w:rFonts w:hint="eastAsia"/>
+          <w:rFonts w:hint="eastAsia" w:eastAsia="黑体"/>
         </w:rPr>
         <w:t xml:space="preserve">；电阻</w:t>
       </w:r>
       <w:r>
+        <w:rPr>
+          <w:rFonts w:eastAsia="黑体"/>
+        </w:rPr>
         <w:t xml:space="preserve"> </w:t>
       </w:r>
       <m:oMath>
@@ -886,15 +1027,21 @@
         </m:sSub>
       </m:oMath>
       <w:r>
+        <w:rPr>
+          <w:rFonts w:eastAsia="黑体"/>
+        </w:rPr>
         <w:t xml:space="preserve"> </w:t>
       </w:r>
       <w:r>
         <w:rPr>
-          <w:rFonts w:hint="eastAsia"/>
+          <w:rFonts w:hint="eastAsia" w:eastAsia="黑体"/>
         </w:rPr>
         <w:t xml:space="preserve">一端接</w:t>
       </w:r>
       <w:r>
+        <w:rPr>
+          <w:rFonts w:eastAsia="黑体"/>
+        </w:rPr>
         <w:t xml:space="preserve"> </w:t>
       </w:r>
       <m:oMath>
@@ -913,11 +1060,14 @@
       </m:oMath>
       <w:r>
         <w:rPr>
-          <w:rFonts w:hint="eastAsia"/>
+          <w:rFonts w:hint="eastAsia" w:eastAsia="黑体"/>
         </w:rPr>
         <w:t xml:space="preserve">，另一端接输出节点</w:t>
       </w:r>
       <w:r>
+        <w:rPr>
+          <w:rFonts w:eastAsia="黑体"/>
+        </w:rPr>
         <w:t xml:space="preserve"> </w:t>
       </w:r>
       <m:oMath>
@@ -942,29 +1092,38 @@
       </m:oMath>
       <w:r>
         <w:rPr>
-          <w:rFonts w:hint="eastAsia"/>
+          <w:rFonts w:hint="eastAsia" w:eastAsia="黑体"/>
         </w:rPr>
         <w:t xml:space="preserve">；运放</w:t>
       </w:r>
       <w:r>
+        <w:rPr>
+          <w:rFonts w:eastAsia="黑体"/>
+        </w:rPr>
         <w:t xml:space="preserve"> A </w:t>
       </w:r>
       <w:r>
         <w:rPr>
-          <w:rFonts w:hint="eastAsia"/>
+          <w:rFonts w:hint="eastAsia" w:eastAsia="黑体"/>
         </w:rPr>
         <w:t xml:space="preserve">的</w:t>
       </w:r>
       <w:r>
+        <w:rPr>
+          <w:rFonts w:eastAsia="黑体"/>
+        </w:rPr>
         <w:t xml:space="preserve"> IN− </w:t>
       </w:r>
       <w:r>
         <w:rPr>
-          <w:rFonts w:hint="eastAsia"/>
+          <w:rFonts w:hint="eastAsia" w:eastAsia="黑体"/>
         </w:rPr>
         <w:t xml:space="preserve">接</w:t>
       </w:r>
       <w:r>
+        <w:rPr>
+          <w:rFonts w:eastAsia="黑体"/>
+        </w:rPr>
         <w:t xml:space="preserve"> </w:t>
       </w:r>
       <m:oMath>
@@ -991,24 +1150,33 @@
         </m:sSub>
       </m:oMath>
       <w:r>
+        <w:rPr>
+          <w:rFonts w:eastAsia="黑体"/>
+        </w:rPr>
         <w:t xml:space="preserve">、IN+ </w:t>
       </w:r>
       <w:r>
         <w:rPr>
-          <w:rFonts w:hint="eastAsia"/>
+          <w:rFonts w:hint="eastAsia" w:eastAsia="黑体"/>
         </w:rPr>
         <w:t xml:space="preserve">接地、OUT</w:t>
       </w:r>
       <w:r>
+        <w:rPr>
+          <w:rFonts w:eastAsia="黑体"/>
+        </w:rPr>
         <w:t xml:space="preserve"> </w:t>
       </w:r>
       <w:r>
         <w:rPr>
-          <w:rFonts w:hint="eastAsia"/>
+          <w:rFonts w:hint="eastAsia" w:eastAsia="黑体"/>
         </w:rPr>
         <w:t xml:space="preserve">接</w:t>
       </w:r>
       <w:r>
+        <w:rPr>
+          <w:rFonts w:eastAsia="黑体"/>
+        </w:rPr>
         <w:t xml:space="preserve"> </w:t>
       </w:r>
       <m:oMath>
@@ -1032,29 +1200,38 @@
         </m:sSub>
       </m:oMath>
       <w:r>
+        <w:rPr>
+          <w:rFonts w:eastAsia="黑体"/>
+        </w:rPr>
         <w:t xml:space="preserve">、V+ </w:t>
       </w:r>
       <w:r>
         <w:rPr>
-          <w:rFonts w:hint="eastAsia"/>
+          <w:rFonts w:hint="eastAsia" w:eastAsia="黑体"/>
         </w:rPr>
         <w:t xml:space="preserve">与</w:t>
       </w:r>
       <w:r>
+        <w:rPr>
+          <w:rFonts w:eastAsia="黑体"/>
+        </w:rPr>
         <w:t xml:space="preserve"> V− </w:t>
       </w:r>
       <w:r>
         <w:rPr>
-          <w:rFonts w:hint="eastAsia"/>
+          <w:rFonts w:hint="eastAsia" w:eastAsia="黑体"/>
         </w:rPr>
         <w:t xml:space="preserve">接正负电源轨。Sallen-Key</w:t>
       </w:r>
       <w:r>
+        <w:rPr>
+          <w:rFonts w:eastAsia="黑体"/>
+        </w:rPr>
         <w:t xml:space="preserve"> </w:t>
       </w:r>
       <w:r>
         <w:rPr>
-          <w:rFonts w:hint="eastAsia"/>
+          <w:rFonts w:hint="eastAsia" w:eastAsia="黑体"/>
         </w:rPr>
         <w:t xml:space="preserve">型中，</w:t>
       </w:r>
@@ -1073,15 +1250,21 @@
         </m:sSub>
       </m:oMath>
       <w:r>
+        <w:rPr>
+          <w:rFonts w:eastAsia="黑体"/>
+        </w:rPr>
         <w:t xml:space="preserve"> </w:t>
       </w:r>
       <w:r>
         <w:rPr>
-          <w:rFonts w:hint="eastAsia"/>
+          <w:rFonts w:hint="eastAsia" w:eastAsia="黑体"/>
         </w:rPr>
         <w:t xml:space="preserve">与</w:t>
       </w:r>
       <w:r>
+        <w:rPr>
+          <w:rFonts w:eastAsia="黑体"/>
+        </w:rPr>
         <w:t xml:space="preserve"> </w:t>
       </w:r>
       <m:oMath>
@@ -1099,20 +1282,26 @@
         </m:sSub>
       </m:oMath>
       <w:r>
+        <w:rPr>
+          <w:rFonts w:eastAsia="黑体"/>
+        </w:rPr>
         <w:t xml:space="preserve"> </w:t>
       </w:r>
       <w:r>
         <w:rPr>
-          <w:rFonts w:hint="eastAsia"/>
+          <w:rFonts w:hint="eastAsia" w:eastAsia="黑体"/>
         </w:rPr>
         <w:t xml:space="preserve">在输入端构成串联</w:t>
       </w:r>
       <w:r>
+        <w:rPr>
+          <w:rFonts w:eastAsia="黑体"/>
+        </w:rPr>
         <w:t xml:space="preserve"> </w:t>
       </w:r>
       <w:r>
         <w:rPr>
-          <w:rFonts w:hint="eastAsia"/>
+          <w:rFonts w:hint="eastAsia" w:eastAsia="黑体"/>
         </w:rPr>
         <w:t xml:space="preserve">RC，</w:t>
       </w:r>
@@ -1131,15 +1320,21 @@
         </m:sSub>
       </m:oMath>
       <w:r>
+        <w:rPr>
+          <w:rFonts w:eastAsia="黑体"/>
+        </w:rPr>
         <w:t xml:space="preserve"> </w:t>
       </w:r>
       <w:r>
         <w:rPr>
-          <w:rFonts w:hint="eastAsia"/>
+          <w:rFonts w:hint="eastAsia" w:eastAsia="黑体"/>
         </w:rPr>
         <w:t xml:space="preserve">与</w:t>
       </w:r>
       <w:r>
+        <w:rPr>
+          <w:rFonts w:eastAsia="黑体"/>
+        </w:rPr>
         <w:t xml:space="preserve"> </w:t>
       </w:r>
       <m:oMath>
@@ -1157,15 +1352,21 @@
         </m:sSub>
       </m:oMath>
       <w:r>
+        <w:rPr>
+          <w:rFonts w:eastAsia="黑体"/>
+        </w:rPr>
         <w:t xml:space="preserve"> </w:t>
       </w:r>
       <w:r>
         <w:rPr>
-          <w:rFonts w:hint="eastAsia"/>
+          <w:rFonts w:hint="eastAsia" w:eastAsia="黑体"/>
         </w:rPr>
         <w:t xml:space="preserve">并接于</w:t>
       </w:r>
       <w:r>
+        <w:rPr>
+          <w:rFonts w:eastAsia="黑体"/>
+        </w:rPr>
         <w:t xml:space="preserve"> </w:t>
       </w:r>
       <m:oMath>
@@ -1183,24 +1384,33 @@
         </m:sSub>
       </m:oMath>
       <w:r>
+        <w:rPr>
+          <w:rFonts w:eastAsia="黑体"/>
+        </w:rPr>
         <w:t xml:space="preserve"> </w:t>
       </w:r>
       <w:r>
         <w:rPr>
-          <w:rFonts w:hint="eastAsia"/>
+          <w:rFonts w:hint="eastAsia" w:eastAsia="黑体"/>
         </w:rPr>
         <w:t xml:space="preserve">与地之间，运放同相端</w:t>
       </w:r>
       <w:r>
+        <w:rPr>
+          <w:rFonts w:eastAsia="黑体"/>
+        </w:rPr>
         <w:t xml:space="preserve"> IN+ </w:t>
       </w:r>
       <w:r>
         <w:rPr>
-          <w:rFonts w:hint="eastAsia"/>
+          <w:rFonts w:hint="eastAsia" w:eastAsia="黑体"/>
         </w:rPr>
         <w:t xml:space="preserve">接</w:t>
       </w:r>
       <w:r>
+        <w:rPr>
+          <w:rFonts w:eastAsia="黑体"/>
+        </w:rPr>
         <w:t xml:space="preserve"> </w:t>
       </w:r>
       <m:oMath>
@@ -1219,11 +1429,14 @@
       </m:oMath>
       <w:r>
         <w:rPr>
-          <w:rFonts w:hint="eastAsia"/>
+          <w:rFonts w:hint="eastAsia" w:eastAsia="黑体"/>
         </w:rPr>
         <w:t xml:space="preserve">、输出经分压电阻回接</w:t>
       </w:r>
       <w:r>
+        <w:rPr>
+          <w:rFonts w:eastAsia="黑体"/>
+        </w:rPr>
         <w:t xml:space="preserve"> IN−。</w:t>
       </w:r>
     </w:p>
@@ -1231,16 +1444,19 @@
       <w:pPr/>
       <w:r>
         <w:rPr>
-          <w:rFonts w:hint="eastAsia"/>
+          <w:rFonts w:hint="eastAsia" w:eastAsia="黑体"/>
         </w:rPr>
         <w:t xml:space="preserve">组态上，这是一个用单运放加</w:t>
       </w:r>
       <w:r>
+        <w:rPr>
+          <w:rFonts w:eastAsia="黑体"/>
+        </w:rPr>
         <w:t xml:space="preserve"> RC </w:t>
       </w:r>
       <w:r>
         <w:rPr>
-          <w:rFonts w:hint="eastAsia"/>
+          <w:rFonts w:hint="eastAsia" w:eastAsia="黑体"/>
         </w:rPr>
         <w:t xml:space="preserve">网络实现的二阶有源带通组态，利用大电阻小电容避免电感，用于音频选频、调制解调与测量。</w:t>
       </w:r>
@@ -1253,7 +1469,7 @@
       </w:pPr>
       <w:r>
         <w:rPr>
-          <w:rFonts w:hint="eastAsia"/>
+          <w:rFonts w:hint="eastAsia" w:eastAsia="黑体"/>
         </w:rPr>
         <w:t xml:space="preserve">工作原理</w:t>
       </w:r>
@@ -1263,20 +1479,26 @@
         <w:pStyle w:val="FirstParagraph"/>
       </w:pPr>
       <w:r>
+        <w:rPr>
+          <w:rFonts w:eastAsia="黑体"/>
+        </w:rPr>
         <w:t xml:space="preserve">RC </w:t>
       </w:r>
       <w:r>
         <w:rPr>
-          <w:rFonts w:hint="eastAsia"/>
+          <w:rFonts w:hint="eastAsia" w:eastAsia="黑体"/>
         </w:rPr>
         <w:t xml:space="preserve">网络只在中心频率附近提供必要的反馈与选频特性，运放放大该频带信号并抑制两侧频率，形成带通响应。相比无源</w:t>
       </w:r>
       <w:r>
+        <w:rPr>
+          <w:rFonts w:eastAsia="黑体"/>
+        </w:rPr>
         <w:t xml:space="preserve"> </w:t>
       </w:r>
       <w:r>
         <w:rPr>
-          <w:rFonts w:hint="eastAsia"/>
+          <w:rFonts w:hint="eastAsia" w:eastAsia="黑体"/>
         </w:rPr>
         <w:t xml:space="preserve">LC，有源带通可用大电阻小电容实现低频选频，且无需电感。</w:t>
       </w:r>
@@ -1289,7 +1511,7 @@
       </w:pPr>
       <w:r>
         <w:rPr>
-          <w:rFonts w:hint="eastAsia"/>
+          <w:rFonts w:hint="eastAsia" w:eastAsia="黑体"/>
         </w:rPr>
         <w:t xml:space="preserve">关键计算公式</w:t>
       </w:r>
@@ -1300,11 +1522,14 @@
         <w:pStyle w:val="Heading3"/>
       </w:pPr>
       <w:r>
+        <w:rPr>
+          <w:rFonts w:eastAsia="黑体"/>
+        </w:rPr>
         <w:t xml:space="preserve">Sallen-Key </w:t>
       </w:r>
       <w:r>
         <w:rPr>
-          <w:rFonts w:hint="eastAsia"/>
+          <w:rFonts w:hint="eastAsia" w:eastAsia="黑体"/>
         </w:rPr>
         <w:t xml:space="preserve">式带通（二阶）</w:t>
       </w:r>
@@ -1318,7 +1543,7 @@
       </w:pPr>
       <w:r>
         <w:rPr>
-          <w:rFonts w:hint="eastAsia"/>
+          <w:rFonts w:hint="eastAsia" w:eastAsia="黑体"/>
         </w:rPr>
         <w:t xml:space="preserve">中心频率：</w:t>
       </w:r>
@@ -1437,7 +1662,7 @@
       </w:pPr>
       <w:r>
         <w:rPr>
-          <w:rFonts w:hint="eastAsia"/>
+          <w:rFonts w:hint="eastAsia" w:eastAsia="黑体"/>
         </w:rPr>
         <w:t xml:space="preserve">品质因数（简化，增益相关）：</w:t>
       </w:r>
@@ -1522,7 +1747,7 @@
       </w:pPr>
       <w:r>
         <w:rPr>
-          <w:rFonts w:hint="eastAsia"/>
+          <w:rFonts w:hint="eastAsia" w:eastAsia="黑体"/>
         </w:rPr>
         <w:t xml:space="preserve">带宽：</w:t>
       </w:r>
@@ -1584,7 +1809,7 @@
       </w:pPr>
       <w:r>
         <w:rPr>
-          <w:rFonts w:hint="eastAsia"/>
+          <w:rFonts w:hint="eastAsia" w:eastAsia="黑体"/>
         </w:rPr>
         <w:t xml:space="preserve">多重反馈（MFB）带通</w:t>
       </w:r>
@@ -1598,7 +1823,7 @@
       </w:pPr>
       <w:r>
         <w:rPr>
-          <w:rFonts w:hint="eastAsia"/>
+          <w:rFonts w:hint="eastAsia" w:eastAsia="黑体"/>
         </w:rPr>
         <w:t xml:space="preserve">中心频率：</w:t>
       </w:r>
@@ -1801,7 +2026,7 @@
       </w:pPr>
       <w:r>
         <w:rPr>
-          <w:rFonts w:hint="eastAsia"/>
+          <w:rFonts w:hint="eastAsia" w:eastAsia="黑体"/>
         </w:rPr>
         <w:t xml:space="preserve">中心增益：</w:t>
       </w:r>
@@ -1910,7 +2135,7 @@
             </w:pPr>
             <w:r>
               <w:rPr>
-                <w:rFonts w:hint="eastAsia"/>
+                <w:rFonts w:hint="eastAsia" w:eastAsia="黑体"/>
               </w:rPr>
               <w:t xml:space="preserve">符号</w:t>
             </w:r>
@@ -1924,7 +2149,7 @@
             </w:pPr>
             <w:r>
               <w:rPr>
-                <w:rFonts w:hint="eastAsia"/>
+                <w:rFonts w:hint="eastAsia" w:eastAsia="黑体"/>
               </w:rPr>
               <w:t xml:space="preserve">含义</w:t>
             </w:r>
@@ -1938,7 +2163,7 @@
             </w:pPr>
             <w:r>
               <w:rPr>
-                <w:rFonts w:hint="eastAsia"/>
+                <w:rFonts w:hint="eastAsia" w:eastAsia="黑体"/>
               </w:rPr>
               <w:t xml:space="preserve">单位</w:t>
             </w:r>
@@ -2003,6 +2228,9 @@
               </m:sSub>
             </m:oMath>
             <w:r>
+              <w:rPr>
+                <w:rFonts w:eastAsia="黑体"/>
+              </w:rPr>
               <w:t xml:space="preserve">​</w:t>
             </w:r>
           </w:p>
@@ -2015,7 +2243,7 @@
             </w:pPr>
             <w:r>
               <w:rPr>
-                <w:rFonts w:hint="eastAsia"/>
+                <w:rFonts w:hint="eastAsia" w:eastAsia="黑体"/>
               </w:rPr>
               <w:t xml:space="preserve">阻容/反馈电阻</w:t>
             </w:r>
@@ -2028,6 +2256,9 @@
               <w:pStyle w:val="Compact"/>
             </w:pPr>
             <w:r>
+              <w:rPr>
+                <w:rFonts w:eastAsia="黑体"/>
+              </w:rPr>
               <w:t xml:space="preserve">Ω</w:t>
             </w:r>
           </w:p>
@@ -2082,6 +2313,9 @@
               </m:r>
             </m:oMath>
             <w:r>
+              <w:rPr>
+                <w:rFonts w:eastAsia="黑体"/>
+              </w:rPr>
               <w:t xml:space="preserve">​</w:t>
             </w:r>
           </w:p>
@@ -2094,7 +2328,7 @@
             </w:pPr>
             <w:r>
               <w:rPr>
-                <w:rFonts w:hint="eastAsia"/>
+                <w:rFonts w:hint="eastAsia" w:eastAsia="黑体"/>
               </w:rPr>
               <w:t xml:space="preserve">选频电容</w:t>
             </w:r>
@@ -2107,6 +2341,9 @@
               <w:pStyle w:val="Compact"/>
             </w:pPr>
             <w:r>
+              <w:rPr>
+                <w:rFonts w:eastAsia="黑体"/>
+              </w:rPr>
               <w:t xml:space="preserve">F</w:t>
             </w:r>
           </w:p>
@@ -2134,6 +2371,9 @@
               </m:sSub>
             </m:oMath>
             <w:r>
+              <w:rPr>
+                <w:rFonts w:eastAsia="黑体"/>
+              </w:rPr>
               <w:t xml:space="preserve">​</w:t>
             </w:r>
           </w:p>
@@ -2146,7 +2386,7 @@
             </w:pPr>
             <w:r>
               <w:rPr>
-                <w:rFonts w:hint="eastAsia"/>
+                <w:rFonts w:hint="eastAsia" w:eastAsia="黑体"/>
               </w:rPr>
               <w:t xml:space="preserve">中心频率</w:t>
             </w:r>
@@ -2159,6 +2399,9 @@
               <w:pStyle w:val="Compact"/>
             </w:pPr>
             <w:r>
+              <w:rPr>
+                <w:rFonts w:eastAsia="黑体"/>
+              </w:rPr>
               <w:t xml:space="preserve">Hz</w:t>
             </w:r>
           </w:p>
@@ -2177,6 +2420,9 @@
               </m:r>
             </m:oMath>
             <w:r>
+              <w:rPr>
+                <w:rFonts w:eastAsia="黑体"/>
+              </w:rPr>
               <w:t xml:space="preserve">​</w:t>
             </w:r>
           </w:p>
@@ -2189,7 +2435,7 @@
             </w:pPr>
             <w:r>
               <w:rPr>
-                <w:rFonts w:hint="eastAsia"/>
+                <w:rFonts w:hint="eastAsia" w:eastAsia="黑体"/>
               </w:rPr>
               <w:t xml:space="preserve">品质因数</w:t>
             </w:r>
@@ -2203,7 +2449,7 @@
             </w:pPr>
             <w:r>
               <w:rPr>
-                <w:rFonts w:hint="eastAsia"/>
+                <w:rFonts w:hint="eastAsia" w:eastAsia="黑体"/>
               </w:rPr>
               <w:t xml:space="preserve">无量纲</w:t>
             </w:r>
@@ -2226,6 +2472,9 @@
               </m:r>
             </m:oMath>
             <w:r>
+              <w:rPr>
+                <w:rFonts w:eastAsia="黑体"/>
+              </w:rPr>
               <w:t xml:space="preserve">​</w:t>
             </w:r>
           </w:p>
@@ -2238,7 +2487,7 @@
             </w:pPr>
             <w:r>
               <w:rPr>
-                <w:rFonts w:hint="eastAsia"/>
+                <w:rFonts w:hint="eastAsia" w:eastAsia="黑体"/>
               </w:rPr>
               <w:t xml:space="preserve">带宽</w:t>
             </w:r>
@@ -2251,6 +2500,9 @@
               <w:pStyle w:val="Compact"/>
             </w:pPr>
             <w:r>
+              <w:rPr>
+                <w:rFonts w:eastAsia="黑体"/>
+              </w:rPr>
               <w:t xml:space="preserve">Hz</w:t>
             </w:r>
           </w:p>
@@ -2287,6 +2539,9 @@
               </m:sSub>
             </m:oMath>
             <w:r>
+              <w:rPr>
+                <w:rFonts w:eastAsia="黑体"/>
+              </w:rPr>
               <w:t xml:space="preserve">​</w:t>
             </w:r>
           </w:p>
@@ -2299,7 +2554,7 @@
             </w:pPr>
             <w:r>
               <w:rPr>
-                <w:rFonts w:hint="eastAsia"/>
+                <w:rFonts w:hint="eastAsia" w:eastAsia="黑体"/>
               </w:rPr>
               <w:t xml:space="preserve">中心增益</w:t>
             </w:r>
@@ -2313,7 +2568,7 @@
             </w:pPr>
             <w:r>
               <w:rPr>
-                <w:rFonts w:hint="eastAsia"/>
+                <w:rFonts w:hint="eastAsia" w:eastAsia="黑体"/>
               </w:rPr>
               <w:t xml:space="preserve">无量纲</w:t>
             </w:r>
@@ -2330,7 +2585,7 @@
       </w:pPr>
       <w:r>
         <w:rPr>
-          <w:rFonts w:hint="eastAsia"/>
+          <w:rFonts w:hint="eastAsia" w:eastAsia="黑体"/>
         </w:rPr>
         <w:t xml:space="preserve">元件调整影响</w:t>
       </w:r>
@@ -2345,6 +2600,7 @@
       </w:pPr>
       <w:r>
         <w:rPr>
+          <w:rFonts w:eastAsia="黑体"/>
           <w:b/>
           <w:bCs/>
         </w:rPr>
@@ -2352,19 +2608,28 @@
       </w:r>
       <w:r>
         <w:rPr>
-          <w:rFonts w:hint="eastAsia"/>
+          <w:rFonts w:hint="eastAsia" w:eastAsia="黑体"/>
           <w:b/>
           <w:bCs/>
         </w:rPr>
         <w:t xml:space="preserve">增大</w:t>
       </w:r>
       <w:r>
+        <w:rPr>
+          <w:rFonts w:eastAsia="黑体"/>
+        </w:rPr>
         <w:t xml:space="preserve"> </w:t>
       </w:r>
       <w:r>
+        <w:rPr>
+          <w:rFonts w:eastAsia="黑体"/>
+        </w:rPr>
         <w:t xml:space="preserve">→</w:t>
       </w:r>
       <w:r>
+        <w:rPr>
+          <w:rFonts w:eastAsia="黑体"/>
+        </w:rPr>
         <w:t xml:space="preserve"> </w:t>
       </w:r>
       <m:oMath>
@@ -2382,11 +2647,14 @@
         </m:sSub>
       </m:oMath>
       <w:r>
+        <w:rPr>
+          <w:rFonts w:eastAsia="黑体"/>
+        </w:rPr>
         <w:t xml:space="preserve"> </w:t>
       </w:r>
       <w:r>
         <w:rPr>
-          <w:rFonts w:hint="eastAsia"/>
+          <w:rFonts w:hint="eastAsia" w:eastAsia="黑体"/>
         </w:rPr>
         <w:t xml:space="preserve">降低。</w:t>
       </w:r>
@@ -2415,6 +2683,7 @@
       </m:oMath>
       <w:r>
         <w:rPr>
+          <w:rFonts w:eastAsia="黑体"/>
           <w:b/>
           <w:bCs/>
         </w:rPr>
@@ -2422,19 +2691,28 @@
       </w:r>
       <w:r>
         <w:rPr>
-          <w:rFonts w:hint="eastAsia"/>
+          <w:rFonts w:hint="eastAsia" w:eastAsia="黑体"/>
           <w:b/>
           <w:bCs/>
         </w:rPr>
         <w:t xml:space="preserve">增大（MFB）</w:t>
       </w:r>
       <w:r>
+        <w:rPr>
+          <w:rFonts w:eastAsia="黑体"/>
+        </w:rPr>
         <w:t xml:space="preserve"> </w:t>
       </w:r>
       <w:r>
+        <w:rPr>
+          <w:rFonts w:eastAsia="黑体"/>
+        </w:rPr>
         <w:t xml:space="preserve">→</w:t>
       </w:r>
       <w:r>
+        <w:rPr>
+          <w:rFonts w:eastAsia="黑体"/>
+        </w:rPr>
         <w:t xml:space="preserve"> </w:t>
       </w:r>
       <m:oMath>
@@ -2452,20 +2730,26 @@
         </m:sSub>
       </m:oMath>
       <w:r>
+        <w:rPr>
+          <w:rFonts w:eastAsia="黑体"/>
+        </w:rPr>
         <w:t xml:space="preserve"> </w:t>
       </w:r>
       <w:r>
         <w:rPr>
-          <w:rFonts w:hint="eastAsia"/>
+          <w:rFonts w:hint="eastAsia" w:eastAsia="黑体"/>
         </w:rPr>
         <w:t xml:space="preserve">降低、增益增大、Q</w:t>
       </w:r>
       <w:r>
+        <w:rPr>
+          <w:rFonts w:eastAsia="黑体"/>
+        </w:rPr>
         <w:t xml:space="preserve"> </w:t>
       </w:r>
       <w:r>
         <w:rPr>
-          <w:rFonts w:hint="eastAsia"/>
+          <w:rFonts w:hint="eastAsia" w:eastAsia="黑体"/>
         </w:rPr>
         <w:t xml:space="preserve">升高。</w:t>
       </w:r>
@@ -2480,7 +2764,7 @@
       </w:pPr>
       <w:r>
         <w:rPr>
-          <w:rFonts w:hint="eastAsia"/>
+          <w:rFonts w:hint="eastAsia" w:eastAsia="黑体"/>
           <w:b/>
           <w:bCs/>
         </w:rPr>
@@ -2488,6 +2772,7 @@
       </w:r>
       <w:r>
         <w:rPr>
+          <w:rFonts w:eastAsia="黑体"/>
           <w:b/>
           <w:bCs/>
         </w:rPr>
@@ -2495,21 +2780,27 @@
       </w:r>
       <w:r>
         <w:rPr>
-          <w:rFonts w:hint="eastAsia"/>
+          <w:rFonts w:hint="eastAsia" w:eastAsia="黑体"/>
           <w:b/>
           <w:bCs/>
         </w:rPr>
         <w:t xml:space="preserve">增大（Sallen-Key）</w:t>
       </w:r>
       <w:r>
+        <w:rPr>
+          <w:rFonts w:eastAsia="黑体"/>
+        </w:rPr>
         <w:t xml:space="preserve"> </w:t>
       </w:r>
       <w:r>
+        <w:rPr>
+          <w:rFonts w:eastAsia="黑体"/>
+        </w:rPr>
         <w:t xml:space="preserve">→ Q </w:t>
       </w:r>
       <w:r>
         <w:rPr>
-          <w:rFonts w:hint="eastAsia"/>
+          <w:rFonts w:hint="eastAsia" w:eastAsia="黑体"/>
         </w:rPr>
         <w:t xml:space="preserve">升高、带宽变窄。</w:t>
       </w:r>
@@ -2524,21 +2815,27 @@
       </w:pPr>
       <w:r>
         <w:rPr>
-          <w:rFonts w:hint="eastAsia"/>
+          <w:rFonts w:hint="eastAsia" w:eastAsia="黑体"/>
           <w:b/>
           <w:bCs/>
         </w:rPr>
         <w:t xml:space="preserve">运放带宽不足</w:t>
       </w:r>
       <w:r>
+        <w:rPr>
+          <w:rFonts w:eastAsia="黑体"/>
+        </w:rPr>
         <w:t xml:space="preserve"> </w:t>
       </w:r>
       <w:r>
+        <w:rPr>
+          <w:rFonts w:eastAsia="黑体"/>
+        </w:rPr>
         <w:t xml:space="preserve">→ </w:t>
       </w:r>
       <w:r>
         <w:rPr>
-          <w:rFonts w:hint="eastAsia"/>
+          <w:rFonts w:hint="eastAsia" w:eastAsia="黑体"/>
         </w:rPr>
         <w:t xml:space="preserve">高频带通特性偏离。</w:t>
       </w:r>
@@ -2551,7 +2848,7 @@
       </w:pPr>
       <w:r>
         <w:rPr>
-          <w:rFonts w:hint="eastAsia"/>
+          <w:rFonts w:hint="eastAsia" w:eastAsia="黑体"/>
         </w:rPr>
         <w:t xml:space="preserve">典型参数示例</w:t>
       </w:r>
@@ -2565,11 +2862,14 @@
         </w:numPr>
       </w:pPr>
       <w:r>
+        <w:rPr>
+          <w:rFonts w:eastAsia="黑体"/>
+        </w:rPr>
         <w:t xml:space="preserve">MFB </w:t>
       </w:r>
       <w:r>
         <w:rPr>
-          <w:rFonts w:hint="eastAsia"/>
+          <w:rFonts w:hint="eastAsia" w:eastAsia="黑体"/>
         </w:rPr>
         <w:t xml:space="preserve">带通、</w:t>
       </w:r>
@@ -2598,6 +2898,9 @@
         </m:r>
       </m:oMath>
       <w:r>
+        <w:rPr>
+          <w:rFonts w:eastAsia="黑体"/>
+        </w:rPr>
         <w:t xml:space="preserve">、</w:t>
       </w:r>
       <m:oMath>
@@ -2652,6 +2955,9 @@
         </m:r>
       </m:oMath>
       <w:r>
+        <w:rPr>
+          <w:rFonts w:eastAsia="黑体"/>
+        </w:rPr>
         <w:t xml:space="preserve">、</w:t>
       </w:r>
       <m:oMath>
@@ -2689,7 +2995,7 @@
       </m:oMath>
       <w:r>
         <w:rPr>
-          <w:rFonts w:hint="eastAsia"/>
+          <w:rFonts w:hint="eastAsia" w:eastAsia="黑体"/>
         </w:rPr>
         <w:t xml:space="preserve">：</w:t>
       </w:r>
@@ -2871,7 +3177,7 @@
       </m:oMath>
       <w:r>
         <w:rPr>
-          <w:rFonts w:hint="eastAsia"/>
+          <w:rFonts w:hint="eastAsia" w:eastAsia="黑体"/>
         </w:rPr>
         <w:t xml:space="preserve">，</w:t>
       </w:r>
@@ -2964,6 +3270,9 @@
         </m:r>
       </m:oMath>
       <w:r>
+        <w:rPr>
+          <w:rFonts w:eastAsia="黑体"/>
+        </w:rPr>
         <w:t xml:space="preserve">。</w:t>
       </w:r>
     </w:p>
@@ -2977,11 +3286,14 @@
       </w:pPr>
       <w:r>
         <w:rPr>
-          <w:rFonts w:hint="eastAsia"/>
+          <w:rFonts w:hint="eastAsia" w:eastAsia="黑体"/>
         </w:rPr>
         <w:t xml:space="preserve">目标</w:t>
       </w:r>
       <w:r>
+        <w:rPr>
+          <w:rFonts w:eastAsia="黑体"/>
+        </w:rPr>
         <w:t xml:space="preserve"> </w:t>
       </w:r>
       <m:oMath>
@@ -2999,6 +3311,9 @@
         </m:r>
       </m:oMath>
       <w:r>
+        <w:rPr>
+          <w:rFonts w:eastAsia="黑体"/>
+        </w:rPr>
         <w:t xml:space="preserve">、</w:t>
       </w:r>
       <m:oMath>
@@ -3036,7 +3351,7 @@
       </m:oMath>
       <w:r>
         <w:rPr>
-          <w:rFonts w:hint="eastAsia"/>
+          <w:rFonts w:hint="eastAsia" w:eastAsia="黑体"/>
         </w:rPr>
         <w:t xml:space="preserve">：</w:t>
       </w:r>
@@ -3068,6 +3383,9 @@
         </m:r>
       </m:oMath>
       <w:r>
+        <w:rPr>
+          <w:rFonts w:eastAsia="黑体"/>
+        </w:rPr>
         <w:t xml:space="preserve">。</w:t>
       </w:r>
     </w:p>
@@ -3079,7 +3397,7 @@
       </w:pPr>
       <w:r>
         <w:rPr>
-          <w:rFonts w:hint="eastAsia"/>
+          <w:rFonts w:hint="eastAsia" w:eastAsia="黑体"/>
         </w:rPr>
         <w:t xml:space="preserve">常见器件型号</w:t>
       </w:r>
@@ -3094,7 +3412,7 @@
       </w:pPr>
       <w:r>
         <w:rPr>
-          <w:rFonts w:hint="eastAsia"/>
+          <w:rFonts w:hint="eastAsia" w:eastAsia="黑体"/>
         </w:rPr>
         <w:t xml:space="preserve">运放：TL072、LM358、NE5532、OPA2134。</w:t>
       </w:r>
@@ -3109,25 +3427,31 @@
       </w:pPr>
       <w:r>
         <w:rPr>
-          <w:rFonts w:hint="eastAsia"/>
+          <w:rFonts w:hint="eastAsia" w:eastAsia="黑体"/>
         </w:rPr>
         <w:t xml:space="preserve">电阻/电容：1%</w:t>
       </w:r>
       <w:r>
+        <w:rPr>
+          <w:rFonts w:eastAsia="黑体"/>
+        </w:rPr>
         <w:t xml:space="preserve"> </w:t>
       </w:r>
       <w:r>
         <w:rPr>
-          <w:rFonts w:hint="eastAsia"/>
+          <w:rFonts w:hint="eastAsia" w:eastAsia="黑体"/>
         </w:rPr>
         <w:t xml:space="preserve">金属膜电阻、C0G/NP0</w:t>
       </w:r>
       <w:r>
+        <w:rPr>
+          <w:rFonts w:eastAsia="黑体"/>
+        </w:rPr>
         <w:t xml:space="preserve"> </w:t>
       </w:r>
       <w:r>
         <w:rPr>
-          <w:rFonts w:hint="eastAsia"/>
+          <w:rFonts w:hint="eastAsia" w:eastAsia="黑体"/>
         </w:rPr>
         <w:t xml:space="preserve">电容。</w:t>
       </w:r>
@@ -3142,7 +3466,7 @@
       </w:pPr>
       <w:r>
         <w:rPr>
-          <w:rFonts w:hint="eastAsia"/>
+          <w:rFonts w:hint="eastAsia" w:eastAsia="黑体"/>
         </w:rPr>
         <w:t xml:space="preserve">常用：按需选型。</w:t>
       </w:r>
@@ -3155,7 +3479,7 @@
       </w:pPr>
       <w:r>
         <w:rPr>
-          <w:rFonts w:hint="eastAsia"/>
+          <w:rFonts w:hint="eastAsia" w:eastAsia="黑体"/>
         </w:rPr>
         <w:t xml:space="preserve">注意事项</w:t>
       </w:r>
@@ -3170,7 +3494,7 @@
       </w:pPr>
       <w:r>
         <w:rPr>
-          <w:rFonts w:hint="eastAsia"/>
+          <w:rFonts w:hint="eastAsia" w:eastAsia="黑体"/>
         </w:rPr>
         <w:t xml:space="preserve">有源带通无需电感，适合低频选频。</w:t>
       </w:r>
@@ -3185,16 +3509,19 @@
       </w:pPr>
       <w:r>
         <w:rPr>
-          <w:rFonts w:hint="eastAsia"/>
+          <w:rFonts w:hint="eastAsia" w:eastAsia="黑体"/>
         </w:rPr>
         <w:t xml:space="preserve">高</w:t>
       </w:r>
       <w:r>
+        <w:rPr>
+          <w:rFonts w:eastAsia="黑体"/>
+        </w:rPr>
         <w:t xml:space="preserve"> Q </w:t>
       </w:r>
       <w:r>
         <w:rPr>
-          <w:rFonts w:hint="eastAsia"/>
+          <w:rFonts w:hint="eastAsia" w:eastAsia="黑体"/>
         </w:rPr>
         <w:t xml:space="preserve">设计对元件容差敏感。</w:t>
       </w:r>
@@ -3208,20 +3535,26 @@
         </w:numPr>
       </w:pPr>
       <w:r>
+        <w:rPr>
+          <w:rFonts w:eastAsia="黑体"/>
+        </w:rPr>
         <w:t xml:space="preserve">Sallen-Key </w:t>
       </w:r>
       <w:r>
         <w:rPr>
-          <w:rFonts w:hint="eastAsia"/>
+          <w:rFonts w:hint="eastAsia" w:eastAsia="黑体"/>
         </w:rPr>
         <w:t xml:space="preserve">带通增益受</w:t>
       </w:r>
       <w:r>
+        <w:rPr>
+          <w:rFonts w:eastAsia="黑体"/>
+        </w:rPr>
         <w:t xml:space="preserve"> Q </w:t>
       </w:r>
       <w:r>
         <w:rPr>
-          <w:rFonts w:hint="eastAsia"/>
+          <w:rFonts w:hint="eastAsia" w:eastAsia="黑体"/>
         </w:rPr>
         <w:t xml:space="preserve">限制，设计需注意稳定性。</w:t>
       </w:r>
@@ -3234,7 +3567,7 @@
       </w:pPr>
       <w:r>
         <w:rPr>
-          <w:rFonts w:hint="eastAsia"/>
+          <w:rFonts w:hint="eastAsia" w:eastAsia="黑体"/>
         </w:rPr>
         <w:t xml:space="preserve">参考资料</w:t>
       </w:r>
@@ -3248,15 +3581,21 @@
         </w:numPr>
       </w:pPr>
       <w:r>
+        <w:rPr>
+          <w:rFonts w:eastAsia="黑体"/>
+        </w:rPr>
         <w:t xml:space="preserve">TI </w:t>
       </w:r>
       <w:r>
         <w:rPr>
-          <w:rFonts w:hint="eastAsia"/>
+          <w:rFonts w:hint="eastAsia" w:eastAsia="黑体"/>
         </w:rPr>
         <w:t xml:space="preserve">应用笔记</w:t>
       </w:r>
       <w:r>
+        <w:rPr>
+          <w:rFonts w:eastAsia="黑体"/>
+        </w:rPr>
         <w:t xml:space="preserve"> SLOA049。</w:t>
       </w:r>
     </w:p>
@@ -3269,6 +3608,9 @@
         </w:numPr>
       </w:pPr>
       <w:r>
+        <w:rPr>
+          <w:rFonts w:eastAsia="黑体"/>
+        </w:rPr>
         <w:t xml:space="preserve">Wikipedia: Multiple feedback topology。</w:t>
       </w:r>
     </w:p>
@@ -3282,7 +3624,7 @@
       </w:pPr>
       <w:r>
         <w:rPr>
-          <w:rFonts w:hint="eastAsia"/>
+          <w:rFonts w:hint="eastAsia" w:eastAsia="黑体"/>
         </w:rPr>
         <w:t xml:space="preserve">《模拟电子技术基础》（童诗白、华成英）。</w:t>
       </w:r>
@@ -3296,11 +3638,11 @@
       </w:pPr>
       <w:r>
         <w:rPr>
-          <w:rFonts w:ascii="Times New Roman" w:hAnsi="Times New Roman"/>
+          <w:rFonts w:ascii="Times New Roman" w:hAnsi="Times New Roman" w:eastAsia="黑体"/>
           <w:color w:val="555555"/>
           <w:sz w:val="21"/>
         </w:rPr>
-        <w:t>材料收集者：杜文杰</w:t>
+        <w:t>材料收集者：杜文杰，WX手机：19519196569，QQ:3478827729</w:t>
       </w:r>
     </w:p>
     <w:sectPr>
@@ -3320,7 +3662,7 @@
 </file>
 
 <file path=word/footer1.xml><?xml version="1.0" encoding="utf-8"?>
-<w:ftr xmlns:m="http://schemas.openxmlformats.org/officeDocument/2006/math" xmlns:mc="http://schemas.openxmlformats.org/markup-compatibility/2006" xmlns:mo="http://schemas.microsoft.com/office/mac/office/2008/main" xmlns:mv="urn:schemas-microsoft-com:mac:vml" xmlns:o="urn:schemas-microsoft-com:office:office" xmlns:r="http://schemas.openxmlformats.org/officeDocument/2006/relationships" xmlns:v="urn:schemas-microsoft-com:vml" xmlns:w10="urn:schemas-microsoft-com:office:word" xmlns:w14="http://schemas.microsoft.com/office/word/2010/wordml" xmlns:w="http://schemas.openxmlformats.org/wordprocessingml/2006/main" xmlns:wne="http://schemas.microsoft.com/office/word/2006/wordml" xmlns:wp14="http://schemas.microsoft.com/office/word/2010/wordprocessingDrawing" xmlns:wp="http://schemas.openxmlformats.org/drawingml/2006/wordprocessingDrawing" xmlns:wpc="http://schemas.microsoft.com/office/word/2010/wordprocessingCanvas" xmlns:wpg="http://schemas.microsoft.com/office/word/2010/wordprocessingGroup" xmlns:wpi="http://schemas.microsoft.com/office/word/2010/wordprocessingInk" xmlns:wps="http://schemas.microsoft.com/office/word/2010/wordprocessingShape" mc:Ignorable="w14 wp14">
+<w:ftr xmlns:mc="http://schemas.openxmlformats.org/markup-compatibility/2006" xmlns:w="http://schemas.openxmlformats.org/wordprocessingml/2006/main" xmlns:m="http://schemas.openxmlformats.org/officeDocument/2006/math" xmlns:mo="http://schemas.microsoft.com/office/mac/office/2008/main" xmlns:mv="urn:schemas-microsoft-com:mac:vml" xmlns:o="urn:schemas-microsoft-com:office:office" xmlns:r="http://schemas.openxmlformats.org/officeDocument/2006/relationships" xmlns:v="urn:schemas-microsoft-com:vml" xmlns:w10="urn:schemas-microsoft-com:office:word" xmlns:w14="http://schemas.microsoft.com/office/word/2010/wordml" xmlns:wne="http://schemas.microsoft.com/office/word/2006/wordml" xmlns:wp14="http://schemas.microsoft.com/office/word/2010/wordprocessingDrawing" xmlns:wp="http://schemas.openxmlformats.org/drawingml/2006/wordprocessingDrawing" xmlns:wpc="http://schemas.microsoft.com/office/word/2010/wordprocessingCanvas" xmlns:wpg="http://schemas.microsoft.com/office/word/2010/wordprocessingGroup" xmlns:wpi="http://schemas.microsoft.com/office/word/2010/wordprocessingInk" xmlns:wps="http://schemas.microsoft.com/office/word/2010/wordprocessingShape" mc:Ignorable="w14 wp14">
   <w:p>
     <w:pPr>
       <w:pStyle w:val="Footer"/>
@@ -3328,12 +3670,14 @@
     </w:pPr>
     <w:r>
       <w:rPr>
+        <w:rFonts w:eastAsia="黑体"/>
         <w:sz w:val="18"/>
       </w:rPr>
       <w:t xml:space="preserve">第 </w:t>
     </w:r>
     <w:r>
       <w:rPr>
+        <w:rFonts w:eastAsia="黑体"/>
         <w:sz w:val="18"/>
       </w:rPr>
       <w:fldChar w:fldCharType="begin"/>
@@ -3342,6 +3686,7 @@
     </w:r>
     <w:r>
       <w:rPr>
+        <w:rFonts w:eastAsia="黑体"/>
         <w:sz w:val="18"/>
       </w:rPr>
       <w:t xml:space="preserve"> 页</w:t>
@@ -3355,6 +3700,9 @@
   <w:footnote w:type="continuationSeparator" w:id="0">
     <w:p>
       <w:r>
+        <w:rPr>
+          <w:rFonts w:eastAsia="黑体"/>
+        </w:rPr>
         <w:continuationSeparator/>
       </w:r>
     </w:p>
@@ -3362,6 +3710,9 @@
   <w:footnote w:type="separator" w:id="-1">
     <w:p>
       <w:r>
+        <w:rPr>
+          <w:rFonts w:eastAsia="黑体"/>
+        </w:rPr>
         <w:separator/>
       </w:r>
     </w:p>
@@ -3370,7 +3721,7 @@
 </file>
 
 <file path=word/header1.xml><?xml version="1.0" encoding="utf-8"?>
-<w:hdr xmlns:m="http://schemas.openxmlformats.org/officeDocument/2006/math" xmlns:mc="http://schemas.openxmlformats.org/markup-compatibility/2006" xmlns:mo="http://schemas.microsoft.com/office/mac/office/2008/main" xmlns:mv="urn:schemas-microsoft-com:mac:vml" xmlns:o="urn:schemas-microsoft-com:office:office" xmlns:r="http://schemas.openxmlformats.org/officeDocument/2006/relationships" xmlns:v="urn:schemas-microsoft-com:vml" xmlns:w10="urn:schemas-microsoft-com:office:word" xmlns:w14="http://schemas.microsoft.com/office/word/2010/wordml" xmlns:w="http://schemas.openxmlformats.org/wordprocessingml/2006/main" xmlns:wne="http://schemas.microsoft.com/office/word/2006/wordml" xmlns:wp14="http://schemas.microsoft.com/office/word/2010/wordprocessingDrawing" xmlns:wp="http://schemas.openxmlformats.org/drawingml/2006/wordprocessingDrawing" xmlns:wpc="http://schemas.microsoft.com/office/word/2010/wordprocessingCanvas" xmlns:wpg="http://schemas.microsoft.com/office/word/2010/wordprocessingGroup" xmlns:wpi="http://schemas.microsoft.com/office/word/2010/wordprocessingInk" xmlns:wps="http://schemas.microsoft.com/office/word/2010/wordprocessingShape" mc:Ignorable="w14 wp14">
+<w:hdr xmlns:mc="http://schemas.openxmlformats.org/markup-compatibility/2006" xmlns:w="http://schemas.openxmlformats.org/wordprocessingml/2006/main" xmlns:m="http://schemas.openxmlformats.org/officeDocument/2006/math" xmlns:mo="http://schemas.microsoft.com/office/mac/office/2008/main" xmlns:mv="urn:schemas-microsoft-com:mac:vml" xmlns:o="urn:schemas-microsoft-com:office:office" xmlns:r="http://schemas.openxmlformats.org/officeDocument/2006/relationships" xmlns:v="urn:schemas-microsoft-com:vml" xmlns:w10="urn:schemas-microsoft-com:office:word" xmlns:w14="http://schemas.microsoft.com/office/word/2010/wordml" xmlns:wne="http://schemas.microsoft.com/office/word/2006/wordml" xmlns:wp14="http://schemas.microsoft.com/office/word/2010/wordprocessingDrawing" xmlns:wp="http://schemas.openxmlformats.org/drawingml/2006/wordprocessingDrawing" xmlns:wpc="http://schemas.microsoft.com/office/word/2010/wordprocessingCanvas" xmlns:wpg="http://schemas.microsoft.com/office/word/2010/wordprocessingGroup" xmlns:wpi="http://schemas.microsoft.com/office/word/2010/wordprocessingInk" xmlns:wps="http://schemas.microsoft.com/office/word/2010/wordprocessingShape" mc:Ignorable="w14 wp14">
   <w:p>
     <w:pPr>
       <w:pStyle w:val="Header"/>
@@ -3378,7 +3729,7 @@
     </w:pPr>
     <w:r>
       <w:rPr>
-        <w:rFonts w:ascii="Times New Roman" w:hAnsi="Times New Roman"/>
+        <w:rFonts w:ascii="Times New Roman" w:hAnsi="Times New Roman" w:eastAsia="黑体"/>
         <w:sz w:val="18"/>
         <w:rFonts w:eastAsia="黑体"/>
         <w:rFonts w:eastAsia="黑体"/>
@@ -3390,7 +3741,7 @@
 </file>
 
 <file path=word/numbering.xml><?xml version="1.0" encoding="utf-8"?>
-<w:numbering xmlns:m="http://schemas.openxmlformats.org/officeDocument/2006/math" xmlns:mc="http://schemas.openxmlformats.org/markup-compatibility/2006" xmlns:mo="http://schemas.microsoft.com/office/mac/office/2008/main" xmlns:mv="urn:schemas-microsoft-com:mac:vml" xmlns:o="urn:schemas-microsoft-com:office:office" xmlns:r="http://schemas.openxmlformats.org/officeDocument/2006/relationships" xmlns:v="urn:schemas-microsoft-com:vml" xmlns:w="http://schemas.openxmlformats.org/wordprocessingml/2006/main" xmlns:w10="urn:schemas-microsoft-com:office:word" xmlns:w14="http://schemas.microsoft.com/office/word/2010/wordml" xmlns:wne="http://schemas.microsoft.com/office/word/2006/wordml" xmlns:wp="http://schemas.openxmlformats.org/drawingml/2006/wordprocessingDrawing" xmlns:wp14="http://schemas.microsoft.com/office/word/2010/wordprocessingDrawing" xmlns:wpc="http://schemas.microsoft.com/office/word/2010/wordprocessingCanvas" xmlns:wpg="http://schemas.microsoft.com/office/word/2010/wordprocessingGroup" xmlns:wpi="http://schemas.microsoft.com/office/word/2010/wordprocessingInk" xmlns:wps="http://schemas.microsoft.com/office/word/2010/wordprocessingShape" mc:Ignorable="w14 wp14">
+<w:numbering xmlns:mc="http://schemas.openxmlformats.org/markup-compatibility/2006" xmlns:w="http://schemas.openxmlformats.org/wordprocessingml/2006/main" xmlns:m="http://schemas.openxmlformats.org/officeDocument/2006/math" xmlns:mo="http://schemas.microsoft.com/office/mac/office/2008/main" xmlns:mv="urn:schemas-microsoft-com:mac:vml" xmlns:o="urn:schemas-microsoft-com:office:office" xmlns:r="http://schemas.openxmlformats.org/officeDocument/2006/relationships" xmlns:v="urn:schemas-microsoft-com:vml" xmlns:w10="urn:schemas-microsoft-com:office:word" xmlns:w14="http://schemas.microsoft.com/office/word/2010/wordml" xmlns:wne="http://schemas.microsoft.com/office/word/2006/wordml" xmlns:wp="http://schemas.openxmlformats.org/drawingml/2006/wordprocessingDrawing" xmlns:wp14="http://schemas.microsoft.com/office/word/2010/wordprocessingDrawing" xmlns:wpc="http://schemas.microsoft.com/office/word/2010/wordprocessingCanvas" xmlns:wpg="http://schemas.microsoft.com/office/word/2010/wordprocessingGroup" xmlns:wpi="http://schemas.microsoft.com/office/word/2010/wordprocessingInk" xmlns:wps="http://schemas.microsoft.com/office/word/2010/wordprocessingShape" mc:Ignorable="w14 wp14">
   <w:abstractNum w:abstractNumId="0">
     <w:nsid w:val="FFFFFF7C"/>
     <w:multiLevelType w:val="singleLevel"/>
@@ -3477,7 +3828,7 @@
         <w:ind w:hanging="360" w:left="1440"/>
       </w:pPr>
       <w:rPr>
-        <w:rFonts w:ascii="Symbol" w:hAnsi="Symbol" w:hint="default"/>
+        <w:rFonts w:ascii="Symbol" w:hAnsi="Symbol" w:hint="default" w:eastAsia="黑体"/>
       </w:rPr>
     </w:lvl>
   </w:abstractNum>
@@ -3498,7 +3849,7 @@
         <w:ind w:hanging="360" w:left="1080"/>
       </w:pPr>
       <w:rPr>
-        <w:rFonts w:ascii="Symbol" w:hAnsi="Symbol" w:hint="default"/>
+        <w:rFonts w:ascii="Symbol" w:hAnsi="Symbol" w:hint="default" w:eastAsia="黑体"/>
       </w:rPr>
     </w:lvl>
   </w:abstractNum>
@@ -3519,7 +3870,7 @@
         <w:ind w:hanging="360" w:left="720"/>
       </w:pPr>
       <w:rPr>
-        <w:rFonts w:ascii="Symbol" w:hAnsi="Symbol" w:hint="default"/>
+        <w:rFonts w:ascii="Symbol" w:hAnsi="Symbol" w:hint="default" w:eastAsia="黑体"/>
       </w:rPr>
     </w:lvl>
   </w:abstractNum>
@@ -3558,7 +3909,7 @@
         <w:ind w:hanging="360" w:left="360"/>
       </w:pPr>
       <w:rPr>
-        <w:rFonts w:ascii="Symbol" w:hAnsi="Symbol" w:hint="default"/>
+        <w:rFonts w:ascii="Symbol" w:hAnsi="Symbol" w:hint="default" w:eastAsia="黑体"/>
       </w:rPr>
     </w:lvl>
   </w:abstractNum>
@@ -3649,7 +4000,7 @@
         <w:ind w:left="720" w:hanging="360"/>
       </w:pPr>
       <w:rPr>
-        <w:rFonts w:ascii="Symbol" w:hAnsi="Symbol" w:cs="Symbol" w:hint="default"/>
+        <w:rFonts w:ascii="Symbol" w:hAnsi="Symbol" w:cs="Symbol" w:hint="default" w:eastAsia="黑体"/>
       </w:rPr>
     </w:lvl>
     <w:lvl w:ilvl="1">
@@ -3660,7 +4011,7 @@
         <w:ind w:left="1440" w:hanging="360"/>
       </w:pPr>
       <w:rPr>
-        <w:rFonts w:ascii="Courier New" w:hAnsi="Courier New" w:cs="Courier New" w:hint="default"/>
+        <w:rFonts w:ascii="Courier New" w:hAnsi="Courier New" w:cs="Courier New" w:hint="default" w:eastAsia="黑体"/>
       </w:rPr>
     </w:lvl>
     <w:lvl w:ilvl="2">
@@ -3671,7 +4022,7 @@
         <w:ind w:left="2160" w:hanging="360"/>
       </w:pPr>
       <w:rPr>
-        <w:rFonts w:ascii="Wingdings" w:hAnsi="Wingdings" w:cs="Wingdings" w:hint="default"/>
+        <w:rFonts w:ascii="Wingdings" w:hAnsi="Wingdings" w:cs="Wingdings" w:hint="default" w:eastAsia="黑体"/>
       </w:rPr>
     </w:lvl>
     <w:lvl w:ilvl="3">
@@ -3682,7 +4033,7 @@
         <w:ind w:left="2880" w:hanging="360"/>
       </w:pPr>
       <w:rPr>
-        <w:rFonts w:ascii="Symbol" w:hAnsi="Symbol" w:cs="Symbol" w:hint="default"/>
+        <w:rFonts w:ascii="Symbol" w:hAnsi="Symbol" w:cs="Symbol" w:hint="default" w:eastAsia="黑体"/>
       </w:rPr>
     </w:lvl>
     <w:lvl w:ilvl="4">
@@ -3693,7 +4044,7 @@
         <w:ind w:left="3600" w:hanging="360"/>
       </w:pPr>
       <w:rPr>
-        <w:rFonts w:ascii="Courier New" w:hAnsi="Courier New" w:cs="Courier New" w:hint="default"/>
+        <w:rFonts w:ascii="Courier New" w:hAnsi="Courier New" w:cs="Courier New" w:hint="default" w:eastAsia="黑体"/>
       </w:rPr>
     </w:lvl>
     <w:lvl w:ilvl="5">
@@ -3704,7 +4055,7 @@
         <w:ind w:left="4320" w:hanging="360"/>
       </w:pPr>
       <w:rPr>
-        <w:rFonts w:ascii="Wingdings" w:hAnsi="Wingdings" w:cs="Wingdings" w:hint="default"/>
+        <w:rFonts w:ascii="Wingdings" w:hAnsi="Wingdings" w:cs="Wingdings" w:hint="default" w:eastAsia="黑体"/>
       </w:rPr>
     </w:lvl>
     <w:lvl w:ilvl="6">
@@ -3715,7 +4066,7 @@
         <w:ind w:left="5040" w:hanging="360"/>
       </w:pPr>
       <w:rPr>
-        <w:rFonts w:ascii="Symbol" w:hAnsi="Symbol" w:cs="Symbol" w:hint="default"/>
+        <w:rFonts w:ascii="Symbol" w:hAnsi="Symbol" w:cs="Symbol" w:hint="default" w:eastAsia="黑体"/>
       </w:rPr>
     </w:lvl>
     <w:lvl w:ilvl="7">
@@ -3726,7 +4077,7 @@
         <w:ind w:left="5760" w:hanging="360"/>
       </w:pPr>
       <w:rPr>
-        <w:rFonts w:ascii="Courier New" w:hAnsi="Courier New" w:cs="Courier New" w:hint="default"/>
+        <w:rFonts w:ascii="Courier New" w:hAnsi="Courier New" w:cs="Courier New" w:hint="default" w:eastAsia="黑体"/>
       </w:rPr>
     </w:lvl>
     <w:lvl w:ilvl="8">
@@ -3737,7 +4088,7 @@
         <w:ind w:left="6480" w:hanging="360"/>
       </w:pPr>
       <w:rPr>
-        <w:rFonts w:ascii="Wingdings" w:hAnsi="Wingdings" w:cs="Wingdings" w:hint="default"/>
+        <w:rFonts w:ascii="Wingdings" w:hAnsi="Wingdings" w:cs="Wingdings" w:hint="default" w:eastAsia="黑体"/>
       </w:rPr>
     </w:lvl>
   </w:abstractNum>
@@ -3796,11 +4147,11 @@
 </file>
 
 <file path=word/styles.xml><?xml version="1.0" encoding="utf-8"?>
-<w:styles xmlns:mc="http://schemas.openxmlformats.org/markup-compatibility/2006" xmlns:r="http://schemas.openxmlformats.org/officeDocument/2006/relationships" xmlns:w="http://schemas.openxmlformats.org/wordprocessingml/2006/main" xmlns:w14="http://schemas.microsoft.com/office/word/2010/wordml" mc:Ignorable="w14">
+<w:styles xmlns:mc="http://schemas.openxmlformats.org/markup-compatibility/2006" xmlns:w="http://schemas.openxmlformats.org/wordprocessingml/2006/main" xmlns:r="http://schemas.openxmlformats.org/officeDocument/2006/relationships" xmlns:w14="http://schemas.microsoft.com/office/word/2010/wordml" mc:Ignorable="w14">
   <w:docDefaults>
     <w:rPrDefault>
       <w:rPr>
-        <w:rFonts w:asciiTheme="minorHAnsi" w:cstheme="minorBidi" w:eastAsiaTheme="minorEastAsia" w:hAnsiTheme="minorHAnsi"/>
+        <w:rFonts w:asciiTheme="minorHAnsi" w:cstheme="minorBidi" w:hAnsiTheme="minorHAnsi" w:eastAsia="黑体"/>
         <w:sz w:val="22"/>
         <w:szCs w:val="22"/>
         <w:lang w:bidi="ar-SA" w:eastAsia="en-US" w:val="en-US"/>
@@ -4022,7 +4373,7 @@
       <w:outlineLvl w:val="0"/>
     </w:pPr>
     <w:rPr>
-      <w:rFonts w:ascii="Times New Roman" w:asciiTheme="majorHAnsi" w:cstheme="majorBidi" w:eastAsia="黑体" w:eastAsiaTheme="majorEastAsia" w:hAnsi="Times New Roman" w:hAnsiTheme="majorHAnsi"/>
+      <w:rFonts w:ascii="Times New Roman" w:asciiTheme="majorHAnsi" w:cstheme="majorBidi" w:eastAsia="黑体" w:hAnsi="Times New Roman" w:hAnsiTheme="majorHAnsi"/>
       <w:b/>
       <w:bCs/>
       <w:color w:val="1F3864"/>
@@ -4046,7 +4397,7 @@
       <w:outlineLvl w:val="1"/>
     </w:pPr>
     <w:rPr>
-      <w:rFonts w:ascii="Times New Roman" w:asciiTheme="majorHAnsi" w:cstheme="majorBidi" w:eastAsia="黑体" w:eastAsiaTheme="majorEastAsia" w:hAnsi="Times New Roman" w:hAnsiTheme="majorHAnsi"/>
+      <w:rFonts w:ascii="Times New Roman" w:asciiTheme="majorHAnsi" w:cstheme="majorBidi" w:eastAsia="黑体" w:hAnsi="Times New Roman" w:hAnsiTheme="majorHAnsi"/>
       <w:b/>
       <w:bCs/>
       <w:color w:val="2E4E7E"/>
@@ -4070,7 +4421,7 @@
       <w:outlineLvl w:val="2"/>
     </w:pPr>
     <w:rPr>
-      <w:rFonts w:ascii="Times New Roman" w:asciiTheme="majorHAnsi" w:cstheme="majorBidi" w:eastAsia="黑体" w:eastAsiaTheme="majorEastAsia" w:hAnsi="Times New Roman" w:hAnsiTheme="majorHAnsi"/>
+      <w:rFonts w:ascii="Times New Roman" w:asciiTheme="majorHAnsi" w:cstheme="majorBidi" w:eastAsia="黑体" w:hAnsi="Times New Roman" w:hAnsiTheme="majorHAnsi"/>
       <w:b/>
       <w:bCs/>
       <w:color w:val="2E4E7E"/>
@@ -4094,7 +4445,7 @@
       <w:outlineLvl w:val="3"/>
     </w:pPr>
     <w:rPr>
-      <w:rFonts w:ascii="Times New Roman" w:asciiTheme="majorHAnsi" w:cstheme="majorBidi" w:eastAsia="黑体" w:eastAsiaTheme="majorEastAsia" w:hAnsi="Times New Roman" w:hAnsiTheme="majorHAnsi"/>
+      <w:rFonts w:ascii="Times New Roman" w:asciiTheme="majorHAnsi" w:cstheme="majorBidi" w:eastAsia="黑体" w:hAnsi="Times New Roman" w:hAnsiTheme="majorHAnsi"/>
       <w:b/>
       <w:bCs/>
       <w:i/>
@@ -4120,7 +4471,7 @@
       <w:outlineLvl w:val="4"/>
     </w:pPr>
     <w:rPr>
-      <w:rFonts w:ascii="Times New Roman" w:asciiTheme="majorHAnsi" w:cstheme="majorBidi" w:eastAsia="黑体" w:eastAsiaTheme="majorEastAsia" w:hAnsi="Times New Roman" w:hAnsiTheme="majorHAnsi"/>
+      <w:rFonts w:ascii="Times New Roman" w:asciiTheme="majorHAnsi" w:cstheme="majorBidi" w:eastAsia="黑体" w:hAnsi="Times New Roman" w:hAnsiTheme="majorHAnsi"/>
       <w:b/>
       <w:color w:val="333333"/>
       <w:sz w:val="22"/>
@@ -4143,7 +4494,7 @@
       <w:outlineLvl w:val="5"/>
     </w:pPr>
     <w:rPr>
-      <w:rFonts w:asciiTheme="majorHAnsi" w:cstheme="majorBidi" w:eastAsiaTheme="majorEastAsia" w:hAnsiTheme="majorHAnsi"/>
+      <w:rFonts w:asciiTheme="majorHAnsi" w:cstheme="majorBidi" w:hAnsiTheme="majorHAnsi" w:eastAsia="黑体"/>
       <w:i/>
       <w:iCs/>
       <w:color w:themeColor="accent1" w:themeShade="7F" w:val="243F60"/>
@@ -4166,7 +4517,7 @@
       <w:outlineLvl w:val="6"/>
     </w:pPr>
     <w:rPr>
-      <w:rFonts w:asciiTheme="majorHAnsi" w:cstheme="majorBidi" w:eastAsiaTheme="majorEastAsia" w:hAnsiTheme="majorHAnsi"/>
+      <w:rFonts w:asciiTheme="majorHAnsi" w:cstheme="majorBidi" w:hAnsiTheme="majorHAnsi" w:eastAsia="黑体"/>
       <w:i/>
       <w:iCs/>
       <w:color w:themeColor="text1" w:themeTint="BF" w:val="404040"/>
@@ -4189,7 +4540,7 @@
       <w:outlineLvl w:val="7"/>
     </w:pPr>
     <w:rPr>
-      <w:rFonts w:asciiTheme="majorHAnsi" w:cstheme="majorBidi" w:eastAsiaTheme="majorEastAsia" w:hAnsiTheme="majorHAnsi"/>
+      <w:rFonts w:asciiTheme="majorHAnsi" w:cstheme="majorBidi" w:hAnsiTheme="majorHAnsi" w:eastAsia="黑体"/>
       <w:color w:themeColor="accent1" w:val="4F81BD"/>
       <w:sz w:val="20"/>
       <w:szCs w:val="20"/>
@@ -4212,7 +4563,7 @@
       <w:outlineLvl w:val="8"/>
     </w:pPr>
     <w:rPr>
-      <w:rFonts w:asciiTheme="majorHAnsi" w:cstheme="majorBidi" w:eastAsiaTheme="majorEastAsia" w:hAnsiTheme="majorHAnsi"/>
+      <w:rFonts w:asciiTheme="majorHAnsi" w:cstheme="majorBidi" w:hAnsiTheme="majorHAnsi" w:eastAsia="黑体"/>
       <w:i/>
       <w:iCs/>
       <w:color w:themeColor="text1" w:themeTint="BF" w:val="404040"/>
@@ -4263,7 +4614,7 @@
     <w:uiPriority w:val="9"/>
     <w:rsid w:val="00FC693F"/>
     <w:rPr>
-      <w:rFonts w:asciiTheme="majorHAnsi" w:cstheme="majorBidi" w:eastAsiaTheme="majorEastAsia" w:hAnsiTheme="majorHAnsi"/>
+      <w:rFonts w:asciiTheme="majorHAnsi" w:cstheme="majorBidi" w:hAnsiTheme="majorHAnsi" w:eastAsia="黑体"/>
       <w:b/>
       <w:bCs/>
       <w:color w:themeColor="accent1" w:themeShade="BF" w:val="365F91"/>
@@ -4278,7 +4629,7 @@
     <w:uiPriority w:val="9"/>
     <w:rsid w:val="00FC693F"/>
     <w:rPr>
-      <w:rFonts w:asciiTheme="majorHAnsi" w:cstheme="majorBidi" w:eastAsiaTheme="majorEastAsia" w:hAnsiTheme="majorHAnsi"/>
+      <w:rFonts w:asciiTheme="majorHAnsi" w:cstheme="majorBidi" w:hAnsiTheme="majorHAnsi" w:eastAsia="黑体"/>
       <w:b/>
       <w:bCs/>
       <w:color w:themeColor="accent1" w:val="4F81BD"/>
@@ -4293,7 +4644,7 @@
     <w:uiPriority w:val="9"/>
     <w:rsid w:val="00FC693F"/>
     <w:rPr>
-      <w:rFonts w:asciiTheme="majorHAnsi" w:cstheme="majorBidi" w:eastAsiaTheme="majorEastAsia" w:hAnsiTheme="majorHAnsi"/>
+      <w:rFonts w:asciiTheme="majorHAnsi" w:cstheme="majorBidi" w:hAnsiTheme="majorHAnsi" w:eastAsia="黑体"/>
       <w:b/>
       <w:bCs/>
       <w:color w:themeColor="accent1" w:val="4F81BD"/>
@@ -4316,7 +4667,7 @@
       <w:contextualSpacing/>
     </w:pPr>
     <w:rPr>
-      <w:rFonts w:ascii="Times New Roman" w:asciiTheme="majorHAnsi" w:cstheme="majorBidi" w:eastAsia="黑体" w:eastAsiaTheme="majorEastAsia" w:hAnsi="Times New Roman" w:hAnsiTheme="majorHAnsi"/>
+      <w:rFonts w:ascii="Times New Roman" w:asciiTheme="majorHAnsi" w:cstheme="majorBidi" w:eastAsia="黑体" w:hAnsi="Times New Roman" w:hAnsiTheme="majorHAnsi"/>
       <w:b/>
       <w:color w:val="1F3864"/>
       <w:spacing w:val="5"/>
@@ -4332,7 +4683,7 @@
     <w:uiPriority w:val="10"/>
     <w:rsid w:val="00FC693F"/>
     <w:rPr>
-      <w:rFonts w:asciiTheme="majorHAnsi" w:cstheme="majorBidi" w:eastAsiaTheme="majorEastAsia" w:hAnsiTheme="majorHAnsi"/>
+      <w:rFonts w:asciiTheme="majorHAnsi" w:cstheme="majorBidi" w:hAnsiTheme="majorHAnsi" w:eastAsia="黑体"/>
       <w:color w:themeColor="text2" w:themeShade="BF" w:val="17365D"/>
       <w:spacing w:val="5"/>
       <w:kern w:val="28"/>
@@ -4354,7 +4705,7 @@
       </w:numPr>
     </w:pPr>
     <w:rPr>
-      <w:rFonts w:asciiTheme="majorHAnsi" w:cstheme="majorBidi" w:eastAsiaTheme="majorEastAsia" w:hAnsiTheme="majorHAnsi"/>
+      <w:rFonts w:asciiTheme="majorHAnsi" w:cstheme="majorBidi" w:hAnsiTheme="majorHAnsi" w:eastAsia="黑体"/>
       <w:i/>
       <w:iCs/>
       <w:color w:themeColor="accent1" w:val="4F81BD"/>
@@ -4370,7 +4721,7 @@
     <w:uiPriority w:val="11"/>
     <w:rsid w:val="00FC693F"/>
     <w:rPr>
-      <w:rFonts w:asciiTheme="majorHAnsi" w:cstheme="majorBidi" w:eastAsiaTheme="majorEastAsia" w:hAnsiTheme="majorHAnsi"/>
+      <w:rFonts w:asciiTheme="majorHAnsi" w:cstheme="majorBidi" w:hAnsiTheme="majorHAnsi" w:eastAsia="黑体"/>
       <w:i/>
       <w:iCs/>
       <w:color w:themeColor="accent1" w:val="4F81BD"/>
@@ -4437,6 +4788,7 @@
       <w:spacing w:after="120"/>
     </w:pPr>
     <w:rPr>
+      <w:rFonts w:eastAsia="黑体"/>
       <w:sz w:val="16"/>
       <w:szCs w:val="16"/>
     </w:rPr>
@@ -4448,6 +4800,7 @@
     <w:uiPriority w:val="99"/>
     <w:rsid w:val="00AA1D8D"/>
     <w:rPr>
+      <w:rFonts w:eastAsia="黑体"/>
       <w:sz w:val="16"/>
       <w:szCs w:val="16"/>
     </w:rPr>
@@ -4617,7 +4970,7 @@
       </w:tabs>
     </w:pPr>
     <w:rPr>
-      <w:rFonts w:ascii="Courier" w:hAnsi="Courier"/>
+      <w:rFonts w:ascii="Courier" w:hAnsi="Courier" w:eastAsia="黑体"/>
       <w:sz w:val="20"/>
       <w:szCs w:val="20"/>
     </w:rPr>
@@ -4629,7 +4982,7 @@
     <w:uiPriority w:val="99"/>
     <w:rsid w:val="0029639D"/>
     <w:rPr>
-      <w:rFonts w:ascii="Courier" w:hAnsi="Courier"/>
+      <w:rFonts w:ascii="Courier" w:hAnsi="Courier" w:eastAsia="黑体"/>
       <w:sz w:val="20"/>
       <w:szCs w:val="20"/>
     </w:rPr>
@@ -4665,6 +5018,7 @@
     <w:uiPriority w:val="29"/>
     <w:rsid w:val="00FC693F"/>
     <w:rPr>
+      <w:rFonts w:eastAsia="黑体"/>
       <w:i/>
       <w:iCs/>
       <w:color w:themeColor="text1" w:val="000000"/>
@@ -4678,7 +5032,7 @@
     <w:semiHidden/>
     <w:rsid w:val="00FC693F"/>
     <w:rPr>
-      <w:rFonts w:asciiTheme="majorHAnsi" w:cstheme="majorBidi" w:eastAsiaTheme="majorEastAsia" w:hAnsiTheme="majorHAnsi"/>
+      <w:rFonts w:asciiTheme="majorHAnsi" w:cstheme="majorBidi" w:hAnsiTheme="majorHAnsi" w:eastAsia="黑体"/>
       <w:b/>
       <w:bCs/>
       <w:i/>
@@ -4694,7 +5048,7 @@
     <w:semiHidden/>
     <w:rsid w:val="00FC693F"/>
     <w:rPr>
-      <w:rFonts w:asciiTheme="majorHAnsi" w:cstheme="majorBidi" w:eastAsiaTheme="majorEastAsia" w:hAnsiTheme="majorHAnsi"/>
+      <w:rFonts w:asciiTheme="majorHAnsi" w:cstheme="majorBidi" w:hAnsiTheme="majorHAnsi" w:eastAsia="黑体"/>
       <w:color w:themeColor="accent1" w:themeShade="7F" w:val="243F60"/>
     </w:rPr>
   </w:style>
@@ -4706,7 +5060,7 @@
     <w:semiHidden/>
     <w:rsid w:val="00FC693F"/>
     <w:rPr>
-      <w:rFonts w:asciiTheme="majorHAnsi" w:cstheme="majorBidi" w:eastAsiaTheme="majorEastAsia" w:hAnsiTheme="majorHAnsi"/>
+      <w:rFonts w:asciiTheme="majorHAnsi" w:cstheme="majorBidi" w:hAnsiTheme="majorHAnsi" w:eastAsia="黑体"/>
       <w:i/>
       <w:iCs/>
       <w:color w:themeColor="accent1" w:themeShade="7F" w:val="243F60"/>
@@ -4720,7 +5074,7 @@
     <w:semiHidden/>
     <w:rsid w:val="00FC693F"/>
     <w:rPr>
-      <w:rFonts w:asciiTheme="majorHAnsi" w:cstheme="majorBidi" w:eastAsiaTheme="majorEastAsia" w:hAnsiTheme="majorHAnsi"/>
+      <w:rFonts w:asciiTheme="majorHAnsi" w:cstheme="majorBidi" w:hAnsiTheme="majorHAnsi" w:eastAsia="黑体"/>
       <w:i/>
       <w:iCs/>
       <w:color w:themeColor="text1" w:themeTint="BF" w:val="404040"/>
@@ -4734,7 +5088,7 @@
     <w:semiHidden/>
     <w:rsid w:val="00FC693F"/>
     <w:rPr>
-      <w:rFonts w:asciiTheme="majorHAnsi" w:cstheme="majorBidi" w:eastAsiaTheme="majorEastAsia" w:hAnsiTheme="majorHAnsi"/>
+      <w:rFonts w:asciiTheme="majorHAnsi" w:cstheme="majorBidi" w:hAnsiTheme="majorHAnsi" w:eastAsia="黑体"/>
       <w:color w:themeColor="accent1" w:val="4F81BD"/>
       <w:sz w:val="20"/>
       <w:szCs w:val="20"/>
@@ -4748,7 +5102,7 @@
     <w:semiHidden/>
     <w:rsid w:val="00FC693F"/>
     <w:rPr>
-      <w:rFonts w:asciiTheme="majorHAnsi" w:cstheme="majorBidi" w:eastAsiaTheme="majorEastAsia" w:hAnsiTheme="majorHAnsi"/>
+      <w:rFonts w:asciiTheme="majorHAnsi" w:cstheme="majorBidi" w:hAnsiTheme="majorHAnsi" w:eastAsia="黑体"/>
       <w:i/>
       <w:iCs/>
       <w:color w:themeColor="text1" w:themeTint="BF" w:val="404040"/>
@@ -4769,6 +5123,7 @@
       <w:spacing w:line="240" w:lineRule="auto"/>
     </w:pPr>
     <w:rPr>
+      <w:rFonts w:eastAsia="黑体"/>
       <w:b/>
       <w:bCs/>
       <w:color w:themeColor="accent1" w:val="4F81BD"/>
@@ -4783,6 +5138,7 @@
     <w:qFormat/>
     <w:rsid w:val="00FC693F"/>
     <w:rPr>
+      <w:rFonts w:eastAsia="黑体"/>
       <w:b/>
       <w:bCs/>
     </w:rPr>
@@ -4794,6 +5150,7 @@
     <w:qFormat/>
     <w:rsid w:val="00FC693F"/>
     <w:rPr>
+      <w:rFonts w:eastAsia="黑体"/>
       <w:i/>
       <w:iCs/>
     </w:rPr>
@@ -4814,6 +5171,7 @@
       <w:ind w:left="936" w:right="936"/>
     </w:pPr>
     <w:rPr>
+      <w:rFonts w:eastAsia="黑体"/>
       <w:b/>
       <w:bCs/>
       <w:i/>
@@ -4828,6 +5186,7 @@
     <w:uiPriority w:val="30"/>
     <w:rsid w:val="00FC693F"/>
     <w:rPr>
+      <w:rFonts w:eastAsia="黑体"/>
       <w:b/>
       <w:bCs/>
       <w:i/>
@@ -4842,6 +5201,7 @@
     <w:qFormat/>
     <w:rsid w:val="00FC693F"/>
     <w:rPr>
+      <w:rFonts w:eastAsia="黑体"/>
       <w:i/>
       <w:iCs/>
       <w:color w:themeColor="text1" w:themeTint="7F" w:val="808080"/>
@@ -4854,6 +5214,7 @@
     <w:qFormat/>
     <w:rsid w:val="00FC693F"/>
     <w:rPr>
+      <w:rFonts w:eastAsia="黑体"/>
       <w:b/>
       <w:bCs/>
       <w:i/>
@@ -4868,6 +5229,7 @@
     <w:qFormat/>
     <w:rsid w:val="00FC693F"/>
     <w:rPr>
+      <w:rFonts w:eastAsia="黑体"/>
       <w:smallCaps/>
       <w:color w:themeColor="accent2" w:val="C0504D"/>
       <w:u w:val="single"/>
@@ -4880,6 +5242,7 @@
     <w:qFormat/>
     <w:rsid w:val="00FC693F"/>
     <w:rPr>
+      <w:rFonts w:eastAsia="黑体"/>
       <w:b/>
       <w:bCs/>
       <w:smallCaps/>
@@ -4895,6 +5258,7 @@
     <w:qFormat/>
     <w:rsid w:val="00FC693F"/>
     <w:rPr>
+      <w:rFonts w:eastAsia="黑体"/>
       <w:b/>
       <w:bCs/>
       <w:smallCaps/>
@@ -4949,6 +5313,7 @@
       <w:spacing w:after="0" w:line="240" w:lineRule="auto"/>
     </w:pPr>
     <w:rPr>
+      <w:rFonts w:eastAsia="黑体"/>
       <w:color w:themeColor="text1" w:themeShade="BF" w:val="000000"/>
     </w:rPr>
     <w:tblPr>
@@ -4971,6 +5336,7 @@
         <w:spacing w:after="0" w:before="0" w:line="240" w:lineRule="auto"/>
       </w:pPr>
       <w:rPr>
+        <w:rFonts w:eastAsia="黑体"/>
         <w:b/>
         <w:bCs/>
       </w:rPr>
@@ -4991,6 +5357,7 @@
         <w:spacing w:after="0" w:before="0" w:line="240" w:lineRule="auto"/>
       </w:pPr>
       <w:rPr>
+        <w:rFonts w:eastAsia="黑体"/>
         <w:b/>
         <w:bCs/>
       </w:rPr>
@@ -5008,12 +5375,14 @@
     </w:tblStylePr>
     <w:tblStylePr w:type="firstCol">
       <w:rPr>
+        <w:rFonts w:eastAsia="黑体"/>
         <w:b/>
         <w:bCs/>
       </w:rPr>
     </w:tblStylePr>
     <w:tblStylePr w:type="lastCol">
       <w:rPr>
+        <w:rFonts w:eastAsia="黑体"/>
         <w:b/>
         <w:bCs/>
       </w:rPr>
@@ -5052,6 +5421,7 @@
       <w:spacing w:after="0" w:line="240" w:lineRule="auto"/>
     </w:pPr>
     <w:rPr>
+      <w:rFonts w:eastAsia="黑体"/>
       <w:color w:themeColor="accent1" w:themeShade="BF" w:val="365F91"/>
     </w:rPr>
     <w:tblPr>
@@ -5074,6 +5444,7 @@
         <w:spacing w:after="0" w:before="0" w:line="240" w:lineRule="auto"/>
       </w:pPr>
       <w:rPr>
+        <w:rFonts w:eastAsia="黑体"/>
         <w:b/>
         <w:bCs/>
       </w:rPr>
@@ -5094,6 +5465,7 @@
         <w:spacing w:after="0" w:before="0" w:line="240" w:lineRule="auto"/>
       </w:pPr>
       <w:rPr>
+        <w:rFonts w:eastAsia="黑体"/>
         <w:b/>
         <w:bCs/>
       </w:rPr>
@@ -5111,12 +5483,14 @@
     </w:tblStylePr>
     <w:tblStylePr w:type="firstCol">
       <w:rPr>
+        <w:rFonts w:eastAsia="黑体"/>
         <w:b/>
         <w:bCs/>
       </w:rPr>
     </w:tblStylePr>
     <w:tblStylePr w:type="lastCol">
       <w:rPr>
+        <w:rFonts w:eastAsia="黑体"/>
         <w:b/>
         <w:bCs/>
       </w:rPr>
@@ -5155,6 +5529,7 @@
       <w:spacing w:after="0" w:line="240" w:lineRule="auto"/>
     </w:pPr>
     <w:rPr>
+      <w:rFonts w:eastAsia="黑体"/>
       <w:color w:themeColor="accent2" w:themeShade="BF" w:val="943634"/>
     </w:rPr>
     <w:tblPr>
@@ -5177,6 +5552,7 @@
         <w:spacing w:after="0" w:before="0" w:line="240" w:lineRule="auto"/>
       </w:pPr>
       <w:rPr>
+        <w:rFonts w:eastAsia="黑体"/>
         <w:b/>
         <w:bCs/>
       </w:rPr>
@@ -5197,6 +5573,7 @@
         <w:spacing w:after="0" w:before="0" w:line="240" w:lineRule="auto"/>
       </w:pPr>
       <w:rPr>
+        <w:rFonts w:eastAsia="黑体"/>
         <w:b/>
         <w:bCs/>
       </w:rPr>
@@ -5214,12 +5591,14 @@
     </w:tblStylePr>
     <w:tblStylePr w:type="firstCol">
       <w:rPr>
+        <w:rFonts w:eastAsia="黑体"/>
         <w:b/>
         <w:bCs/>
       </w:rPr>
     </w:tblStylePr>
     <w:tblStylePr w:type="lastCol">
       <w:rPr>
+        <w:rFonts w:eastAsia="黑体"/>
         <w:b/>
         <w:bCs/>
       </w:rPr>
@@ -5258,6 +5637,7 @@
       <w:spacing w:after="0" w:line="240" w:lineRule="auto"/>
     </w:pPr>
     <w:rPr>
+      <w:rFonts w:eastAsia="黑体"/>
       <w:color w:themeColor="accent3" w:themeShade="BF" w:val="76923C"/>
     </w:rPr>
     <w:tblPr>
@@ -5280,6 +5660,7 @@
         <w:spacing w:after="0" w:before="0" w:line="240" w:lineRule="auto"/>
       </w:pPr>
       <w:rPr>
+        <w:rFonts w:eastAsia="黑体"/>
         <w:b/>
         <w:bCs/>
       </w:rPr>
@@ -5300,6 +5681,7 @@
         <w:spacing w:after="0" w:before="0" w:line="240" w:lineRule="auto"/>
       </w:pPr>
       <w:rPr>
+        <w:rFonts w:eastAsia="黑体"/>
         <w:b/>
         <w:bCs/>
       </w:rPr>
@@ -5317,12 +5699,14 @@
     </w:tblStylePr>
     <w:tblStylePr w:type="firstCol">
       <w:rPr>
+        <w:rFonts w:eastAsia="黑体"/>
         <w:b/>
         <w:bCs/>
       </w:rPr>
     </w:tblStylePr>
     <w:tblStylePr w:type="lastCol">
       <w:rPr>
+        <w:rFonts w:eastAsia="黑体"/>
         <w:b/>
         <w:bCs/>
       </w:rPr>
@@ -5361,6 +5745,7 @@
       <w:spacing w:after="0" w:line="240" w:lineRule="auto"/>
     </w:pPr>
     <w:rPr>
+      <w:rFonts w:eastAsia="黑体"/>
       <w:color w:themeColor="accent4" w:themeShade="BF" w:val="5F497A"/>
     </w:rPr>
     <w:tblPr>
@@ -5383,6 +5768,7 @@
         <w:spacing w:after="0" w:before="0" w:line="240" w:lineRule="auto"/>
       </w:pPr>
       <w:rPr>
+        <w:rFonts w:eastAsia="黑体"/>
         <w:b/>
         <w:bCs/>
       </w:rPr>
@@ -5403,6 +5789,7 @@
         <w:spacing w:after="0" w:before="0" w:line="240" w:lineRule="auto"/>
       </w:pPr>
       <w:rPr>
+        <w:rFonts w:eastAsia="黑体"/>
         <w:b/>
         <w:bCs/>
       </w:rPr>
@@ -5420,12 +5807,14 @@
     </w:tblStylePr>
     <w:tblStylePr w:type="firstCol">
       <w:rPr>
+        <w:rFonts w:eastAsia="黑体"/>
         <w:b/>
         <w:bCs/>
       </w:rPr>
     </w:tblStylePr>
     <w:tblStylePr w:type="lastCol">
       <w:rPr>
+        <w:rFonts w:eastAsia="黑体"/>
         <w:b/>
         <w:bCs/>
       </w:rPr>
@@ -5464,6 +5853,7 @@
       <w:spacing w:after="0" w:line="240" w:lineRule="auto"/>
     </w:pPr>
     <w:rPr>
+      <w:rFonts w:eastAsia="黑体"/>
       <w:color w:themeColor="accent5" w:themeShade="BF" w:val="31849B"/>
     </w:rPr>
     <w:tblPr>
@@ -5486,6 +5876,7 @@
         <w:spacing w:after="0" w:before="0" w:line="240" w:lineRule="auto"/>
       </w:pPr>
       <w:rPr>
+        <w:rFonts w:eastAsia="黑体"/>
         <w:b/>
         <w:bCs/>
       </w:rPr>
@@ -5506,6 +5897,7 @@
         <w:spacing w:after="0" w:before="0" w:line="240" w:lineRule="auto"/>
       </w:pPr>
       <w:rPr>
+        <w:rFonts w:eastAsia="黑体"/>
         <w:b/>
         <w:bCs/>
       </w:rPr>
@@ -5523,12 +5915,14 @@
     </w:tblStylePr>
     <w:tblStylePr w:type="firstCol">
       <w:rPr>
+        <w:rFonts w:eastAsia="黑体"/>
         <w:b/>
         <w:bCs/>
       </w:rPr>
     </w:tblStylePr>
     <w:tblStylePr w:type="lastCol">
       <w:rPr>
+        <w:rFonts w:eastAsia="黑体"/>
         <w:b/>
         <w:bCs/>
       </w:rPr>
@@ -5567,6 +5961,7 @@
       <w:spacing w:after="0" w:line="240" w:lineRule="auto"/>
     </w:pPr>
     <w:rPr>
+      <w:rFonts w:eastAsia="黑体"/>
       <w:color w:themeColor="accent6" w:themeShade="BF" w:val="E36C0A"/>
     </w:rPr>
     <w:tblPr>
@@ -5589,6 +5984,7 @@
         <w:spacing w:after="0" w:before="0" w:line="240" w:lineRule="auto"/>
       </w:pPr>
       <w:rPr>
+        <w:rFonts w:eastAsia="黑体"/>
         <w:b/>
         <w:bCs/>
       </w:rPr>
@@ -5609,6 +6005,7 @@
         <w:spacing w:after="0" w:before="0" w:line="240" w:lineRule="auto"/>
       </w:pPr>
       <w:rPr>
+        <w:rFonts w:eastAsia="黑体"/>
         <w:b/>
         <w:bCs/>
       </w:rPr>
@@ -5626,12 +6023,14 @@
     </w:tblStylePr>
     <w:tblStylePr w:type="firstCol">
       <w:rPr>
+        <w:rFonts w:eastAsia="黑体"/>
         <w:b/>
         <w:bCs/>
       </w:rPr>
     </w:tblStylePr>
     <w:tblStylePr w:type="lastCol">
       <w:rPr>
+        <w:rFonts w:eastAsia="黑体"/>
         <w:b/>
         <w:bCs/>
       </w:rPr>
@@ -5691,6 +6090,7 @@
         <w:spacing w:after="0" w:before="0" w:line="240" w:lineRule="auto"/>
       </w:pPr>
       <w:rPr>
+        <w:rFonts w:eastAsia="黑体"/>
         <w:b/>
         <w:bCs/>
         <w:color w:themeColor="background1" w:val="FFFFFF"/>
@@ -5705,6 +6105,7 @@
         <w:spacing w:after="0" w:before="0" w:line="240" w:lineRule="auto"/>
       </w:pPr>
       <w:rPr>
+        <w:rFonts w:eastAsia="黑体"/>
         <w:b/>
         <w:bCs/>
       </w:rPr>
@@ -5720,12 +6121,14 @@
     </w:tblStylePr>
     <w:tblStylePr w:type="firstCol">
       <w:rPr>
+        <w:rFonts w:eastAsia="黑体"/>
         <w:b/>
         <w:bCs/>
       </w:rPr>
     </w:tblStylePr>
     <w:tblStylePr w:type="lastCol">
       <w:rPr>
+        <w:rFonts w:eastAsia="黑体"/>
         <w:b/>
         <w:bCs/>
       </w:rPr>
@@ -5783,6 +6186,7 @@
         <w:spacing w:after="0" w:before="0" w:line="240" w:lineRule="auto"/>
       </w:pPr>
       <w:rPr>
+        <w:rFonts w:eastAsia="黑体"/>
         <w:b/>
         <w:bCs/>
         <w:color w:themeColor="background1" w:val="FFFFFF"/>
@@ -5797,6 +6201,7 @@
         <w:spacing w:after="0" w:before="0" w:line="240" w:lineRule="auto"/>
       </w:pPr>
       <w:rPr>
+        <w:rFonts w:eastAsia="黑体"/>
         <w:b/>
         <w:bCs/>
       </w:rPr>
@@ -5812,12 +6217,14 @@
     </w:tblStylePr>
     <w:tblStylePr w:type="firstCol">
       <w:rPr>
+        <w:rFonts w:eastAsia="黑体"/>
         <w:b/>
         <w:bCs/>
       </w:rPr>
     </w:tblStylePr>
     <w:tblStylePr w:type="lastCol">
       <w:rPr>
+        <w:rFonts w:eastAsia="黑体"/>
         <w:b/>
         <w:bCs/>
       </w:rPr>
@@ -5875,6 +6282,7 @@
         <w:spacing w:after="0" w:before="0" w:line="240" w:lineRule="auto"/>
       </w:pPr>
       <w:rPr>
+        <w:rFonts w:eastAsia="黑体"/>
         <w:b/>
         <w:bCs/>
         <w:color w:themeColor="background1" w:val="FFFFFF"/>
@@ -5889,6 +6297,7 @@
         <w:spacing w:after="0" w:before="0" w:line="240" w:lineRule="auto"/>
       </w:pPr>
       <w:rPr>
+        <w:rFonts w:eastAsia="黑体"/>
         <w:b/>
         <w:bCs/>
       </w:rPr>
@@ -5904,12 +6313,14 @@
     </w:tblStylePr>
     <w:tblStylePr w:type="firstCol">
       <w:rPr>
+        <w:rFonts w:eastAsia="黑体"/>
         <w:b/>
         <w:bCs/>
       </w:rPr>
     </w:tblStylePr>
     <w:tblStylePr w:type="lastCol">
       <w:rPr>
+        <w:rFonts w:eastAsia="黑体"/>
         <w:b/>
         <w:bCs/>
       </w:rPr>
@@ -5967,6 +6378,7 @@
         <w:spacing w:after="0" w:before="0" w:line="240" w:lineRule="auto"/>
       </w:pPr>
       <w:rPr>
+        <w:rFonts w:eastAsia="黑体"/>
         <w:b/>
         <w:bCs/>
         <w:color w:themeColor="background1" w:val="FFFFFF"/>
@@ -5981,6 +6393,7 @@
         <w:spacing w:after="0" w:before="0" w:line="240" w:lineRule="auto"/>
       </w:pPr>
       <w:rPr>
+        <w:rFonts w:eastAsia="黑体"/>
         <w:b/>
         <w:bCs/>
       </w:rPr>
@@ -5996,12 +6409,14 @@
     </w:tblStylePr>
     <w:tblStylePr w:type="firstCol">
       <w:rPr>
+        <w:rFonts w:eastAsia="黑体"/>
         <w:b/>
         <w:bCs/>
       </w:rPr>
     </w:tblStylePr>
     <w:tblStylePr w:type="lastCol">
       <w:rPr>
+        <w:rFonts w:eastAsia="黑体"/>
         <w:b/>
         <w:bCs/>
       </w:rPr>
@@ -6059,6 +6474,7 @@
         <w:spacing w:after="0" w:before="0" w:line="240" w:lineRule="auto"/>
       </w:pPr>
       <w:rPr>
+        <w:rFonts w:eastAsia="黑体"/>
         <w:b/>
         <w:bCs/>
         <w:color w:themeColor="background1" w:val="FFFFFF"/>
@@ -6073,6 +6489,7 @@
         <w:spacing w:after="0" w:before="0" w:line="240" w:lineRule="auto"/>
       </w:pPr>
       <w:rPr>
+        <w:rFonts w:eastAsia="黑体"/>
         <w:b/>
         <w:bCs/>
       </w:rPr>
@@ -6088,12 +6505,14 @@
     </w:tblStylePr>
     <w:tblStylePr w:type="firstCol">
       <w:rPr>
+        <w:rFonts w:eastAsia="黑体"/>
         <w:b/>
         <w:bCs/>
       </w:rPr>
     </w:tblStylePr>
     <w:tblStylePr w:type="lastCol">
       <w:rPr>
+        <w:rFonts w:eastAsia="黑体"/>
         <w:b/>
         <w:bCs/>
       </w:rPr>
@@ -6151,6 +6570,7 @@
         <w:spacing w:after="0" w:before="0" w:line="240" w:lineRule="auto"/>
       </w:pPr>
       <w:rPr>
+        <w:rFonts w:eastAsia="黑体"/>
         <w:b/>
         <w:bCs/>
         <w:color w:themeColor="background1" w:val="FFFFFF"/>
@@ -6165,6 +6585,7 @@
         <w:spacing w:after="0" w:before="0" w:line="240" w:lineRule="auto"/>
       </w:pPr>
       <w:rPr>
+        <w:rFonts w:eastAsia="黑体"/>
         <w:b/>
         <w:bCs/>
       </w:rPr>
@@ -6180,12 +6601,14 @@
     </w:tblStylePr>
     <w:tblStylePr w:type="firstCol">
       <w:rPr>
+        <w:rFonts w:eastAsia="黑体"/>
         <w:b/>
         <w:bCs/>
       </w:rPr>
     </w:tblStylePr>
     <w:tblStylePr w:type="lastCol">
       <w:rPr>
+        <w:rFonts w:eastAsia="黑体"/>
         <w:b/>
         <w:bCs/>
       </w:rPr>
@@ -6243,6 +6666,7 @@
         <w:spacing w:after="0" w:before="0" w:line="240" w:lineRule="auto"/>
       </w:pPr>
       <w:rPr>
+        <w:rFonts w:eastAsia="黑体"/>
         <w:b/>
         <w:bCs/>
         <w:color w:themeColor="background1" w:val="FFFFFF"/>
@@ -6257,6 +6681,7 @@
         <w:spacing w:after="0" w:before="0" w:line="240" w:lineRule="auto"/>
       </w:pPr>
       <w:rPr>
+        <w:rFonts w:eastAsia="黑体"/>
         <w:b/>
         <w:bCs/>
       </w:rPr>
@@ -6272,12 +6697,14 @@
     </w:tblStylePr>
     <w:tblStylePr w:type="firstCol">
       <w:rPr>
+        <w:rFonts w:eastAsia="黑体"/>
         <w:b/>
         <w:bCs/>
       </w:rPr>
     </w:tblStylePr>
     <w:tblStylePr w:type="lastCol">
       <w:rPr>
+        <w:rFonts w:eastAsia="黑体"/>
         <w:b/>
         <w:bCs/>
       </w:rPr>
@@ -6337,7 +6764,7 @@
         <w:spacing w:after="0" w:before="0" w:line="240" w:lineRule="auto"/>
       </w:pPr>
       <w:rPr>
-        <w:rFonts w:asciiTheme="majorHAnsi" w:cstheme="majorBidi" w:eastAsiaTheme="majorEastAsia" w:hAnsiTheme="majorHAnsi"/>
+        <w:rFonts w:asciiTheme="majorHAnsi" w:cstheme="majorBidi" w:hAnsiTheme="majorHAnsi" w:eastAsia="黑体"/>
         <w:b/>
         <w:bCs/>
       </w:rPr>
@@ -6358,7 +6785,7 @@
         <w:spacing w:after="0" w:before="0" w:line="240" w:lineRule="auto"/>
       </w:pPr>
       <w:rPr>
-        <w:rFonts w:asciiTheme="majorHAnsi" w:cstheme="majorBidi" w:eastAsiaTheme="majorEastAsia" w:hAnsiTheme="majorHAnsi"/>
+        <w:rFonts w:asciiTheme="majorHAnsi" w:cstheme="majorBidi" w:hAnsiTheme="majorHAnsi" w:eastAsia="黑体"/>
         <w:b/>
         <w:bCs/>
       </w:rPr>
@@ -6376,14 +6803,14 @@
     </w:tblStylePr>
     <w:tblStylePr w:type="firstCol">
       <w:rPr>
-        <w:rFonts w:asciiTheme="majorHAnsi" w:cstheme="majorBidi" w:eastAsiaTheme="majorEastAsia" w:hAnsiTheme="majorHAnsi"/>
+        <w:rFonts w:asciiTheme="majorHAnsi" w:cstheme="majorBidi" w:hAnsiTheme="majorHAnsi" w:eastAsia="黑体"/>
         <w:b/>
         <w:bCs/>
       </w:rPr>
     </w:tblStylePr>
     <w:tblStylePr w:type="lastCol">
       <w:rPr>
-        <w:rFonts w:asciiTheme="majorHAnsi" w:cstheme="majorBidi" w:eastAsiaTheme="majorEastAsia" w:hAnsiTheme="majorHAnsi"/>
+        <w:rFonts w:asciiTheme="majorHAnsi" w:cstheme="majorBidi" w:hAnsiTheme="majorHAnsi" w:eastAsia="黑体"/>
         <w:b/>
         <w:bCs/>
       </w:rPr>
@@ -6467,7 +6894,7 @@
         <w:spacing w:after="0" w:before="0" w:line="240" w:lineRule="auto"/>
       </w:pPr>
       <w:rPr>
-        <w:rFonts w:asciiTheme="majorHAnsi" w:cstheme="majorBidi" w:eastAsiaTheme="majorEastAsia" w:hAnsiTheme="majorHAnsi"/>
+        <w:rFonts w:asciiTheme="majorHAnsi" w:cstheme="majorBidi" w:hAnsiTheme="majorHAnsi" w:eastAsia="黑体"/>
         <w:b/>
         <w:bCs/>
       </w:rPr>
@@ -6488,7 +6915,7 @@
         <w:spacing w:after="0" w:before="0" w:line="240" w:lineRule="auto"/>
       </w:pPr>
       <w:rPr>
-        <w:rFonts w:asciiTheme="majorHAnsi" w:cstheme="majorBidi" w:eastAsiaTheme="majorEastAsia" w:hAnsiTheme="majorHAnsi"/>
+        <w:rFonts w:asciiTheme="majorHAnsi" w:cstheme="majorBidi" w:hAnsiTheme="majorHAnsi" w:eastAsia="黑体"/>
         <w:b/>
         <w:bCs/>
       </w:rPr>
@@ -6506,14 +6933,14 @@
     </w:tblStylePr>
     <w:tblStylePr w:type="firstCol">
       <w:rPr>
-        <w:rFonts w:asciiTheme="majorHAnsi" w:cstheme="majorBidi" w:eastAsiaTheme="majorEastAsia" w:hAnsiTheme="majorHAnsi"/>
+        <w:rFonts w:asciiTheme="majorHAnsi" w:cstheme="majorBidi" w:hAnsiTheme="majorHAnsi" w:eastAsia="黑体"/>
         <w:b/>
         <w:bCs/>
       </w:rPr>
     </w:tblStylePr>
     <w:tblStylePr w:type="lastCol">
       <w:rPr>
-        <w:rFonts w:asciiTheme="majorHAnsi" w:cstheme="majorBidi" w:eastAsiaTheme="majorEastAsia" w:hAnsiTheme="majorHAnsi"/>
+        <w:rFonts w:asciiTheme="majorHAnsi" w:cstheme="majorBidi" w:hAnsiTheme="majorHAnsi" w:eastAsia="黑体"/>
         <w:b/>
         <w:bCs/>
       </w:rPr>
@@ -6597,7 +7024,7 @@
         <w:spacing w:after="0" w:before="0" w:line="240" w:lineRule="auto"/>
       </w:pPr>
       <w:rPr>
-        <w:rFonts w:asciiTheme="majorHAnsi" w:cstheme="majorBidi" w:eastAsiaTheme="majorEastAsia" w:hAnsiTheme="majorHAnsi"/>
+        <w:rFonts w:asciiTheme="majorHAnsi" w:cstheme="majorBidi" w:hAnsiTheme="majorHAnsi" w:eastAsia="黑体"/>
         <w:b/>
         <w:bCs/>
       </w:rPr>
@@ -6618,7 +7045,7 @@
         <w:spacing w:after="0" w:before="0" w:line="240" w:lineRule="auto"/>
       </w:pPr>
       <w:rPr>
-        <w:rFonts w:asciiTheme="majorHAnsi" w:cstheme="majorBidi" w:eastAsiaTheme="majorEastAsia" w:hAnsiTheme="majorHAnsi"/>
+        <w:rFonts w:asciiTheme="majorHAnsi" w:cstheme="majorBidi" w:hAnsiTheme="majorHAnsi" w:eastAsia="黑体"/>
         <w:b/>
         <w:bCs/>
       </w:rPr>
@@ -6636,14 +7063,14 @@
     </w:tblStylePr>
     <w:tblStylePr w:type="firstCol">
       <w:rPr>
-        <w:rFonts w:asciiTheme="majorHAnsi" w:cstheme="majorBidi" w:eastAsiaTheme="majorEastAsia" w:hAnsiTheme="majorHAnsi"/>
+        <w:rFonts w:asciiTheme="majorHAnsi" w:cstheme="majorBidi" w:hAnsiTheme="majorHAnsi" w:eastAsia="黑体"/>
         <w:b/>
         <w:bCs/>
       </w:rPr>
     </w:tblStylePr>
     <w:tblStylePr w:type="lastCol">
       <w:rPr>
-        <w:rFonts w:asciiTheme="majorHAnsi" w:cstheme="majorBidi" w:eastAsiaTheme="majorEastAsia" w:hAnsiTheme="majorHAnsi"/>
+        <w:rFonts w:asciiTheme="majorHAnsi" w:cstheme="majorBidi" w:hAnsiTheme="majorHAnsi" w:eastAsia="黑体"/>
         <w:b/>
         <w:bCs/>
       </w:rPr>
@@ -6727,7 +7154,7 @@
         <w:spacing w:after="0" w:before="0" w:line="240" w:lineRule="auto"/>
       </w:pPr>
       <w:rPr>
-        <w:rFonts w:asciiTheme="majorHAnsi" w:cstheme="majorBidi" w:eastAsiaTheme="majorEastAsia" w:hAnsiTheme="majorHAnsi"/>
+        <w:rFonts w:asciiTheme="majorHAnsi" w:cstheme="majorBidi" w:hAnsiTheme="majorHAnsi" w:eastAsia="黑体"/>
         <w:b/>
         <w:bCs/>
       </w:rPr>
@@ -6748,7 +7175,7 @@
         <w:spacing w:after="0" w:before="0" w:line="240" w:lineRule="auto"/>
       </w:pPr>
       <w:rPr>
-        <w:rFonts w:asciiTheme="majorHAnsi" w:cstheme="majorBidi" w:eastAsiaTheme="majorEastAsia" w:hAnsiTheme="majorHAnsi"/>
+        <w:rFonts w:asciiTheme="majorHAnsi" w:cstheme="majorBidi" w:hAnsiTheme="majorHAnsi" w:eastAsia="黑体"/>
         <w:b/>
         <w:bCs/>
       </w:rPr>
@@ -6766,14 +7193,14 @@
     </w:tblStylePr>
     <w:tblStylePr w:type="firstCol">
       <w:rPr>
-        <w:rFonts w:asciiTheme="majorHAnsi" w:cstheme="majorBidi" w:eastAsiaTheme="majorEastAsia" w:hAnsiTheme="majorHAnsi"/>
+        <w:rFonts w:asciiTheme="majorHAnsi" w:cstheme="majorBidi" w:hAnsiTheme="majorHAnsi" w:eastAsia="黑体"/>
         <w:b/>
         <w:bCs/>
       </w:rPr>
     </w:tblStylePr>
     <w:tblStylePr w:type="lastCol">
       <w:rPr>
-        <w:rFonts w:asciiTheme="majorHAnsi" w:cstheme="majorBidi" w:eastAsiaTheme="majorEastAsia" w:hAnsiTheme="majorHAnsi"/>
+        <w:rFonts w:asciiTheme="majorHAnsi" w:cstheme="majorBidi" w:hAnsiTheme="majorHAnsi" w:eastAsia="黑体"/>
         <w:b/>
         <w:bCs/>
       </w:rPr>
@@ -6857,7 +7284,7 @@
         <w:spacing w:after="0" w:before="0" w:line="240" w:lineRule="auto"/>
       </w:pPr>
       <w:rPr>
-        <w:rFonts w:asciiTheme="majorHAnsi" w:cstheme="majorBidi" w:eastAsiaTheme="majorEastAsia" w:hAnsiTheme="majorHAnsi"/>
+        <w:rFonts w:asciiTheme="majorHAnsi" w:cstheme="majorBidi" w:hAnsiTheme="majorHAnsi" w:eastAsia="黑体"/>
         <w:b/>
         <w:bCs/>
       </w:rPr>
@@ -6878,7 +7305,7 @@
         <w:spacing w:after="0" w:before="0" w:line="240" w:lineRule="auto"/>
       </w:pPr>
       <w:rPr>
-        <w:rFonts w:asciiTheme="majorHAnsi" w:cstheme="majorBidi" w:eastAsiaTheme="majorEastAsia" w:hAnsiTheme="majorHAnsi"/>
+        <w:rFonts w:asciiTheme="majorHAnsi" w:cstheme="majorBidi" w:hAnsiTheme="majorHAnsi" w:eastAsia="黑体"/>
         <w:b/>
         <w:bCs/>
       </w:rPr>
@@ -6896,14 +7323,14 @@
     </w:tblStylePr>
     <w:tblStylePr w:type="firstCol">
       <w:rPr>
-        <w:rFonts w:asciiTheme="majorHAnsi" w:cstheme="majorBidi" w:eastAsiaTheme="majorEastAsia" w:hAnsiTheme="majorHAnsi"/>
+        <w:rFonts w:asciiTheme="majorHAnsi" w:cstheme="majorBidi" w:hAnsiTheme="majorHAnsi" w:eastAsia="黑体"/>
         <w:b/>
         <w:bCs/>
       </w:rPr>
     </w:tblStylePr>
     <w:tblStylePr w:type="lastCol">
       <w:rPr>
-        <w:rFonts w:asciiTheme="majorHAnsi" w:cstheme="majorBidi" w:eastAsiaTheme="majorEastAsia" w:hAnsiTheme="majorHAnsi"/>
+        <w:rFonts w:asciiTheme="majorHAnsi" w:cstheme="majorBidi" w:hAnsiTheme="majorHAnsi" w:eastAsia="黑体"/>
         <w:b/>
         <w:bCs/>
       </w:rPr>
@@ -6987,7 +7414,7 @@
         <w:spacing w:after="0" w:before="0" w:line="240" w:lineRule="auto"/>
       </w:pPr>
       <w:rPr>
-        <w:rFonts w:asciiTheme="majorHAnsi" w:cstheme="majorBidi" w:eastAsiaTheme="majorEastAsia" w:hAnsiTheme="majorHAnsi"/>
+        <w:rFonts w:asciiTheme="majorHAnsi" w:cstheme="majorBidi" w:hAnsiTheme="majorHAnsi" w:eastAsia="黑体"/>
         <w:b/>
         <w:bCs/>
       </w:rPr>
@@ -7008,7 +7435,7 @@
         <w:spacing w:after="0" w:before="0" w:line="240" w:lineRule="auto"/>
       </w:pPr>
       <w:rPr>
-        <w:rFonts w:asciiTheme="majorHAnsi" w:cstheme="majorBidi" w:eastAsiaTheme="majorEastAsia" w:hAnsiTheme="majorHAnsi"/>
+        <w:rFonts w:asciiTheme="majorHAnsi" w:cstheme="majorBidi" w:hAnsiTheme="majorHAnsi" w:eastAsia="黑体"/>
         <w:b/>
         <w:bCs/>
       </w:rPr>
@@ -7026,14 +7453,14 @@
     </w:tblStylePr>
     <w:tblStylePr w:type="firstCol">
       <w:rPr>
-        <w:rFonts w:asciiTheme="majorHAnsi" w:cstheme="majorBidi" w:eastAsiaTheme="majorEastAsia" w:hAnsiTheme="majorHAnsi"/>
+        <w:rFonts w:asciiTheme="majorHAnsi" w:cstheme="majorBidi" w:hAnsiTheme="majorHAnsi" w:eastAsia="黑体"/>
         <w:b/>
         <w:bCs/>
       </w:rPr>
     </w:tblStylePr>
     <w:tblStylePr w:type="lastCol">
       <w:rPr>
-        <w:rFonts w:asciiTheme="majorHAnsi" w:cstheme="majorBidi" w:eastAsiaTheme="majorEastAsia" w:hAnsiTheme="majorHAnsi"/>
+        <w:rFonts w:asciiTheme="majorHAnsi" w:cstheme="majorBidi" w:hAnsiTheme="majorHAnsi" w:eastAsia="黑体"/>
         <w:b/>
         <w:bCs/>
       </w:rPr>
@@ -7117,7 +7544,7 @@
         <w:spacing w:after="0" w:before="0" w:line="240" w:lineRule="auto"/>
       </w:pPr>
       <w:rPr>
-        <w:rFonts w:asciiTheme="majorHAnsi" w:cstheme="majorBidi" w:eastAsiaTheme="majorEastAsia" w:hAnsiTheme="majorHAnsi"/>
+        <w:rFonts w:asciiTheme="majorHAnsi" w:cstheme="majorBidi" w:hAnsiTheme="majorHAnsi" w:eastAsia="黑体"/>
         <w:b/>
         <w:bCs/>
       </w:rPr>
@@ -7138,7 +7565,7 @@
         <w:spacing w:after="0" w:before="0" w:line="240" w:lineRule="auto"/>
       </w:pPr>
       <w:rPr>
-        <w:rFonts w:asciiTheme="majorHAnsi" w:cstheme="majorBidi" w:eastAsiaTheme="majorEastAsia" w:hAnsiTheme="majorHAnsi"/>
+        <w:rFonts w:asciiTheme="majorHAnsi" w:cstheme="majorBidi" w:hAnsiTheme="majorHAnsi" w:eastAsia="黑体"/>
         <w:b/>
         <w:bCs/>
       </w:rPr>
@@ -7156,14 +7583,14 @@
     </w:tblStylePr>
     <w:tblStylePr w:type="firstCol">
       <w:rPr>
-        <w:rFonts w:asciiTheme="majorHAnsi" w:cstheme="majorBidi" w:eastAsiaTheme="majorEastAsia" w:hAnsiTheme="majorHAnsi"/>
+        <w:rFonts w:asciiTheme="majorHAnsi" w:cstheme="majorBidi" w:hAnsiTheme="majorHAnsi" w:eastAsia="黑体"/>
         <w:b/>
         <w:bCs/>
       </w:rPr>
     </w:tblStylePr>
     <w:tblStylePr w:type="lastCol">
       <w:rPr>
-        <w:rFonts w:asciiTheme="majorHAnsi" w:cstheme="majorBidi" w:eastAsiaTheme="majorEastAsia" w:hAnsiTheme="majorHAnsi"/>
+        <w:rFonts w:asciiTheme="majorHAnsi" w:cstheme="majorBidi" w:hAnsiTheme="majorHAnsi" w:eastAsia="黑体"/>
         <w:b/>
         <w:bCs/>
       </w:rPr>
@@ -7246,6 +7673,7 @@
         <w:spacing w:after="0" w:before="0" w:line="240" w:lineRule="auto"/>
       </w:pPr>
       <w:rPr>
+        <w:rFonts w:eastAsia="黑体"/>
         <w:b/>
         <w:bCs/>
         <w:color w:themeColor="background1" w:val="FFFFFF"/>
@@ -7268,6 +7696,7 @@
         <w:spacing w:after="0" w:before="0" w:line="240" w:lineRule="auto"/>
       </w:pPr>
       <w:rPr>
+        <w:rFonts w:eastAsia="黑体"/>
         <w:b/>
         <w:bCs/>
       </w:rPr>
@@ -7285,12 +7714,14 @@
     </w:tblStylePr>
     <w:tblStylePr w:type="firstCol">
       <w:rPr>
+        <w:rFonts w:eastAsia="黑体"/>
         <w:b/>
         <w:bCs/>
       </w:rPr>
     </w:tblStylePr>
     <w:tblStylePr w:type="lastCol">
       <w:rPr>
+        <w:rFonts w:eastAsia="黑体"/>
         <w:b/>
         <w:bCs/>
       </w:rPr>
@@ -7352,6 +7783,7 @@
         <w:spacing w:after="0" w:before="0" w:line="240" w:lineRule="auto"/>
       </w:pPr>
       <w:rPr>
+        <w:rFonts w:eastAsia="黑体"/>
         <w:b/>
         <w:bCs/>
         <w:color w:themeColor="background1" w:val="FFFFFF"/>
@@ -7374,6 +7806,7 @@
         <w:spacing w:after="0" w:before="0" w:line="240" w:lineRule="auto"/>
       </w:pPr>
       <w:rPr>
+        <w:rFonts w:eastAsia="黑体"/>
         <w:b/>
         <w:bCs/>
       </w:rPr>
@@ -7391,12 +7824,14 @@
     </w:tblStylePr>
     <w:tblStylePr w:type="firstCol">
       <w:rPr>
+        <w:rFonts w:eastAsia="黑体"/>
         <w:b/>
         <w:bCs/>
       </w:rPr>
     </w:tblStylePr>
     <w:tblStylePr w:type="lastCol">
       <w:rPr>
+        <w:rFonts w:eastAsia="黑体"/>
         <w:b/>
         <w:bCs/>
       </w:rPr>
@@ -7458,6 +7893,7 @@
         <w:spacing w:after="0" w:before="0" w:line="240" w:lineRule="auto"/>
       </w:pPr>
       <w:rPr>
+        <w:rFonts w:eastAsia="黑体"/>
         <w:b/>
         <w:bCs/>
         <w:color w:themeColor="background1" w:val="FFFFFF"/>
@@ -7480,6 +7916,7 @@
         <w:spacing w:after="0" w:before="0" w:line="240" w:lineRule="auto"/>
       </w:pPr>
       <w:rPr>
+        <w:rFonts w:eastAsia="黑体"/>
         <w:b/>
         <w:bCs/>
       </w:rPr>
@@ -7497,12 +7934,14 @@
     </w:tblStylePr>
     <w:tblStylePr w:type="firstCol">
       <w:rPr>
+        <w:rFonts w:eastAsia="黑体"/>
         <w:b/>
         <w:bCs/>
       </w:rPr>
     </w:tblStylePr>
     <w:tblStylePr w:type="lastCol">
       <w:rPr>
+        <w:rFonts w:eastAsia="黑体"/>
         <w:b/>
         <w:bCs/>
       </w:rPr>
@@ -7564,6 +8003,7 @@
         <w:spacing w:after="0" w:before="0" w:line="240" w:lineRule="auto"/>
       </w:pPr>
       <w:rPr>
+        <w:rFonts w:eastAsia="黑体"/>
         <w:b/>
         <w:bCs/>
         <w:color w:themeColor="background1" w:val="FFFFFF"/>
@@ -7586,6 +8026,7 @@
         <w:spacing w:after="0" w:before="0" w:line="240" w:lineRule="auto"/>
       </w:pPr>
       <w:rPr>
+        <w:rFonts w:eastAsia="黑体"/>
         <w:b/>
         <w:bCs/>
       </w:rPr>
@@ -7603,12 +8044,14 @@
     </w:tblStylePr>
     <w:tblStylePr w:type="firstCol">
       <w:rPr>
+        <w:rFonts w:eastAsia="黑体"/>
         <w:b/>
         <w:bCs/>
       </w:rPr>
     </w:tblStylePr>
     <w:tblStylePr w:type="lastCol">
       <w:rPr>
+        <w:rFonts w:eastAsia="黑体"/>
         <w:b/>
         <w:bCs/>
       </w:rPr>
@@ -7670,6 +8113,7 @@
         <w:spacing w:after="0" w:before="0" w:line="240" w:lineRule="auto"/>
       </w:pPr>
       <w:rPr>
+        <w:rFonts w:eastAsia="黑体"/>
         <w:b/>
         <w:bCs/>
         <w:color w:themeColor="background1" w:val="FFFFFF"/>
@@ -7692,6 +8136,7 @@
         <w:spacing w:after="0" w:before="0" w:line="240" w:lineRule="auto"/>
       </w:pPr>
       <w:rPr>
+        <w:rFonts w:eastAsia="黑体"/>
         <w:b/>
         <w:bCs/>
       </w:rPr>
@@ -7709,12 +8154,14 @@
     </w:tblStylePr>
     <w:tblStylePr w:type="firstCol">
       <w:rPr>
+        <w:rFonts w:eastAsia="黑体"/>
         <w:b/>
         <w:bCs/>
       </w:rPr>
     </w:tblStylePr>
     <w:tblStylePr w:type="lastCol">
       <w:rPr>
+        <w:rFonts w:eastAsia="黑体"/>
         <w:b/>
         <w:bCs/>
       </w:rPr>
@@ -7776,6 +8223,7 @@
         <w:spacing w:after="0" w:before="0" w:line="240" w:lineRule="auto"/>
       </w:pPr>
       <w:rPr>
+        <w:rFonts w:eastAsia="黑体"/>
         <w:b/>
         <w:bCs/>
         <w:color w:themeColor="background1" w:val="FFFFFF"/>
@@ -7798,6 +8246,7 @@
         <w:spacing w:after="0" w:before="0" w:line="240" w:lineRule="auto"/>
       </w:pPr>
       <w:rPr>
+        <w:rFonts w:eastAsia="黑体"/>
         <w:b/>
         <w:bCs/>
       </w:rPr>
@@ -7815,12 +8264,14 @@
     </w:tblStylePr>
     <w:tblStylePr w:type="firstCol">
       <w:rPr>
+        <w:rFonts w:eastAsia="黑体"/>
         <w:b/>
         <w:bCs/>
       </w:rPr>
     </w:tblStylePr>
     <w:tblStylePr w:type="lastCol">
       <w:rPr>
+        <w:rFonts w:eastAsia="黑体"/>
         <w:b/>
         <w:bCs/>
       </w:rPr>
@@ -7882,6 +8333,7 @@
         <w:spacing w:after="0" w:before="0" w:line="240" w:lineRule="auto"/>
       </w:pPr>
       <w:rPr>
+        <w:rFonts w:eastAsia="黑体"/>
         <w:b/>
         <w:bCs/>
         <w:color w:themeColor="background1" w:val="FFFFFF"/>
@@ -7904,6 +8356,7 @@
         <w:spacing w:after="0" w:before="0" w:line="240" w:lineRule="auto"/>
       </w:pPr>
       <w:rPr>
+        <w:rFonts w:eastAsia="黑体"/>
         <w:b/>
         <w:bCs/>
       </w:rPr>
@@ -7921,12 +8374,14 @@
     </w:tblStylePr>
     <w:tblStylePr w:type="firstCol">
       <w:rPr>
+        <w:rFonts w:eastAsia="黑体"/>
         <w:b/>
         <w:bCs/>
       </w:rPr>
     </w:tblStylePr>
     <w:tblStylePr w:type="lastCol">
       <w:rPr>
+        <w:rFonts w:eastAsia="黑体"/>
         <w:b/>
         <w:bCs/>
       </w:rPr>
@@ -7985,6 +8440,7 @@
         <w:spacing w:after="0" w:before="0" w:line="240" w:lineRule="auto"/>
       </w:pPr>
       <w:rPr>
+        <w:rFonts w:eastAsia="黑体"/>
         <w:b/>
         <w:bCs/>
         <w:color w:themeColor="background1" w:val="FFFFFF"/>
@@ -8007,6 +8463,7 @@
         <w:spacing w:after="0" w:before="0" w:line="240" w:lineRule="auto"/>
       </w:pPr>
       <w:rPr>
+        <w:rFonts w:eastAsia="黑体"/>
         <w:color w:val="auto"/>
       </w:rPr>
       <w:tblPr/>
@@ -8024,6 +8481,7 @@
     </w:tblStylePr>
     <w:tblStylePr w:type="firstCol">
       <w:rPr>
+        <w:rFonts w:eastAsia="黑体"/>
         <w:b/>
         <w:bCs/>
         <w:color w:themeColor="background1" w:val="FFFFFF"/>
@@ -8043,6 +8501,7 @@
     </w:tblStylePr>
     <w:tblStylePr w:type="lastCol">
       <w:rPr>
+        <w:rFonts w:eastAsia="黑体"/>
         <w:b/>
         <w:bCs/>
         <w:color w:themeColor="background1" w:val="FFFFFF"/>
@@ -8091,6 +8550,7 @@
     </w:tblStylePr>
     <w:tblStylePr w:type="nwCell">
       <w:rPr>
+        <w:rFonts w:eastAsia="黑体"/>
         <w:color w:themeColor="background1" w:val="FFFFFF"/>
       </w:rPr>
       <w:tblPr/>
@@ -8134,6 +8594,7 @@
         <w:spacing w:after="0" w:before="0" w:line="240" w:lineRule="auto"/>
       </w:pPr>
       <w:rPr>
+        <w:rFonts w:eastAsia="黑体"/>
         <w:b/>
         <w:bCs/>
         <w:color w:themeColor="background1" w:val="FFFFFF"/>
@@ -8156,6 +8617,7 @@
         <w:spacing w:after="0" w:before="0" w:line="240" w:lineRule="auto"/>
       </w:pPr>
       <w:rPr>
+        <w:rFonts w:eastAsia="黑体"/>
         <w:color w:val="auto"/>
       </w:rPr>
       <w:tblPr/>
@@ -8173,6 +8635,7 @@
     </w:tblStylePr>
     <w:tblStylePr w:type="firstCol">
       <w:rPr>
+        <w:rFonts w:eastAsia="黑体"/>
         <w:b/>
         <w:bCs/>
         <w:color w:themeColor="background1" w:val="FFFFFF"/>
@@ -8192,6 +8655,7 @@
     </w:tblStylePr>
     <w:tblStylePr w:type="lastCol">
       <w:rPr>
+        <w:rFonts w:eastAsia="黑体"/>
         <w:b/>
         <w:bCs/>
         <w:color w:themeColor="background1" w:val="FFFFFF"/>
@@ -8240,6 +8704,7 @@
     </w:tblStylePr>
     <w:tblStylePr w:type="nwCell">
       <w:rPr>
+        <w:rFonts w:eastAsia="黑体"/>
         <w:color w:themeColor="background1" w:val="FFFFFF"/>
       </w:rPr>
       <w:tblPr/>
@@ -8283,6 +8748,7 @@
         <w:spacing w:after="0" w:before="0" w:line="240" w:lineRule="auto"/>
       </w:pPr>
       <w:rPr>
+        <w:rFonts w:eastAsia="黑体"/>
         <w:b/>
         <w:bCs/>
         <w:color w:themeColor="background1" w:val="FFFFFF"/>
@@ -8305,6 +8771,7 @@
         <w:spacing w:after="0" w:before="0" w:line="240" w:lineRule="auto"/>
       </w:pPr>
       <w:rPr>
+        <w:rFonts w:eastAsia="黑体"/>
         <w:color w:val="auto"/>
       </w:rPr>
       <w:tblPr/>
@@ -8322,6 +8789,7 @@
     </w:tblStylePr>
     <w:tblStylePr w:type="firstCol">
       <w:rPr>
+        <w:rFonts w:eastAsia="黑体"/>
         <w:b/>
         <w:bCs/>
         <w:color w:themeColor="background1" w:val="FFFFFF"/>
@@ -8341,6 +8809,7 @@
     </w:tblStylePr>
     <w:tblStylePr w:type="lastCol">
       <w:rPr>
+        <w:rFonts w:eastAsia="黑体"/>
         <w:b/>
         <w:bCs/>
         <w:color w:themeColor="background1" w:val="FFFFFF"/>
@@ -8389,6 +8858,7 @@
     </w:tblStylePr>
     <w:tblStylePr w:type="nwCell">
       <w:rPr>
+        <w:rFonts w:eastAsia="黑体"/>
         <w:color w:themeColor="background1" w:val="FFFFFF"/>
       </w:rPr>
       <w:tblPr/>
@@ -8432,6 +8902,7 @@
         <w:spacing w:after="0" w:before="0" w:line="240" w:lineRule="auto"/>
       </w:pPr>
       <w:rPr>
+        <w:rFonts w:eastAsia="黑体"/>
         <w:b/>
         <w:bCs/>
         <w:color w:themeColor="background1" w:val="FFFFFF"/>
@@ -8454,6 +8925,7 @@
         <w:spacing w:after="0" w:before="0" w:line="240" w:lineRule="auto"/>
       </w:pPr>
       <w:rPr>
+        <w:rFonts w:eastAsia="黑体"/>
         <w:color w:val="auto"/>
       </w:rPr>
       <w:tblPr/>
@@ -8471,6 +8943,7 @@
     </w:tblStylePr>
     <w:tblStylePr w:type="firstCol">
       <w:rPr>
+        <w:rFonts w:eastAsia="黑体"/>
         <w:b/>
         <w:bCs/>
         <w:color w:themeColor="background1" w:val="FFFFFF"/>
@@ -8490,6 +8963,7 @@
     </w:tblStylePr>
     <w:tblStylePr w:type="lastCol">
       <w:rPr>
+        <w:rFonts w:eastAsia="黑体"/>
         <w:b/>
         <w:bCs/>
         <w:color w:themeColor="background1" w:val="FFFFFF"/>
@@ -8538,6 +9012,7 @@
     </w:tblStylePr>
     <w:tblStylePr w:type="nwCell">
       <w:rPr>
+        <w:rFonts w:eastAsia="黑体"/>
         <w:color w:themeColor="background1" w:val="FFFFFF"/>
       </w:rPr>
       <w:tblPr/>
@@ -8581,6 +9056,7 @@
         <w:spacing w:after="0" w:before="0" w:line="240" w:lineRule="auto"/>
       </w:pPr>
       <w:rPr>
+        <w:rFonts w:eastAsia="黑体"/>
         <w:b/>
         <w:bCs/>
         <w:color w:themeColor="background1" w:val="FFFFFF"/>
@@ -8603,6 +9079,7 @@
         <w:spacing w:after="0" w:before="0" w:line="240" w:lineRule="auto"/>
       </w:pPr>
       <w:rPr>
+        <w:rFonts w:eastAsia="黑体"/>
         <w:color w:val="auto"/>
       </w:rPr>
       <w:tblPr/>
@@ -8620,6 +9097,7 @@
     </w:tblStylePr>
     <w:tblStylePr w:type="firstCol">
       <w:rPr>
+        <w:rFonts w:eastAsia="黑体"/>
         <w:b/>
         <w:bCs/>
         <w:color w:themeColor="background1" w:val="FFFFFF"/>
@@ -8639,6 +9117,7 @@
     </w:tblStylePr>
     <w:tblStylePr w:type="lastCol">
       <w:rPr>
+        <w:rFonts w:eastAsia="黑体"/>
         <w:b/>
         <w:bCs/>
         <w:color w:themeColor="background1" w:val="FFFFFF"/>
@@ -8687,6 +9166,7 @@
     </w:tblStylePr>
     <w:tblStylePr w:type="nwCell">
       <w:rPr>
+        <w:rFonts w:eastAsia="黑体"/>
         <w:color w:themeColor="background1" w:val="FFFFFF"/>
       </w:rPr>
       <w:tblPr/>
@@ -8730,6 +9210,7 @@
         <w:spacing w:after="0" w:before="0" w:line="240" w:lineRule="auto"/>
       </w:pPr>
       <w:rPr>
+        <w:rFonts w:eastAsia="黑体"/>
         <w:b/>
         <w:bCs/>
         <w:color w:themeColor="background1" w:val="FFFFFF"/>
@@ -8752,6 +9233,7 @@
         <w:spacing w:after="0" w:before="0" w:line="240" w:lineRule="auto"/>
       </w:pPr>
       <w:rPr>
+        <w:rFonts w:eastAsia="黑体"/>
         <w:color w:val="auto"/>
       </w:rPr>
       <w:tblPr/>
@@ -8769,6 +9251,7 @@
     </w:tblStylePr>
     <w:tblStylePr w:type="firstCol">
       <w:rPr>
+        <w:rFonts w:eastAsia="黑体"/>
         <w:b/>
         <w:bCs/>
         <w:color w:themeColor="background1" w:val="FFFFFF"/>
@@ -8788,6 +9271,7 @@
     </w:tblStylePr>
     <w:tblStylePr w:type="lastCol">
       <w:rPr>
+        <w:rFonts w:eastAsia="黑体"/>
         <w:b/>
         <w:bCs/>
         <w:color w:themeColor="background1" w:val="FFFFFF"/>
@@ -8836,6 +9320,7 @@
     </w:tblStylePr>
     <w:tblStylePr w:type="nwCell">
       <w:rPr>
+        <w:rFonts w:eastAsia="黑体"/>
         <w:color w:themeColor="background1" w:val="FFFFFF"/>
       </w:rPr>
       <w:tblPr/>
@@ -8879,6 +9364,7 @@
         <w:spacing w:after="0" w:before="0" w:line="240" w:lineRule="auto"/>
       </w:pPr>
       <w:rPr>
+        <w:rFonts w:eastAsia="黑体"/>
         <w:b/>
         <w:bCs/>
         <w:color w:themeColor="background1" w:val="FFFFFF"/>
@@ -8901,6 +9387,7 @@
         <w:spacing w:after="0" w:before="0" w:line="240" w:lineRule="auto"/>
       </w:pPr>
       <w:rPr>
+        <w:rFonts w:eastAsia="黑体"/>
         <w:color w:val="auto"/>
       </w:rPr>
       <w:tblPr/>
@@ -8918,6 +9405,7 @@
     </w:tblStylePr>
     <w:tblStylePr w:type="firstCol">
       <w:rPr>
+        <w:rFonts w:eastAsia="黑体"/>
         <w:b/>
         <w:bCs/>
         <w:color w:themeColor="background1" w:val="FFFFFF"/>
@@ -8937,6 +9425,7 @@
     </w:tblStylePr>
     <w:tblStylePr w:type="lastCol">
       <w:rPr>
+        <w:rFonts w:eastAsia="黑体"/>
         <w:b/>
         <w:bCs/>
         <w:color w:themeColor="background1" w:val="FFFFFF"/>
@@ -8985,6 +9474,7 @@
     </w:tblStylePr>
     <w:tblStylePr w:type="nwCell">
       <w:rPr>
+        <w:rFonts w:eastAsia="黑体"/>
         <w:color w:themeColor="background1" w:val="FFFFFF"/>
       </w:rPr>
       <w:tblPr/>
@@ -9009,6 +9499,7 @@
       <w:spacing w:after="0" w:line="240" w:lineRule="auto"/>
     </w:pPr>
     <w:rPr>
+      <w:rFonts w:eastAsia="黑体"/>
       <w:color w:themeColor="text1" w:val="000000"/>
     </w:rPr>
     <w:tblPr>
@@ -9028,7 +9519,7 @@
     </w:tblPr>
     <w:tblStylePr w:type="firstRow">
       <w:rPr>
-        <w:rFonts w:asciiTheme="majorHAnsi" w:cstheme="majorBidi" w:eastAsiaTheme="majorEastAsia" w:hAnsiTheme="majorHAnsi"/>
+        <w:rFonts w:asciiTheme="majorHAnsi" w:cstheme="majorBidi" w:hAnsiTheme="majorHAnsi" w:eastAsia="黑体"/>
       </w:rPr>
       <w:tblPr/>
       <w:tcPr>
@@ -9040,6 +9531,7 @@
     </w:tblStylePr>
     <w:tblStylePr w:type="lastRow">
       <w:rPr>
+        <w:rFonts w:eastAsia="黑体"/>
         <w:b/>
         <w:bCs/>
         <w:color w:themeColor="text2" w:val="1F497D"/>
@@ -9054,12 +9546,14 @@
     </w:tblStylePr>
     <w:tblStylePr w:type="firstCol">
       <w:rPr>
+        <w:rFonts w:eastAsia="黑体"/>
         <w:b/>
         <w:bCs/>
       </w:rPr>
     </w:tblStylePr>
     <w:tblStylePr w:type="lastCol">
       <w:rPr>
+        <w:rFonts w:eastAsia="黑体"/>
         <w:b/>
         <w:bCs/>
       </w:rPr>
@@ -9093,6 +9587,7 @@
       <w:spacing w:after="0" w:line="240" w:lineRule="auto"/>
     </w:pPr>
     <w:rPr>
+      <w:rFonts w:eastAsia="黑体"/>
       <w:color w:themeColor="text1" w:val="000000"/>
     </w:rPr>
     <w:tblPr>
@@ -9112,7 +9607,7 @@
     </w:tblPr>
     <w:tblStylePr w:type="firstRow">
       <w:rPr>
-        <w:rFonts w:asciiTheme="majorHAnsi" w:cstheme="majorBidi" w:eastAsiaTheme="majorEastAsia" w:hAnsiTheme="majorHAnsi"/>
+        <w:rFonts w:asciiTheme="majorHAnsi" w:cstheme="majorBidi" w:hAnsiTheme="majorHAnsi" w:eastAsia="黑体"/>
       </w:rPr>
       <w:tblPr/>
       <w:tcPr>
@@ -9124,6 +9619,7 @@
     </w:tblStylePr>
     <w:tblStylePr w:type="lastRow">
       <w:rPr>
+        <w:rFonts w:eastAsia="黑体"/>
         <w:b/>
         <w:bCs/>
         <w:color w:themeColor="text2" w:val="1F497D"/>
@@ -9138,12 +9634,14 @@
     </w:tblStylePr>
     <w:tblStylePr w:type="firstCol">
       <w:rPr>
+        <w:rFonts w:eastAsia="黑体"/>
         <w:b/>
         <w:bCs/>
       </w:rPr>
     </w:tblStylePr>
     <w:tblStylePr w:type="lastCol">
       <w:rPr>
+        <w:rFonts w:eastAsia="黑体"/>
         <w:b/>
         <w:bCs/>
       </w:rPr>
@@ -9177,6 +9675,7 @@
       <w:spacing w:after="0" w:line="240" w:lineRule="auto"/>
     </w:pPr>
     <w:rPr>
+      <w:rFonts w:eastAsia="黑体"/>
       <w:color w:themeColor="text1" w:val="000000"/>
     </w:rPr>
     <w:tblPr>
@@ -9196,7 +9695,7 @@
     </w:tblPr>
     <w:tblStylePr w:type="firstRow">
       <w:rPr>
-        <w:rFonts w:asciiTheme="majorHAnsi" w:cstheme="majorBidi" w:eastAsiaTheme="majorEastAsia" w:hAnsiTheme="majorHAnsi"/>
+        <w:rFonts w:asciiTheme="majorHAnsi" w:cstheme="majorBidi" w:hAnsiTheme="majorHAnsi" w:eastAsia="黑体"/>
       </w:rPr>
       <w:tblPr/>
       <w:tcPr>
@@ -9208,6 +9707,7 @@
     </w:tblStylePr>
     <w:tblStylePr w:type="lastRow">
       <w:rPr>
+        <w:rFonts w:eastAsia="黑体"/>
         <w:b/>
         <w:bCs/>
         <w:color w:themeColor="text2" w:val="1F497D"/>
@@ -9222,12 +9722,14 @@
     </w:tblStylePr>
     <w:tblStylePr w:type="firstCol">
       <w:rPr>
+        <w:rFonts w:eastAsia="黑体"/>
         <w:b/>
         <w:bCs/>
       </w:rPr>
     </w:tblStylePr>
     <w:tblStylePr w:type="lastCol">
       <w:rPr>
+        <w:rFonts w:eastAsia="黑体"/>
         <w:b/>
         <w:bCs/>
       </w:rPr>
@@ -9261,6 +9763,7 @@
       <w:spacing w:after="0" w:line="240" w:lineRule="auto"/>
     </w:pPr>
     <w:rPr>
+      <w:rFonts w:eastAsia="黑体"/>
       <w:color w:themeColor="text1" w:val="000000"/>
     </w:rPr>
     <w:tblPr>
@@ -9280,7 +9783,7 @@
     </w:tblPr>
     <w:tblStylePr w:type="firstRow">
       <w:rPr>
-        <w:rFonts w:asciiTheme="majorHAnsi" w:cstheme="majorBidi" w:eastAsiaTheme="majorEastAsia" w:hAnsiTheme="majorHAnsi"/>
+        <w:rFonts w:asciiTheme="majorHAnsi" w:cstheme="majorBidi" w:hAnsiTheme="majorHAnsi" w:eastAsia="黑体"/>
       </w:rPr>
       <w:tblPr/>
       <w:tcPr>
@@ -9292,6 +9795,7 @@
     </w:tblStylePr>
     <w:tblStylePr w:type="lastRow">
       <w:rPr>
+        <w:rFonts w:eastAsia="黑体"/>
         <w:b/>
         <w:bCs/>
         <w:color w:themeColor="text2" w:val="1F497D"/>
@@ -9306,12 +9810,14 @@
     </w:tblStylePr>
     <w:tblStylePr w:type="firstCol">
       <w:rPr>
+        <w:rFonts w:eastAsia="黑体"/>
         <w:b/>
         <w:bCs/>
       </w:rPr>
     </w:tblStylePr>
     <w:tblStylePr w:type="lastCol">
       <w:rPr>
+        <w:rFonts w:eastAsia="黑体"/>
         <w:b/>
         <w:bCs/>
       </w:rPr>
@@ -9345,6 +9851,7 @@
       <w:spacing w:after="0" w:line="240" w:lineRule="auto"/>
     </w:pPr>
     <w:rPr>
+      <w:rFonts w:eastAsia="黑体"/>
       <w:color w:themeColor="text1" w:val="000000"/>
     </w:rPr>
     <w:tblPr>
@@ -9364,7 +9871,7 @@
     </w:tblPr>
     <w:tblStylePr w:type="firstRow">
       <w:rPr>
-        <w:rFonts w:asciiTheme="majorHAnsi" w:cstheme="majorBidi" w:eastAsiaTheme="majorEastAsia" w:hAnsiTheme="majorHAnsi"/>
+        <w:rFonts w:asciiTheme="majorHAnsi" w:cstheme="majorBidi" w:hAnsiTheme="majorHAnsi" w:eastAsia="黑体"/>
       </w:rPr>
       <w:tblPr/>
       <w:tcPr>
@@ -9376,6 +9883,7 @@
     </w:tblStylePr>
     <w:tblStylePr w:type="lastRow">
       <w:rPr>
+        <w:rFonts w:eastAsia="黑体"/>
         <w:b/>
         <w:bCs/>
         <w:color w:themeColor="text2" w:val="1F497D"/>
@@ -9390,12 +9898,14 @@
     </w:tblStylePr>
     <w:tblStylePr w:type="firstCol">
       <w:rPr>
+        <w:rFonts w:eastAsia="黑体"/>
         <w:b/>
         <w:bCs/>
       </w:rPr>
     </w:tblStylePr>
     <w:tblStylePr w:type="lastCol">
       <w:rPr>
+        <w:rFonts w:eastAsia="黑体"/>
         <w:b/>
         <w:bCs/>
       </w:rPr>
@@ -9429,6 +9939,7 @@
       <w:spacing w:after="0" w:line="240" w:lineRule="auto"/>
     </w:pPr>
     <w:rPr>
+      <w:rFonts w:eastAsia="黑体"/>
       <w:color w:themeColor="text1" w:val="000000"/>
     </w:rPr>
     <w:tblPr>
@@ -9448,7 +9959,7 @@
     </w:tblPr>
     <w:tblStylePr w:type="firstRow">
       <w:rPr>
-        <w:rFonts w:asciiTheme="majorHAnsi" w:cstheme="majorBidi" w:eastAsiaTheme="majorEastAsia" w:hAnsiTheme="majorHAnsi"/>
+        <w:rFonts w:asciiTheme="majorHAnsi" w:cstheme="majorBidi" w:hAnsiTheme="majorHAnsi" w:eastAsia="黑体"/>
       </w:rPr>
       <w:tblPr/>
       <w:tcPr>
@@ -9460,6 +9971,7 @@
     </w:tblStylePr>
     <w:tblStylePr w:type="lastRow">
       <w:rPr>
+        <w:rFonts w:eastAsia="黑体"/>
         <w:b/>
         <w:bCs/>
         <w:color w:themeColor="text2" w:val="1F497D"/>
@@ -9474,12 +9986,14 @@
     </w:tblStylePr>
     <w:tblStylePr w:type="firstCol">
       <w:rPr>
+        <w:rFonts w:eastAsia="黑体"/>
         <w:b/>
         <w:bCs/>
       </w:rPr>
     </w:tblStylePr>
     <w:tblStylePr w:type="lastCol">
       <w:rPr>
+        <w:rFonts w:eastAsia="黑体"/>
         <w:b/>
         <w:bCs/>
       </w:rPr>
@@ -9513,6 +10027,7 @@
       <w:spacing w:after="0" w:line="240" w:lineRule="auto"/>
     </w:pPr>
     <w:rPr>
+      <w:rFonts w:eastAsia="黑体"/>
       <w:color w:themeColor="text1" w:val="000000"/>
     </w:rPr>
     <w:tblPr>
@@ -9532,7 +10047,7 @@
     </w:tblPr>
     <w:tblStylePr w:type="firstRow">
       <w:rPr>
-        <w:rFonts w:asciiTheme="majorHAnsi" w:cstheme="majorBidi" w:eastAsiaTheme="majorEastAsia" w:hAnsiTheme="majorHAnsi"/>
+        <w:rFonts w:asciiTheme="majorHAnsi" w:cstheme="majorBidi" w:hAnsiTheme="majorHAnsi" w:eastAsia="黑体"/>
       </w:rPr>
       <w:tblPr/>
       <w:tcPr>
@@ -9544,6 +10059,7 @@
     </w:tblStylePr>
     <w:tblStylePr w:type="lastRow">
       <w:rPr>
+        <w:rFonts w:eastAsia="黑体"/>
         <w:b/>
         <w:bCs/>
         <w:color w:themeColor="text2" w:val="1F497D"/>
@@ -9558,12 +10074,14 @@
     </w:tblStylePr>
     <w:tblStylePr w:type="firstCol">
       <w:rPr>
+        <w:rFonts w:eastAsia="黑体"/>
         <w:b/>
         <w:bCs/>
       </w:rPr>
     </w:tblStylePr>
     <w:tblStylePr w:type="lastCol">
       <w:rPr>
+        <w:rFonts w:eastAsia="黑体"/>
         <w:b/>
         <w:bCs/>
       </w:rPr>
@@ -9597,7 +10115,7 @@
       <w:spacing w:after="0" w:line="240" w:lineRule="auto"/>
     </w:pPr>
     <w:rPr>
-      <w:rFonts w:asciiTheme="majorHAnsi" w:cstheme="majorBidi" w:eastAsiaTheme="majorEastAsia" w:hAnsiTheme="majorHAnsi"/>
+      <w:rFonts w:asciiTheme="majorHAnsi" w:cstheme="majorBidi" w:hAnsiTheme="majorHAnsi" w:eastAsia="黑体"/>
       <w:color w:themeColor="text1" w:val="000000"/>
     </w:rPr>
     <w:tblPr>
@@ -9619,6 +10137,7 @@
     </w:tblPr>
     <w:tblStylePr w:type="firstRow">
       <w:rPr>
+        <w:rFonts w:eastAsia="黑体"/>
         <w:sz w:val="24"/>
         <w:szCs w:val="24"/>
       </w:rPr>
@@ -9725,7 +10244,7 @@
       <w:spacing w:after="0" w:line="240" w:lineRule="auto"/>
     </w:pPr>
     <w:rPr>
-      <w:rFonts w:asciiTheme="majorHAnsi" w:cstheme="majorBidi" w:eastAsiaTheme="majorEastAsia" w:hAnsiTheme="majorHAnsi"/>
+      <w:rFonts w:asciiTheme="majorHAnsi" w:cstheme="majorBidi" w:hAnsiTheme="majorHAnsi" w:eastAsia="黑体"/>
       <w:color w:themeColor="text1" w:val="000000"/>
     </w:rPr>
     <w:tblPr>
@@ -9747,6 +10266,7 @@
     </w:tblPr>
     <w:tblStylePr w:type="firstRow">
       <w:rPr>
+        <w:rFonts w:eastAsia="黑体"/>
         <w:sz w:val="24"/>
         <w:szCs w:val="24"/>
       </w:rPr>
@@ -9853,7 +10373,7 @@
       <w:spacing w:after="0" w:line="240" w:lineRule="auto"/>
     </w:pPr>
     <w:rPr>
-      <w:rFonts w:asciiTheme="majorHAnsi" w:cstheme="majorBidi" w:eastAsiaTheme="majorEastAsia" w:hAnsiTheme="majorHAnsi"/>
+      <w:rFonts w:asciiTheme="majorHAnsi" w:cstheme="majorBidi" w:hAnsiTheme="majorHAnsi" w:eastAsia="黑体"/>
       <w:color w:themeColor="text1" w:val="000000"/>
     </w:rPr>
     <w:tblPr>
@@ -9875,6 +10395,7 @@
     </w:tblPr>
     <w:tblStylePr w:type="firstRow">
       <w:rPr>
+        <w:rFonts w:eastAsia="黑体"/>
         <w:sz w:val="24"/>
         <w:szCs w:val="24"/>
       </w:rPr>
@@ -9981,7 +10502,7 @@
       <w:spacing w:after="0" w:line="240" w:lineRule="auto"/>
     </w:pPr>
     <w:rPr>
-      <w:rFonts w:asciiTheme="majorHAnsi" w:cstheme="majorBidi" w:eastAsiaTheme="majorEastAsia" w:hAnsiTheme="majorHAnsi"/>
+      <w:rFonts w:asciiTheme="majorHAnsi" w:cstheme="majorBidi" w:hAnsiTheme="majorHAnsi" w:eastAsia="黑体"/>
       <w:color w:themeColor="text1" w:val="000000"/>
     </w:rPr>
     <w:tblPr>
@@ -10003,6 +10524,7 @@
     </w:tblPr>
     <w:tblStylePr w:type="firstRow">
       <w:rPr>
+        <w:rFonts w:eastAsia="黑体"/>
         <w:sz w:val="24"/>
         <w:szCs w:val="24"/>
       </w:rPr>
@@ -10109,7 +10631,7 @@
       <w:spacing w:after="0" w:line="240" w:lineRule="auto"/>
     </w:pPr>
     <w:rPr>
-      <w:rFonts w:asciiTheme="majorHAnsi" w:cstheme="majorBidi" w:eastAsiaTheme="majorEastAsia" w:hAnsiTheme="majorHAnsi"/>
+      <w:rFonts w:asciiTheme="majorHAnsi" w:cstheme="majorBidi" w:hAnsiTheme="majorHAnsi" w:eastAsia="黑体"/>
       <w:color w:themeColor="text1" w:val="000000"/>
     </w:rPr>
     <w:tblPr>
@@ -10131,6 +10653,7 @@
     </w:tblPr>
     <w:tblStylePr w:type="firstRow">
       <w:rPr>
+        <w:rFonts w:eastAsia="黑体"/>
         <w:sz w:val="24"/>
         <w:szCs w:val="24"/>
       </w:rPr>
@@ -10237,7 +10760,7 @@
       <w:spacing w:after="0" w:line="240" w:lineRule="auto"/>
     </w:pPr>
     <w:rPr>
-      <w:rFonts w:asciiTheme="majorHAnsi" w:cstheme="majorBidi" w:eastAsiaTheme="majorEastAsia" w:hAnsiTheme="majorHAnsi"/>
+      <w:rFonts w:asciiTheme="majorHAnsi" w:cstheme="majorBidi" w:hAnsiTheme="majorHAnsi" w:eastAsia="黑体"/>
       <w:color w:themeColor="text1" w:val="000000"/>
     </w:rPr>
     <w:tblPr>
@@ -10259,6 +10782,7 @@
     </w:tblPr>
     <w:tblStylePr w:type="firstRow">
       <w:rPr>
+        <w:rFonts w:eastAsia="黑体"/>
         <w:sz w:val="24"/>
         <w:szCs w:val="24"/>
       </w:rPr>
@@ -10365,7 +10889,7 @@
       <w:spacing w:after="0" w:line="240" w:lineRule="auto"/>
     </w:pPr>
     <w:rPr>
-      <w:rFonts w:asciiTheme="majorHAnsi" w:cstheme="majorBidi" w:eastAsiaTheme="majorEastAsia" w:hAnsiTheme="majorHAnsi"/>
+      <w:rFonts w:asciiTheme="majorHAnsi" w:cstheme="majorBidi" w:hAnsiTheme="majorHAnsi" w:eastAsia="黑体"/>
       <w:color w:themeColor="text1" w:val="000000"/>
     </w:rPr>
     <w:tblPr>
@@ -10387,6 +10911,7 @@
     </w:tblPr>
     <w:tblStylePr w:type="firstRow">
       <w:rPr>
+        <w:rFonts w:eastAsia="黑体"/>
         <w:sz w:val="24"/>
         <w:szCs w:val="24"/>
       </w:rPr>
@@ -10516,12 +11041,14 @@
     </w:tcPr>
     <w:tblStylePr w:type="firstRow">
       <w:rPr>
+        <w:rFonts w:eastAsia="黑体"/>
         <w:b/>
         <w:bCs/>
       </w:rPr>
     </w:tblStylePr>
     <w:tblStylePr w:type="lastRow">
       <w:rPr>
+        <w:rFonts w:eastAsia="黑体"/>
         <w:b/>
         <w:bCs/>
       </w:rPr>
@@ -10534,12 +11061,14 @@
     </w:tblStylePr>
     <w:tblStylePr w:type="firstCol">
       <w:rPr>
+        <w:rFonts w:eastAsia="黑体"/>
         <w:b/>
         <w:bCs/>
       </w:rPr>
     </w:tblStylePr>
     <w:tblStylePr w:type="lastCol">
       <w:rPr>
+        <w:rFonts w:eastAsia="黑体"/>
         <w:b/>
         <w:bCs/>
       </w:rPr>
@@ -10589,12 +11118,14 @@
     </w:tcPr>
     <w:tblStylePr w:type="firstRow">
       <w:rPr>
+        <w:rFonts w:eastAsia="黑体"/>
         <w:b/>
         <w:bCs/>
       </w:rPr>
     </w:tblStylePr>
     <w:tblStylePr w:type="lastRow">
       <w:rPr>
+        <w:rFonts w:eastAsia="黑体"/>
         <w:b/>
         <w:bCs/>
       </w:rPr>
@@ -10607,12 +11138,14 @@
     </w:tblStylePr>
     <w:tblStylePr w:type="firstCol">
       <w:rPr>
+        <w:rFonts w:eastAsia="黑体"/>
         <w:b/>
         <w:bCs/>
       </w:rPr>
     </w:tblStylePr>
     <w:tblStylePr w:type="lastCol">
       <w:rPr>
+        <w:rFonts w:eastAsia="黑体"/>
         <w:b/>
         <w:bCs/>
       </w:rPr>
@@ -10662,12 +11195,14 @@
     </w:tcPr>
     <w:tblStylePr w:type="firstRow">
       <w:rPr>
+        <w:rFonts w:eastAsia="黑体"/>
         <w:b/>
         <w:bCs/>
       </w:rPr>
     </w:tblStylePr>
     <w:tblStylePr w:type="lastRow">
       <w:rPr>
+        <w:rFonts w:eastAsia="黑体"/>
         <w:b/>
         <w:bCs/>
       </w:rPr>
@@ -10680,12 +11215,14 @@
     </w:tblStylePr>
     <w:tblStylePr w:type="firstCol">
       <w:rPr>
+        <w:rFonts w:eastAsia="黑体"/>
         <w:b/>
         <w:bCs/>
       </w:rPr>
     </w:tblStylePr>
     <w:tblStylePr w:type="lastCol">
       <w:rPr>
+        <w:rFonts w:eastAsia="黑体"/>
         <w:b/>
         <w:bCs/>
       </w:rPr>
@@ -10735,12 +11272,14 @@
     </w:tcPr>
     <w:tblStylePr w:type="firstRow">
       <w:rPr>
+        <w:rFonts w:eastAsia="黑体"/>
         <w:b/>
         <w:bCs/>
       </w:rPr>
     </w:tblStylePr>
     <w:tblStylePr w:type="lastRow">
       <w:rPr>
+        <w:rFonts w:eastAsia="黑体"/>
         <w:b/>
         <w:bCs/>
       </w:rPr>
@@ -10753,12 +11292,14 @@
     </w:tblStylePr>
     <w:tblStylePr w:type="firstCol">
       <w:rPr>
+        <w:rFonts w:eastAsia="黑体"/>
         <w:b/>
         <w:bCs/>
       </w:rPr>
     </w:tblStylePr>
     <w:tblStylePr w:type="lastCol">
       <w:rPr>
+        <w:rFonts w:eastAsia="黑体"/>
         <w:b/>
         <w:bCs/>
       </w:rPr>
@@ -10808,12 +11349,14 @@
     </w:tcPr>
     <w:tblStylePr w:type="firstRow">
       <w:rPr>
+        <w:rFonts w:eastAsia="黑体"/>
         <w:b/>
         <w:bCs/>
       </w:rPr>
     </w:tblStylePr>
     <w:tblStylePr w:type="lastRow">
       <w:rPr>
+        <w:rFonts w:eastAsia="黑体"/>
         <w:b/>
         <w:bCs/>
       </w:rPr>
@@ -10826,12 +11369,14 @@
     </w:tblStylePr>
     <w:tblStylePr w:type="firstCol">
       <w:rPr>
+        <w:rFonts w:eastAsia="黑体"/>
         <w:b/>
         <w:bCs/>
       </w:rPr>
     </w:tblStylePr>
     <w:tblStylePr w:type="lastCol">
       <w:rPr>
+        <w:rFonts w:eastAsia="黑体"/>
         <w:b/>
         <w:bCs/>
       </w:rPr>
@@ -10881,12 +11426,14 @@
     </w:tcPr>
     <w:tblStylePr w:type="firstRow">
       <w:rPr>
+        <w:rFonts w:eastAsia="黑体"/>
         <w:b/>
         <w:bCs/>
       </w:rPr>
     </w:tblStylePr>
     <w:tblStylePr w:type="lastRow">
       <w:rPr>
+        <w:rFonts w:eastAsia="黑体"/>
         <w:b/>
         <w:bCs/>
       </w:rPr>
@@ -10899,12 +11446,14 @@
     </w:tblStylePr>
     <w:tblStylePr w:type="firstCol">
       <w:rPr>
+        <w:rFonts w:eastAsia="黑体"/>
         <w:b/>
         <w:bCs/>
       </w:rPr>
     </w:tblStylePr>
     <w:tblStylePr w:type="lastCol">
       <w:rPr>
+        <w:rFonts w:eastAsia="黑体"/>
         <w:b/>
         <w:bCs/>
       </w:rPr>
@@ -10954,12 +11503,14 @@
     </w:tcPr>
     <w:tblStylePr w:type="firstRow">
       <w:rPr>
+        <w:rFonts w:eastAsia="黑体"/>
         <w:b/>
         <w:bCs/>
       </w:rPr>
     </w:tblStylePr>
     <w:tblStylePr w:type="lastRow">
       <w:rPr>
+        <w:rFonts w:eastAsia="黑体"/>
         <w:b/>
         <w:bCs/>
       </w:rPr>
@@ -10972,12 +11523,14 @@
     </w:tblStylePr>
     <w:tblStylePr w:type="firstCol">
       <w:rPr>
+        <w:rFonts w:eastAsia="黑体"/>
         <w:b/>
         <w:bCs/>
       </w:rPr>
     </w:tblStylePr>
     <w:tblStylePr w:type="lastCol">
       <w:rPr>
+        <w:rFonts w:eastAsia="黑体"/>
         <w:b/>
         <w:bCs/>
       </w:rPr>
@@ -11004,7 +11557,7 @@
       <w:spacing w:after="0" w:line="240" w:lineRule="auto"/>
     </w:pPr>
     <w:rPr>
-      <w:rFonts w:asciiTheme="majorHAnsi" w:cstheme="majorBidi" w:eastAsiaTheme="majorEastAsia" w:hAnsiTheme="majorHAnsi"/>
+      <w:rFonts w:asciiTheme="majorHAnsi" w:cstheme="majorBidi" w:hAnsiTheme="majorHAnsi" w:eastAsia="黑体"/>
       <w:color w:themeColor="text1" w:val="000000"/>
     </w:rPr>
     <w:tblPr>
@@ -11031,6 +11584,7 @@
     </w:tcPr>
     <w:tblStylePr w:type="firstRow">
       <w:rPr>
+        <w:rFonts w:eastAsia="黑体"/>
         <w:b/>
         <w:bCs/>
         <w:color w:themeColor="text1" w:val="000000"/>
@@ -11042,6 +11596,7 @@
     </w:tblStylePr>
     <w:tblStylePr w:type="lastRow">
       <w:rPr>
+        <w:rFonts w:eastAsia="黑体"/>
         <w:b/>
         <w:bCs/>
         <w:color w:themeColor="text1" w:val="000000"/>
@@ -11061,6 +11616,7 @@
     </w:tblStylePr>
     <w:tblStylePr w:type="firstCol">
       <w:rPr>
+        <w:rFonts w:eastAsia="黑体"/>
         <w:b/>
         <w:bCs/>
         <w:color w:themeColor="text1" w:val="000000"/>
@@ -11080,6 +11636,7 @@
     </w:tblStylePr>
     <w:tblStylePr w:type="lastCol">
       <w:rPr>
+        <w:rFonts w:eastAsia="黑体"/>
         <w:b w:val="0"/>
         <w:bCs w:val="0"/>
         <w:color w:themeColor="text1" w:val="000000"/>
@@ -11129,7 +11686,7 @@
       <w:spacing w:after="0" w:line="240" w:lineRule="auto"/>
     </w:pPr>
     <w:rPr>
-      <w:rFonts w:asciiTheme="majorHAnsi" w:cstheme="majorBidi" w:eastAsiaTheme="majorEastAsia" w:hAnsiTheme="majorHAnsi"/>
+      <w:rFonts w:asciiTheme="majorHAnsi" w:cstheme="majorBidi" w:hAnsiTheme="majorHAnsi" w:eastAsia="黑体"/>
       <w:color w:themeColor="text1" w:val="000000"/>
     </w:rPr>
     <w:tblPr>
@@ -11156,6 +11713,7 @@
     </w:tcPr>
     <w:tblStylePr w:type="firstRow">
       <w:rPr>
+        <w:rFonts w:eastAsia="黑体"/>
         <w:b/>
         <w:bCs/>
         <w:color w:themeColor="text1" w:val="000000"/>
@@ -11167,6 +11725,7 @@
     </w:tblStylePr>
     <w:tblStylePr w:type="lastRow">
       <w:rPr>
+        <w:rFonts w:eastAsia="黑体"/>
         <w:b/>
         <w:bCs/>
         <w:color w:themeColor="text1" w:val="000000"/>
@@ -11186,6 +11745,7 @@
     </w:tblStylePr>
     <w:tblStylePr w:type="firstCol">
       <w:rPr>
+        <w:rFonts w:eastAsia="黑体"/>
         <w:b/>
         <w:bCs/>
         <w:color w:themeColor="text1" w:val="000000"/>
@@ -11205,6 +11765,7 @@
     </w:tblStylePr>
     <w:tblStylePr w:type="lastCol">
       <w:rPr>
+        <w:rFonts w:eastAsia="黑体"/>
         <w:b w:val="0"/>
         <w:bCs w:val="0"/>
         <w:color w:themeColor="text1" w:val="000000"/>
@@ -11254,7 +11815,7 @@
       <w:spacing w:after="0" w:line="240" w:lineRule="auto"/>
     </w:pPr>
     <w:rPr>
-      <w:rFonts w:asciiTheme="majorHAnsi" w:cstheme="majorBidi" w:eastAsiaTheme="majorEastAsia" w:hAnsiTheme="majorHAnsi"/>
+      <w:rFonts w:asciiTheme="majorHAnsi" w:cstheme="majorBidi" w:hAnsiTheme="majorHAnsi" w:eastAsia="黑体"/>
       <w:color w:themeColor="text1" w:val="000000"/>
     </w:rPr>
     <w:tblPr>
@@ -11281,6 +11842,7 @@
     </w:tcPr>
     <w:tblStylePr w:type="firstRow">
       <w:rPr>
+        <w:rFonts w:eastAsia="黑体"/>
         <w:b/>
         <w:bCs/>
         <w:color w:themeColor="text1" w:val="000000"/>
@@ -11292,6 +11854,7 @@
     </w:tblStylePr>
     <w:tblStylePr w:type="lastRow">
       <w:rPr>
+        <w:rFonts w:eastAsia="黑体"/>
         <w:b/>
         <w:bCs/>
         <w:color w:themeColor="text1" w:val="000000"/>
@@ -11311,6 +11874,7 @@
     </w:tblStylePr>
     <w:tblStylePr w:type="firstCol">
       <w:rPr>
+        <w:rFonts w:eastAsia="黑体"/>
         <w:b/>
         <w:bCs/>
         <w:color w:themeColor="text1" w:val="000000"/>
@@ -11330,6 +11894,7 @@
     </w:tblStylePr>
     <w:tblStylePr w:type="lastCol">
       <w:rPr>
+        <w:rFonts w:eastAsia="黑体"/>
         <w:b w:val="0"/>
         <w:bCs w:val="0"/>
         <w:color w:themeColor="text1" w:val="000000"/>
@@ -11379,7 +11944,7 @@
       <w:spacing w:after="0" w:line="240" w:lineRule="auto"/>
     </w:pPr>
     <w:rPr>
-      <w:rFonts w:asciiTheme="majorHAnsi" w:cstheme="majorBidi" w:eastAsiaTheme="majorEastAsia" w:hAnsiTheme="majorHAnsi"/>
+      <w:rFonts w:asciiTheme="majorHAnsi" w:cstheme="majorBidi" w:hAnsiTheme="majorHAnsi" w:eastAsia="黑体"/>
       <w:color w:themeColor="text1" w:val="000000"/>
     </w:rPr>
     <w:tblPr>
@@ -11406,6 +11971,7 @@
     </w:tcPr>
     <w:tblStylePr w:type="firstRow">
       <w:rPr>
+        <w:rFonts w:eastAsia="黑体"/>
         <w:b/>
         <w:bCs/>
         <w:color w:themeColor="text1" w:val="000000"/>
@@ -11417,6 +11983,7 @@
     </w:tblStylePr>
     <w:tblStylePr w:type="lastRow">
       <w:rPr>
+        <w:rFonts w:eastAsia="黑体"/>
         <w:b/>
         <w:bCs/>
         <w:color w:themeColor="text1" w:val="000000"/>
@@ -11436,6 +12003,7 @@
     </w:tblStylePr>
     <w:tblStylePr w:type="firstCol">
       <w:rPr>
+        <w:rFonts w:eastAsia="黑体"/>
         <w:b/>
         <w:bCs/>
         <w:color w:themeColor="text1" w:val="000000"/>
@@ -11455,6 +12023,7 @@
     </w:tblStylePr>
     <w:tblStylePr w:type="lastCol">
       <w:rPr>
+        <w:rFonts w:eastAsia="黑体"/>
         <w:b w:val="0"/>
         <w:bCs w:val="0"/>
         <w:color w:themeColor="text1" w:val="000000"/>
@@ -11504,7 +12073,7 @@
       <w:spacing w:after="0" w:line="240" w:lineRule="auto"/>
     </w:pPr>
     <w:rPr>
-      <w:rFonts w:asciiTheme="majorHAnsi" w:cstheme="majorBidi" w:eastAsiaTheme="majorEastAsia" w:hAnsiTheme="majorHAnsi"/>
+      <w:rFonts w:asciiTheme="majorHAnsi" w:cstheme="majorBidi" w:hAnsiTheme="majorHAnsi" w:eastAsia="黑体"/>
       <w:color w:themeColor="text1" w:val="000000"/>
     </w:rPr>
     <w:tblPr>
@@ -11531,6 +12100,7 @@
     </w:tcPr>
     <w:tblStylePr w:type="firstRow">
       <w:rPr>
+        <w:rFonts w:eastAsia="黑体"/>
         <w:b/>
         <w:bCs/>
         <w:color w:themeColor="text1" w:val="000000"/>
@@ -11542,6 +12112,7 @@
     </w:tblStylePr>
     <w:tblStylePr w:type="lastRow">
       <w:rPr>
+        <w:rFonts w:eastAsia="黑体"/>
         <w:b/>
         <w:bCs/>
         <w:color w:themeColor="text1" w:val="000000"/>
@@ -11561,6 +12132,7 @@
     </w:tblStylePr>
     <w:tblStylePr w:type="firstCol">
       <w:rPr>
+        <w:rFonts w:eastAsia="黑体"/>
         <w:b/>
         <w:bCs/>
         <w:color w:themeColor="text1" w:val="000000"/>
@@ -11580,6 +12152,7 @@
     </w:tblStylePr>
     <w:tblStylePr w:type="lastCol">
       <w:rPr>
+        <w:rFonts w:eastAsia="黑体"/>
         <w:b w:val="0"/>
         <w:bCs w:val="0"/>
         <w:color w:themeColor="text1" w:val="000000"/>
@@ -11629,7 +12202,7 @@
       <w:spacing w:after="0" w:line="240" w:lineRule="auto"/>
     </w:pPr>
     <w:rPr>
-      <w:rFonts w:asciiTheme="majorHAnsi" w:cstheme="majorBidi" w:eastAsiaTheme="majorEastAsia" w:hAnsiTheme="majorHAnsi"/>
+      <w:rFonts w:asciiTheme="majorHAnsi" w:cstheme="majorBidi" w:hAnsiTheme="majorHAnsi" w:eastAsia="黑体"/>
       <w:color w:themeColor="text1" w:val="000000"/>
     </w:rPr>
     <w:tblPr>
@@ -11656,6 +12229,7 @@
     </w:tcPr>
     <w:tblStylePr w:type="firstRow">
       <w:rPr>
+        <w:rFonts w:eastAsia="黑体"/>
         <w:b/>
         <w:bCs/>
         <w:color w:themeColor="text1" w:val="000000"/>
@@ -11667,6 +12241,7 @@
     </w:tblStylePr>
     <w:tblStylePr w:type="lastRow">
       <w:rPr>
+        <w:rFonts w:eastAsia="黑体"/>
         <w:b/>
         <w:bCs/>
         <w:color w:themeColor="text1" w:val="000000"/>
@@ -11686,6 +12261,7 @@
     </w:tblStylePr>
     <w:tblStylePr w:type="firstCol">
       <w:rPr>
+        <w:rFonts w:eastAsia="黑体"/>
         <w:b/>
         <w:bCs/>
         <w:color w:themeColor="text1" w:val="000000"/>
@@ -11705,6 +12281,7 @@
     </w:tblStylePr>
     <w:tblStylePr w:type="lastCol">
       <w:rPr>
+        <w:rFonts w:eastAsia="黑体"/>
         <w:b w:val="0"/>
         <w:bCs w:val="0"/>
         <w:color w:themeColor="text1" w:val="000000"/>
@@ -11754,7 +12331,7 @@
       <w:spacing w:after="0" w:line="240" w:lineRule="auto"/>
     </w:pPr>
     <w:rPr>
-      <w:rFonts w:asciiTheme="majorHAnsi" w:cstheme="majorBidi" w:eastAsiaTheme="majorEastAsia" w:hAnsiTheme="majorHAnsi"/>
+      <w:rFonts w:asciiTheme="majorHAnsi" w:cstheme="majorBidi" w:hAnsiTheme="majorHAnsi" w:eastAsia="黑体"/>
       <w:color w:themeColor="text1" w:val="000000"/>
     </w:rPr>
     <w:tblPr>
@@ -11781,6 +12358,7 @@
     </w:tcPr>
     <w:tblStylePr w:type="firstRow">
       <w:rPr>
+        <w:rFonts w:eastAsia="黑体"/>
         <w:b/>
         <w:bCs/>
         <w:color w:themeColor="text1" w:val="000000"/>
@@ -11792,6 +12370,7 @@
     </w:tblStylePr>
     <w:tblStylePr w:type="lastRow">
       <w:rPr>
+        <w:rFonts w:eastAsia="黑体"/>
         <w:b/>
         <w:bCs/>
         <w:color w:themeColor="text1" w:val="000000"/>
@@ -11811,6 +12390,7 @@
     </w:tblStylePr>
     <w:tblStylePr w:type="firstCol">
       <w:rPr>
+        <w:rFonts w:eastAsia="黑体"/>
         <w:b/>
         <w:bCs/>
         <w:color w:themeColor="text1" w:val="000000"/>
@@ -11830,6 +12410,7 @@
     </w:tblStylePr>
     <w:tblStylePr w:type="lastCol">
       <w:rPr>
+        <w:rFonts w:eastAsia="黑体"/>
         <w:b w:val="0"/>
         <w:bCs w:val="0"/>
         <w:color w:themeColor="text1" w:val="000000"/>
@@ -11902,6 +12483,7 @@
     </w:tcPr>
     <w:tblStylePr w:type="firstRow">
       <w:rPr>
+        <w:rFonts w:eastAsia="黑体"/>
         <w:b/>
         <w:bCs/>
         <w:i w:val="0"/>
@@ -11923,6 +12505,7 @@
     </w:tblStylePr>
     <w:tblStylePr w:type="lastRow">
       <w:rPr>
+        <w:rFonts w:eastAsia="黑体"/>
         <w:b/>
         <w:bCs/>
         <w:i w:val="0"/>
@@ -11944,6 +12527,7 @@
     </w:tblStylePr>
     <w:tblStylePr w:type="firstCol">
       <w:rPr>
+        <w:rFonts w:eastAsia="黑体"/>
         <w:b/>
         <w:bCs/>
         <w:i w:val="0"/>
@@ -11963,6 +12547,7 @@
     </w:tblStylePr>
     <w:tblStylePr w:type="lastCol">
       <w:rPr>
+        <w:rFonts w:eastAsia="黑体"/>
         <w:b/>
         <w:bCs/>
         <w:i w:val="0"/>
@@ -12043,6 +12628,7 @@
     </w:tcPr>
     <w:tblStylePr w:type="firstRow">
       <w:rPr>
+        <w:rFonts w:eastAsia="黑体"/>
         <w:b/>
         <w:bCs/>
         <w:i w:val="0"/>
@@ -12064,6 +12650,7 @@
     </w:tblStylePr>
     <w:tblStylePr w:type="lastRow">
       <w:rPr>
+        <w:rFonts w:eastAsia="黑体"/>
         <w:b/>
         <w:bCs/>
         <w:i w:val="0"/>
@@ -12085,6 +12672,7 @@
     </w:tblStylePr>
     <w:tblStylePr w:type="firstCol">
       <w:rPr>
+        <w:rFonts w:eastAsia="黑体"/>
         <w:b/>
         <w:bCs/>
         <w:i w:val="0"/>
@@ -12104,6 +12692,7 @@
     </w:tblStylePr>
     <w:tblStylePr w:type="lastCol">
       <w:rPr>
+        <w:rFonts w:eastAsia="黑体"/>
         <w:b/>
         <w:bCs/>
         <w:i w:val="0"/>
@@ -12184,6 +12773,7 @@
     </w:tcPr>
     <w:tblStylePr w:type="firstRow">
       <w:rPr>
+        <w:rFonts w:eastAsia="黑体"/>
         <w:b/>
         <w:bCs/>
         <w:i w:val="0"/>
@@ -12205,6 +12795,7 @@
     </w:tblStylePr>
     <w:tblStylePr w:type="lastRow">
       <w:rPr>
+        <w:rFonts w:eastAsia="黑体"/>
         <w:b/>
         <w:bCs/>
         <w:i w:val="0"/>
@@ -12226,6 +12817,7 @@
     </w:tblStylePr>
     <w:tblStylePr w:type="firstCol">
       <w:rPr>
+        <w:rFonts w:eastAsia="黑体"/>
         <w:b/>
         <w:bCs/>
         <w:i w:val="0"/>
@@ -12245,6 +12837,7 @@
     </w:tblStylePr>
     <w:tblStylePr w:type="lastCol">
       <w:rPr>
+        <w:rFonts w:eastAsia="黑体"/>
         <w:b/>
         <w:bCs/>
         <w:i w:val="0"/>
@@ -12325,6 +12918,7 @@
     </w:tcPr>
     <w:tblStylePr w:type="firstRow">
       <w:rPr>
+        <w:rFonts w:eastAsia="黑体"/>
         <w:b/>
         <w:bCs/>
         <w:i w:val="0"/>
@@ -12346,6 +12940,7 @@
     </w:tblStylePr>
     <w:tblStylePr w:type="lastRow">
       <w:rPr>
+        <w:rFonts w:eastAsia="黑体"/>
         <w:b/>
         <w:bCs/>
         <w:i w:val="0"/>
@@ -12367,6 +12962,7 @@
     </w:tblStylePr>
     <w:tblStylePr w:type="firstCol">
       <w:rPr>
+        <w:rFonts w:eastAsia="黑体"/>
         <w:b/>
         <w:bCs/>
         <w:i w:val="0"/>
@@ -12386,6 +12982,7 @@
     </w:tblStylePr>
     <w:tblStylePr w:type="lastCol">
       <w:rPr>
+        <w:rFonts w:eastAsia="黑体"/>
         <w:b/>
         <w:bCs/>
         <w:i w:val="0"/>
@@ -12466,6 +13063,7 @@
     </w:tcPr>
     <w:tblStylePr w:type="firstRow">
       <w:rPr>
+        <w:rFonts w:eastAsia="黑体"/>
         <w:b/>
         <w:bCs/>
         <w:i w:val="0"/>
@@ -12487,6 +13085,7 @@
     </w:tblStylePr>
     <w:tblStylePr w:type="lastRow">
       <w:rPr>
+        <w:rFonts w:eastAsia="黑体"/>
         <w:b/>
         <w:bCs/>
         <w:i w:val="0"/>
@@ -12508,6 +13107,7 @@
     </w:tblStylePr>
     <w:tblStylePr w:type="firstCol">
       <w:rPr>
+        <w:rFonts w:eastAsia="黑体"/>
         <w:b/>
         <w:bCs/>
         <w:i w:val="0"/>
@@ -12527,6 +13127,7 @@
     </w:tblStylePr>
     <w:tblStylePr w:type="lastCol">
       <w:rPr>
+        <w:rFonts w:eastAsia="黑体"/>
         <w:b/>
         <w:bCs/>
         <w:i w:val="0"/>
@@ -12607,6 +13208,7 @@
     </w:tcPr>
     <w:tblStylePr w:type="firstRow">
       <w:rPr>
+        <w:rFonts w:eastAsia="黑体"/>
         <w:b/>
         <w:bCs/>
         <w:i w:val="0"/>
@@ -12628,6 +13230,7 @@
     </w:tblStylePr>
     <w:tblStylePr w:type="lastRow">
       <w:rPr>
+        <w:rFonts w:eastAsia="黑体"/>
         <w:b/>
         <w:bCs/>
         <w:i w:val="0"/>
@@ -12649,6 +13252,7 @@
     </w:tblStylePr>
     <w:tblStylePr w:type="firstCol">
       <w:rPr>
+        <w:rFonts w:eastAsia="黑体"/>
         <w:b/>
         <w:bCs/>
         <w:i w:val="0"/>
@@ -12668,6 +13272,7 @@
     </w:tblStylePr>
     <w:tblStylePr w:type="lastCol">
       <w:rPr>
+        <w:rFonts w:eastAsia="黑体"/>
         <w:b/>
         <w:bCs/>
         <w:i w:val="0"/>
@@ -12748,6 +13353,7 @@
     </w:tcPr>
     <w:tblStylePr w:type="firstRow">
       <w:rPr>
+        <w:rFonts w:eastAsia="黑体"/>
         <w:b/>
         <w:bCs/>
         <w:i w:val="0"/>
@@ -12769,6 +13375,7 @@
     </w:tblStylePr>
     <w:tblStylePr w:type="lastRow">
       <w:rPr>
+        <w:rFonts w:eastAsia="黑体"/>
         <w:b/>
         <w:bCs/>
         <w:i w:val="0"/>
@@ -12790,6 +13397,7 @@
     </w:tblStylePr>
     <w:tblStylePr w:type="firstCol">
       <w:rPr>
+        <w:rFonts w:eastAsia="黑体"/>
         <w:b/>
         <w:bCs/>
         <w:i w:val="0"/>
@@ -12809,6 +13417,7 @@
     </w:tblStylePr>
     <w:tblStylePr w:type="lastCol">
       <w:rPr>
+        <w:rFonts w:eastAsia="黑体"/>
         <w:b/>
         <w:bCs/>
         <w:i w:val="0"/>
@@ -12866,6 +13475,7 @@
       <w:spacing w:after="0" w:line="240" w:lineRule="auto"/>
     </w:pPr>
     <w:rPr>
+      <w:rFonts w:eastAsia="黑体"/>
       <w:color w:themeColor="background1" w:val="FFFFFF"/>
     </w:rPr>
     <w:tblPr>
@@ -12884,6 +13494,7 @@
     </w:tcPr>
     <w:tblStylePr w:type="firstRow">
       <w:rPr>
+        <w:rFonts w:eastAsia="黑体"/>
         <w:b/>
         <w:bCs/>
       </w:rPr>
@@ -12980,6 +13591,7 @@
       <w:spacing w:after="0" w:line="240" w:lineRule="auto"/>
     </w:pPr>
     <w:rPr>
+      <w:rFonts w:eastAsia="黑体"/>
       <w:color w:themeColor="background1" w:val="FFFFFF"/>
     </w:rPr>
     <w:tblPr>
@@ -12998,6 +13610,7 @@
     </w:tcPr>
     <w:tblStylePr w:type="firstRow">
       <w:rPr>
+        <w:rFonts w:eastAsia="黑体"/>
         <w:b/>
         <w:bCs/>
       </w:rPr>
@@ -13094,6 +13707,7 @@
       <w:spacing w:after="0" w:line="240" w:lineRule="auto"/>
     </w:pPr>
     <w:rPr>
+      <w:rFonts w:eastAsia="黑体"/>
       <w:color w:themeColor="background1" w:val="FFFFFF"/>
     </w:rPr>
     <w:tblPr>
@@ -13112,6 +13726,7 @@
     </w:tcPr>
     <w:tblStylePr w:type="firstRow">
       <w:rPr>
+        <w:rFonts w:eastAsia="黑体"/>
         <w:b/>
         <w:bCs/>
       </w:rPr>
@@ -13208,6 +13823,7 @@
       <w:spacing w:after="0" w:line="240" w:lineRule="auto"/>
     </w:pPr>
     <w:rPr>
+      <w:rFonts w:eastAsia="黑体"/>
       <w:color w:themeColor="background1" w:val="FFFFFF"/>
     </w:rPr>
     <w:tblPr>
@@ -13226,6 +13842,7 @@
     </w:tcPr>
     <w:tblStylePr w:type="firstRow">
       <w:rPr>
+        <w:rFonts w:eastAsia="黑体"/>
         <w:b/>
         <w:bCs/>
       </w:rPr>
@@ -13322,6 +13939,7 @@
       <w:spacing w:after="0" w:line="240" w:lineRule="auto"/>
     </w:pPr>
     <w:rPr>
+      <w:rFonts w:eastAsia="黑体"/>
       <w:color w:themeColor="background1" w:val="FFFFFF"/>
     </w:rPr>
     <w:tblPr>
@@ -13340,6 +13958,7 @@
     </w:tcPr>
     <w:tblStylePr w:type="firstRow">
       <w:rPr>
+        <w:rFonts w:eastAsia="黑体"/>
         <w:b/>
         <w:bCs/>
       </w:rPr>
@@ -13436,6 +14055,7 @@
       <w:spacing w:after="0" w:line="240" w:lineRule="auto"/>
     </w:pPr>
     <w:rPr>
+      <w:rFonts w:eastAsia="黑体"/>
       <w:color w:themeColor="background1" w:val="FFFFFF"/>
     </w:rPr>
     <w:tblPr>
@@ -13454,6 +14074,7 @@
     </w:tcPr>
     <w:tblStylePr w:type="firstRow">
       <w:rPr>
+        <w:rFonts w:eastAsia="黑体"/>
         <w:b/>
         <w:bCs/>
       </w:rPr>
@@ -13550,6 +14171,7 @@
       <w:spacing w:after="0" w:line="240" w:lineRule="auto"/>
     </w:pPr>
     <w:rPr>
+      <w:rFonts w:eastAsia="黑体"/>
       <w:color w:themeColor="background1" w:val="FFFFFF"/>
     </w:rPr>
     <w:tblPr>
@@ -13568,6 +14190,7 @@
     </w:tcPr>
     <w:tblStylePr w:type="firstRow">
       <w:rPr>
+        <w:rFonts w:eastAsia="黑体"/>
         <w:b/>
         <w:bCs/>
       </w:rPr>
@@ -13664,6 +14287,7 @@
       <w:spacing w:after="0" w:line="240" w:lineRule="auto"/>
     </w:pPr>
     <w:rPr>
+      <w:rFonts w:eastAsia="黑体"/>
       <w:color w:themeColor="text1" w:val="000000"/>
     </w:rPr>
     <w:tblPr>
@@ -13690,6 +14314,7 @@
     </w:tcPr>
     <w:tblStylePr w:type="firstRow">
       <w:rPr>
+        <w:rFonts w:eastAsia="黑体"/>
         <w:b/>
         <w:bCs/>
       </w:rPr>
@@ -13708,6 +14333,7 @@
     </w:tblStylePr>
     <w:tblStylePr w:type="lastRow">
       <w:rPr>
+        <w:rFonts w:eastAsia="黑体"/>
         <w:b/>
         <w:bCs/>
         <w:color w:themeColor="background1" w:val="FFFFFF"/>
@@ -13722,6 +14348,7 @@
     </w:tblStylePr>
     <w:tblStylePr w:type="firstCol">
       <w:rPr>
+        <w:rFonts w:eastAsia="黑体"/>
         <w:color w:themeColor="background1" w:val="FFFFFF"/>
       </w:rPr>
       <w:tblPr/>
@@ -13739,6 +14366,7 @@
     </w:tblStylePr>
     <w:tblStylePr w:type="lastCol">
       <w:rPr>
+        <w:rFonts w:eastAsia="黑体"/>
         <w:color w:themeColor="background1" w:val="FFFFFF"/>
       </w:rPr>
       <w:tblPr/>
@@ -13768,11 +14396,13 @@
     </w:tblStylePr>
     <w:tblStylePr w:type="neCell">
       <w:rPr>
+        <w:rFonts w:eastAsia="黑体"/>
         <w:color w:themeColor="text1" w:val="000000"/>
       </w:rPr>
     </w:tblStylePr>
     <w:tblStylePr w:type="nwCell">
       <w:rPr>
+        <w:rFonts w:eastAsia="黑体"/>
         <w:color w:themeColor="text1" w:val="000000"/>
       </w:rPr>
     </w:tblStylePr>
@@ -13786,6 +14416,7 @@
       <w:spacing w:after="0" w:line="240" w:lineRule="auto"/>
     </w:pPr>
     <w:rPr>
+      <w:rFonts w:eastAsia="黑体"/>
       <w:color w:themeColor="text1" w:val="000000"/>
     </w:rPr>
     <w:tblPr>
@@ -13812,6 +14443,7 @@
     </w:tcPr>
     <w:tblStylePr w:type="firstRow">
       <w:rPr>
+        <w:rFonts w:eastAsia="黑体"/>
         <w:b/>
         <w:bCs/>
       </w:rPr>
@@ -13830,6 +14462,7 @@
     </w:tblStylePr>
     <w:tblStylePr w:type="lastRow">
       <w:rPr>
+        <w:rFonts w:eastAsia="黑体"/>
         <w:b/>
         <w:bCs/>
         <w:color w:themeColor="background1" w:val="FFFFFF"/>
@@ -13844,6 +14477,7 @@
     </w:tblStylePr>
     <w:tblStylePr w:type="firstCol">
       <w:rPr>
+        <w:rFonts w:eastAsia="黑体"/>
         <w:color w:themeColor="background1" w:val="FFFFFF"/>
       </w:rPr>
       <w:tblPr/>
@@ -13861,6 +14495,7 @@
     </w:tblStylePr>
     <w:tblStylePr w:type="lastCol">
       <w:rPr>
+        <w:rFonts w:eastAsia="黑体"/>
         <w:color w:themeColor="background1" w:val="FFFFFF"/>
       </w:rPr>
       <w:tblPr/>
@@ -13890,11 +14525,13 @@
     </w:tblStylePr>
     <w:tblStylePr w:type="neCell">
       <w:rPr>
+        <w:rFonts w:eastAsia="黑体"/>
         <w:color w:themeColor="text1" w:val="000000"/>
       </w:rPr>
     </w:tblStylePr>
     <w:tblStylePr w:type="nwCell">
       <w:rPr>
+        <w:rFonts w:eastAsia="黑体"/>
         <w:color w:themeColor="text1" w:val="000000"/>
       </w:rPr>
     </w:tblStylePr>
@@ -13908,6 +14545,7 @@
       <w:spacing w:after="0" w:line="240" w:lineRule="auto"/>
     </w:pPr>
     <w:rPr>
+      <w:rFonts w:eastAsia="黑体"/>
       <w:color w:themeColor="text1" w:val="000000"/>
     </w:rPr>
     <w:tblPr>
@@ -13934,6 +14572,7 @@
     </w:tcPr>
     <w:tblStylePr w:type="firstRow">
       <w:rPr>
+        <w:rFonts w:eastAsia="黑体"/>
         <w:b/>
         <w:bCs/>
       </w:rPr>
@@ -13952,6 +14591,7 @@
     </w:tblStylePr>
     <w:tblStylePr w:type="lastRow">
       <w:rPr>
+        <w:rFonts w:eastAsia="黑体"/>
         <w:b/>
         <w:bCs/>
         <w:color w:themeColor="background1" w:val="FFFFFF"/>
@@ -13966,6 +14606,7 @@
     </w:tblStylePr>
     <w:tblStylePr w:type="firstCol">
       <w:rPr>
+        <w:rFonts w:eastAsia="黑体"/>
         <w:color w:themeColor="background1" w:val="FFFFFF"/>
       </w:rPr>
       <w:tblPr/>
@@ -13983,6 +14624,7 @@
     </w:tblStylePr>
     <w:tblStylePr w:type="lastCol">
       <w:rPr>
+        <w:rFonts w:eastAsia="黑体"/>
         <w:color w:themeColor="background1" w:val="FFFFFF"/>
       </w:rPr>
       <w:tblPr/>
@@ -14012,11 +14654,13 @@
     </w:tblStylePr>
     <w:tblStylePr w:type="neCell">
       <w:rPr>
+        <w:rFonts w:eastAsia="黑体"/>
         <w:color w:themeColor="text1" w:val="000000"/>
       </w:rPr>
     </w:tblStylePr>
     <w:tblStylePr w:type="nwCell">
       <w:rPr>
+        <w:rFonts w:eastAsia="黑体"/>
         <w:color w:themeColor="text1" w:val="000000"/>
       </w:rPr>
     </w:tblStylePr>
@@ -14030,6 +14674,7 @@
       <w:spacing w:after="0" w:line="240" w:lineRule="auto"/>
     </w:pPr>
     <w:rPr>
+      <w:rFonts w:eastAsia="黑体"/>
       <w:color w:themeColor="text1" w:val="000000"/>
     </w:rPr>
     <w:tblPr>
@@ -14056,6 +14701,7 @@
     </w:tcPr>
     <w:tblStylePr w:type="firstRow">
       <w:rPr>
+        <w:rFonts w:eastAsia="黑体"/>
         <w:b/>
         <w:bCs/>
       </w:rPr>
@@ -14074,6 +14720,7 @@
     </w:tblStylePr>
     <w:tblStylePr w:type="lastRow">
       <w:rPr>
+        <w:rFonts w:eastAsia="黑体"/>
         <w:b/>
         <w:bCs/>
         <w:color w:themeColor="background1" w:val="FFFFFF"/>
@@ -14088,6 +14735,7 @@
     </w:tblStylePr>
     <w:tblStylePr w:type="firstCol">
       <w:rPr>
+        <w:rFonts w:eastAsia="黑体"/>
         <w:color w:themeColor="background1" w:val="FFFFFF"/>
       </w:rPr>
       <w:tblPr/>
@@ -14105,6 +14753,7 @@
     </w:tblStylePr>
     <w:tblStylePr w:type="lastCol">
       <w:rPr>
+        <w:rFonts w:eastAsia="黑体"/>
         <w:color w:themeColor="background1" w:val="FFFFFF"/>
       </w:rPr>
       <w:tblPr/>
@@ -14142,6 +14791,7 @@
       <w:spacing w:after="0" w:line="240" w:lineRule="auto"/>
     </w:pPr>
     <w:rPr>
+      <w:rFonts w:eastAsia="黑体"/>
       <w:color w:themeColor="text1" w:val="000000"/>
     </w:rPr>
     <w:tblPr>
@@ -14168,6 +14818,7 @@
     </w:tcPr>
     <w:tblStylePr w:type="firstRow">
       <w:rPr>
+        <w:rFonts w:eastAsia="黑体"/>
         <w:b/>
         <w:bCs/>
       </w:rPr>
@@ -14186,6 +14837,7 @@
     </w:tblStylePr>
     <w:tblStylePr w:type="lastRow">
       <w:rPr>
+        <w:rFonts w:eastAsia="黑体"/>
         <w:b/>
         <w:bCs/>
         <w:color w:themeColor="background1" w:val="FFFFFF"/>
@@ -14200,6 +14852,7 @@
     </w:tblStylePr>
     <w:tblStylePr w:type="firstCol">
       <w:rPr>
+        <w:rFonts w:eastAsia="黑体"/>
         <w:color w:themeColor="background1" w:val="FFFFFF"/>
       </w:rPr>
       <w:tblPr/>
@@ -14217,6 +14870,7 @@
     </w:tblStylePr>
     <w:tblStylePr w:type="lastCol">
       <w:rPr>
+        <w:rFonts w:eastAsia="黑体"/>
         <w:color w:themeColor="background1" w:val="FFFFFF"/>
       </w:rPr>
       <w:tblPr/>
@@ -14246,11 +14900,13 @@
     </w:tblStylePr>
     <w:tblStylePr w:type="neCell">
       <w:rPr>
+        <w:rFonts w:eastAsia="黑体"/>
         <w:color w:themeColor="text1" w:val="000000"/>
       </w:rPr>
     </w:tblStylePr>
     <w:tblStylePr w:type="nwCell">
       <w:rPr>
+        <w:rFonts w:eastAsia="黑体"/>
         <w:color w:themeColor="text1" w:val="000000"/>
       </w:rPr>
     </w:tblStylePr>
@@ -14264,6 +14920,7 @@
       <w:spacing w:after="0" w:line="240" w:lineRule="auto"/>
     </w:pPr>
     <w:rPr>
+      <w:rFonts w:eastAsia="黑体"/>
       <w:color w:themeColor="text1" w:val="000000"/>
     </w:rPr>
     <w:tblPr>
@@ -14290,6 +14947,7 @@
     </w:tcPr>
     <w:tblStylePr w:type="firstRow">
       <w:rPr>
+        <w:rFonts w:eastAsia="黑体"/>
         <w:b/>
         <w:bCs/>
       </w:rPr>
@@ -14308,6 +14966,7 @@
     </w:tblStylePr>
     <w:tblStylePr w:type="lastRow">
       <w:rPr>
+        <w:rFonts w:eastAsia="黑体"/>
         <w:b/>
         <w:bCs/>
         <w:color w:themeColor="background1" w:val="FFFFFF"/>
@@ -14322,6 +14981,7 @@
     </w:tblStylePr>
     <w:tblStylePr w:type="firstCol">
       <w:rPr>
+        <w:rFonts w:eastAsia="黑体"/>
         <w:color w:themeColor="background1" w:val="FFFFFF"/>
       </w:rPr>
       <w:tblPr/>
@@ -14339,6 +14999,7 @@
     </w:tblStylePr>
     <w:tblStylePr w:type="lastCol">
       <w:rPr>
+        <w:rFonts w:eastAsia="黑体"/>
         <w:color w:themeColor="background1" w:val="FFFFFF"/>
       </w:rPr>
       <w:tblPr/>
@@ -14368,11 +15029,13 @@
     </w:tblStylePr>
     <w:tblStylePr w:type="neCell">
       <w:rPr>
+        <w:rFonts w:eastAsia="黑体"/>
         <w:color w:themeColor="text1" w:val="000000"/>
       </w:rPr>
     </w:tblStylePr>
     <w:tblStylePr w:type="nwCell">
       <w:rPr>
+        <w:rFonts w:eastAsia="黑体"/>
         <w:color w:themeColor="text1" w:val="000000"/>
       </w:rPr>
     </w:tblStylePr>
@@ -14386,6 +15049,7 @@
       <w:spacing w:after="0" w:line="240" w:lineRule="auto"/>
     </w:pPr>
     <w:rPr>
+      <w:rFonts w:eastAsia="黑体"/>
       <w:color w:themeColor="text1" w:val="000000"/>
     </w:rPr>
     <w:tblPr>
@@ -14412,6 +15076,7 @@
     </w:tcPr>
     <w:tblStylePr w:type="firstRow">
       <w:rPr>
+        <w:rFonts w:eastAsia="黑体"/>
         <w:b/>
         <w:bCs/>
       </w:rPr>
@@ -14430,6 +15095,7 @@
     </w:tblStylePr>
     <w:tblStylePr w:type="lastRow">
       <w:rPr>
+        <w:rFonts w:eastAsia="黑体"/>
         <w:b/>
         <w:bCs/>
         <w:color w:themeColor="background1" w:val="FFFFFF"/>
@@ -14444,6 +15110,7 @@
     </w:tblStylePr>
     <w:tblStylePr w:type="firstCol">
       <w:rPr>
+        <w:rFonts w:eastAsia="黑体"/>
         <w:color w:themeColor="background1" w:val="FFFFFF"/>
       </w:rPr>
       <w:tblPr/>
@@ -14461,6 +15128,7 @@
     </w:tblStylePr>
     <w:tblStylePr w:type="lastCol">
       <w:rPr>
+        <w:rFonts w:eastAsia="黑体"/>
         <w:color w:themeColor="background1" w:val="FFFFFF"/>
       </w:rPr>
       <w:tblPr/>
@@ -14490,11 +15158,13 @@
     </w:tblStylePr>
     <w:tblStylePr w:type="neCell">
       <w:rPr>
+        <w:rFonts w:eastAsia="黑体"/>
         <w:color w:themeColor="text1" w:val="000000"/>
       </w:rPr>
     </w:tblStylePr>
     <w:tblStylePr w:type="nwCell">
       <w:rPr>
+        <w:rFonts w:eastAsia="黑体"/>
         <w:color w:themeColor="text1" w:val="000000"/>
       </w:rPr>
     </w:tblStylePr>
@@ -14508,6 +15178,7 @@
       <w:spacing w:after="0" w:line="240" w:lineRule="auto"/>
     </w:pPr>
     <w:rPr>
+      <w:rFonts w:eastAsia="黑体"/>
       <w:color w:themeColor="text1" w:val="000000"/>
     </w:rPr>
     <w:tblPr>
@@ -14526,6 +15197,7 @@
     </w:tcPr>
     <w:tblStylePr w:type="firstRow">
       <w:rPr>
+        <w:rFonts w:eastAsia="黑体"/>
         <w:b/>
         <w:bCs/>
         <w:color w:themeColor="background1" w:val="FFFFFF"/>
@@ -14540,6 +15212,7 @@
     </w:tblStylePr>
     <w:tblStylePr w:type="lastRow">
       <w:rPr>
+        <w:rFonts w:eastAsia="黑体"/>
         <w:b/>
         <w:bCs/>
         <w:color w:themeColor="accent2" w:themeShade="CC" w:val="9E3A38"/>
@@ -14554,12 +15227,14 @@
     </w:tblStylePr>
     <w:tblStylePr w:type="firstCol">
       <w:rPr>
+        <w:rFonts w:eastAsia="黑体"/>
         <w:b/>
         <w:bCs/>
       </w:rPr>
     </w:tblStylePr>
     <w:tblStylePr w:type="lastCol">
       <w:rPr>
+        <w:rFonts w:eastAsia="黑体"/>
         <w:b/>
         <w:bCs/>
       </w:rPr>
@@ -14594,6 +15269,7 @@
       <w:spacing w:after="0" w:line="240" w:lineRule="auto"/>
     </w:pPr>
     <w:rPr>
+      <w:rFonts w:eastAsia="黑体"/>
       <w:color w:themeColor="text1" w:val="000000"/>
     </w:rPr>
     <w:tblPr>
@@ -14612,6 +15288,7 @@
     </w:tcPr>
     <w:tblStylePr w:type="firstRow">
       <w:rPr>
+        <w:rFonts w:eastAsia="黑体"/>
         <w:b/>
         <w:bCs/>
         <w:color w:themeColor="background1" w:val="FFFFFF"/>
@@ -14626,6 +15303,7 @@
     </w:tblStylePr>
     <w:tblStylePr w:type="lastRow">
       <w:rPr>
+        <w:rFonts w:eastAsia="黑体"/>
         <w:b/>
         <w:bCs/>
         <w:color w:themeColor="accent2" w:themeShade="CC" w:val="9E3A38"/>
@@ -14640,12 +15318,14 @@
     </w:tblStylePr>
     <w:tblStylePr w:type="firstCol">
       <w:rPr>
+        <w:rFonts w:eastAsia="黑体"/>
         <w:b/>
         <w:bCs/>
       </w:rPr>
     </w:tblStylePr>
     <w:tblStylePr w:type="lastCol">
       <w:rPr>
+        <w:rFonts w:eastAsia="黑体"/>
         <w:b/>
         <w:bCs/>
       </w:rPr>
@@ -14680,6 +15360,7 @@
       <w:spacing w:after="0" w:line="240" w:lineRule="auto"/>
     </w:pPr>
     <w:rPr>
+      <w:rFonts w:eastAsia="黑体"/>
       <w:color w:themeColor="text1" w:val="000000"/>
     </w:rPr>
     <w:tblPr>
@@ -14698,6 +15379,7 @@
     </w:tcPr>
     <w:tblStylePr w:type="firstRow">
       <w:rPr>
+        <w:rFonts w:eastAsia="黑体"/>
         <w:b/>
         <w:bCs/>
         <w:color w:themeColor="background1" w:val="FFFFFF"/>
@@ -14712,6 +15394,7 @@
     </w:tblStylePr>
     <w:tblStylePr w:type="lastRow">
       <w:rPr>
+        <w:rFonts w:eastAsia="黑体"/>
         <w:b/>
         <w:bCs/>
         <w:color w:themeColor="accent2" w:themeShade="CC" w:val="9E3A38"/>
@@ -14726,12 +15409,14 @@
     </w:tblStylePr>
     <w:tblStylePr w:type="firstCol">
       <w:rPr>
+        <w:rFonts w:eastAsia="黑体"/>
         <w:b/>
         <w:bCs/>
       </w:rPr>
     </w:tblStylePr>
     <w:tblStylePr w:type="lastCol">
       <w:rPr>
+        <w:rFonts w:eastAsia="黑体"/>
         <w:b/>
         <w:bCs/>
       </w:rPr>
@@ -14766,6 +15451,7 @@
       <w:spacing w:after="0" w:line="240" w:lineRule="auto"/>
     </w:pPr>
     <w:rPr>
+      <w:rFonts w:eastAsia="黑体"/>
       <w:color w:themeColor="text1" w:val="000000"/>
     </w:rPr>
     <w:tblPr>
@@ -14784,6 +15470,7 @@
     </w:tcPr>
     <w:tblStylePr w:type="firstRow">
       <w:rPr>
+        <w:rFonts w:eastAsia="黑体"/>
         <w:b/>
         <w:bCs/>
         <w:color w:themeColor="background1" w:val="FFFFFF"/>
@@ -14798,6 +15485,7 @@
     </w:tblStylePr>
     <w:tblStylePr w:type="lastRow">
       <w:rPr>
+        <w:rFonts w:eastAsia="黑体"/>
         <w:b/>
         <w:bCs/>
         <w:color w:themeColor="accent4" w:themeShade="CC" w:val="664E82"/>
@@ -14812,12 +15500,14 @@
     </w:tblStylePr>
     <w:tblStylePr w:type="firstCol">
       <w:rPr>
+        <w:rFonts w:eastAsia="黑体"/>
         <w:b/>
         <w:bCs/>
       </w:rPr>
     </w:tblStylePr>
     <w:tblStylePr w:type="lastCol">
       <w:rPr>
+        <w:rFonts w:eastAsia="黑体"/>
         <w:b/>
         <w:bCs/>
       </w:rPr>
@@ -14852,6 +15542,7 @@
       <w:spacing w:after="0" w:line="240" w:lineRule="auto"/>
     </w:pPr>
     <w:rPr>
+      <w:rFonts w:eastAsia="黑体"/>
       <w:color w:themeColor="text1" w:val="000000"/>
     </w:rPr>
     <w:tblPr>
@@ -14870,6 +15561,7 @@
     </w:tcPr>
     <w:tblStylePr w:type="firstRow">
       <w:rPr>
+        <w:rFonts w:eastAsia="黑体"/>
         <w:b/>
         <w:bCs/>
         <w:color w:themeColor="background1" w:val="FFFFFF"/>
@@ -14884,6 +15576,7 @@
     </w:tblStylePr>
     <w:tblStylePr w:type="lastRow">
       <w:rPr>
+        <w:rFonts w:eastAsia="黑体"/>
         <w:b/>
         <w:bCs/>
         <w:color w:themeColor="accent3" w:themeShade="CC" w:val="7E9C40"/>
@@ -14898,12 +15591,14 @@
     </w:tblStylePr>
     <w:tblStylePr w:type="firstCol">
       <w:rPr>
+        <w:rFonts w:eastAsia="黑体"/>
         <w:b/>
         <w:bCs/>
       </w:rPr>
     </w:tblStylePr>
     <w:tblStylePr w:type="lastCol">
       <w:rPr>
+        <w:rFonts w:eastAsia="黑体"/>
         <w:b/>
         <w:bCs/>
       </w:rPr>
@@ -14938,6 +15633,7 @@
       <w:spacing w:after="0" w:line="240" w:lineRule="auto"/>
     </w:pPr>
     <w:rPr>
+      <w:rFonts w:eastAsia="黑体"/>
       <w:color w:themeColor="text1" w:val="000000"/>
     </w:rPr>
     <w:tblPr>
@@ -14956,6 +15652,7 @@
     </w:tcPr>
     <w:tblStylePr w:type="firstRow">
       <w:rPr>
+        <w:rFonts w:eastAsia="黑体"/>
         <w:b/>
         <w:bCs/>
         <w:color w:themeColor="background1" w:val="FFFFFF"/>
@@ -14970,6 +15667,7 @@
     </w:tblStylePr>
     <w:tblStylePr w:type="lastRow">
       <w:rPr>
+        <w:rFonts w:eastAsia="黑体"/>
         <w:b/>
         <w:bCs/>
         <w:color w:themeColor="accent6" w:themeShade="CC" w:val="F2730A"/>
@@ -14984,12 +15682,14 @@
     </w:tblStylePr>
     <w:tblStylePr w:type="firstCol">
       <w:rPr>
+        <w:rFonts w:eastAsia="黑体"/>
         <w:b/>
         <w:bCs/>
       </w:rPr>
     </w:tblStylePr>
     <w:tblStylePr w:type="lastCol">
       <w:rPr>
+        <w:rFonts w:eastAsia="黑体"/>
         <w:b/>
         <w:bCs/>
       </w:rPr>
@@ -15024,6 +15724,7 @@
       <w:spacing w:after="0" w:line="240" w:lineRule="auto"/>
     </w:pPr>
     <w:rPr>
+      <w:rFonts w:eastAsia="黑体"/>
       <w:color w:themeColor="text1" w:val="000000"/>
     </w:rPr>
     <w:tblPr>
@@ -15042,6 +15743,7 @@
     </w:tcPr>
     <w:tblStylePr w:type="firstRow">
       <w:rPr>
+        <w:rFonts w:eastAsia="黑体"/>
         <w:b/>
         <w:bCs/>
         <w:color w:themeColor="background1" w:val="FFFFFF"/>
@@ -15056,6 +15758,7 @@
     </w:tblStylePr>
     <w:tblStylePr w:type="lastRow">
       <w:rPr>
+        <w:rFonts w:eastAsia="黑体"/>
         <w:b/>
         <w:bCs/>
         <w:color w:themeColor="accent5" w:themeShade="CC" w:val="348DA5"/>
@@ -15070,12 +15773,14 @@
     </w:tblStylePr>
     <w:tblStylePr w:type="firstCol">
       <w:rPr>
+        <w:rFonts w:eastAsia="黑体"/>
         <w:b/>
         <w:bCs/>
       </w:rPr>
     </w:tblStylePr>
     <w:tblStylePr w:type="lastCol">
       <w:rPr>
+        <w:rFonts w:eastAsia="黑体"/>
         <w:b/>
         <w:bCs/>
       </w:rPr>
@@ -15110,6 +15815,7 @@
       <w:spacing w:after="0" w:line="240" w:lineRule="auto"/>
     </w:pPr>
     <w:rPr>
+      <w:rFonts w:eastAsia="黑体"/>
       <w:color w:themeColor="text1" w:val="000000"/>
     </w:rPr>
     <w:tblPr>
@@ -15131,6 +15837,7 @@
     </w:tcPr>
     <w:tblStylePr w:type="firstRow">
       <w:rPr>
+        <w:rFonts w:eastAsia="黑体"/>
         <w:b/>
         <w:bCs/>
       </w:rPr>
@@ -15141,6 +15848,7 @@
     </w:tblStylePr>
     <w:tblStylePr w:type="lastRow">
       <w:rPr>
+        <w:rFonts w:eastAsia="黑体"/>
         <w:b/>
         <w:bCs/>
         <w:color w:themeColor="text1" w:val="000000"/>
@@ -15152,6 +15860,7 @@
     </w:tblStylePr>
     <w:tblStylePr w:type="firstCol">
       <w:rPr>
+        <w:rFonts w:eastAsia="黑体"/>
         <w:color w:themeColor="background1" w:val="FFFFFF"/>
       </w:rPr>
       <w:tblPr/>
@@ -15161,6 +15870,7 @@
     </w:tblStylePr>
     <w:tblStylePr w:type="lastCol">
       <w:rPr>
+        <w:rFonts w:eastAsia="黑体"/>
         <w:color w:themeColor="background1" w:val="FFFFFF"/>
       </w:rPr>
       <w:tblPr/>
@@ -15190,6 +15900,7 @@
       <w:spacing w:after="0" w:line="240" w:lineRule="auto"/>
     </w:pPr>
     <w:rPr>
+      <w:rFonts w:eastAsia="黑体"/>
       <w:color w:themeColor="text1" w:val="000000"/>
     </w:rPr>
     <w:tblPr>
@@ -15211,6 +15922,7 @@
     </w:tcPr>
     <w:tblStylePr w:type="firstRow">
       <w:rPr>
+        <w:rFonts w:eastAsia="黑体"/>
         <w:b/>
         <w:bCs/>
       </w:rPr>
@@ -15221,6 +15933,7 @@
     </w:tblStylePr>
     <w:tblStylePr w:type="lastRow">
       <w:rPr>
+        <w:rFonts w:eastAsia="黑体"/>
         <w:b/>
         <w:bCs/>
         <w:color w:themeColor="text1" w:val="000000"/>
@@ -15232,6 +15945,7 @@
     </w:tblStylePr>
     <w:tblStylePr w:type="firstCol">
       <w:rPr>
+        <w:rFonts w:eastAsia="黑体"/>
         <w:color w:themeColor="background1" w:val="FFFFFF"/>
       </w:rPr>
       <w:tblPr/>
@@ -15241,6 +15955,7 @@
     </w:tblStylePr>
     <w:tblStylePr w:type="lastCol">
       <w:rPr>
+        <w:rFonts w:eastAsia="黑体"/>
         <w:color w:themeColor="background1" w:val="FFFFFF"/>
       </w:rPr>
       <w:tblPr/>
@@ -15270,6 +15985,7 @@
       <w:spacing w:after="0" w:line="240" w:lineRule="auto"/>
     </w:pPr>
     <w:rPr>
+      <w:rFonts w:eastAsia="黑体"/>
       <w:color w:themeColor="text1" w:val="000000"/>
     </w:rPr>
     <w:tblPr>
@@ -15291,6 +16007,7 @@
     </w:tcPr>
     <w:tblStylePr w:type="firstRow">
       <w:rPr>
+        <w:rFonts w:eastAsia="黑体"/>
         <w:b/>
         <w:bCs/>
       </w:rPr>
@@ -15301,6 +16018,7 @@
     </w:tblStylePr>
     <w:tblStylePr w:type="lastRow">
       <w:rPr>
+        <w:rFonts w:eastAsia="黑体"/>
         <w:b/>
         <w:bCs/>
         <w:color w:themeColor="text1" w:val="000000"/>
@@ -15312,6 +16030,7 @@
     </w:tblStylePr>
     <w:tblStylePr w:type="firstCol">
       <w:rPr>
+        <w:rFonts w:eastAsia="黑体"/>
         <w:color w:themeColor="background1" w:val="FFFFFF"/>
       </w:rPr>
       <w:tblPr/>
@@ -15321,6 +16040,7 @@
     </w:tblStylePr>
     <w:tblStylePr w:type="lastCol">
       <w:rPr>
+        <w:rFonts w:eastAsia="黑体"/>
         <w:color w:themeColor="background1" w:val="FFFFFF"/>
       </w:rPr>
       <w:tblPr/>
@@ -15350,6 +16070,7 @@
       <w:spacing w:after="0" w:line="240" w:lineRule="auto"/>
     </w:pPr>
     <w:rPr>
+      <w:rFonts w:eastAsia="黑体"/>
       <w:color w:themeColor="text1" w:val="000000"/>
     </w:rPr>
     <w:tblPr>
@@ -15371,6 +16092,7 @@
     </w:tcPr>
     <w:tblStylePr w:type="firstRow">
       <w:rPr>
+        <w:rFonts w:eastAsia="黑体"/>
         <w:b/>
         <w:bCs/>
       </w:rPr>
@@ -15381,6 +16103,7 @@
     </w:tblStylePr>
     <w:tblStylePr w:type="lastRow">
       <w:rPr>
+        <w:rFonts w:eastAsia="黑体"/>
         <w:b/>
         <w:bCs/>
         <w:color w:themeColor="text1" w:val="000000"/>
@@ -15392,6 +16115,7 @@
     </w:tblStylePr>
     <w:tblStylePr w:type="firstCol">
       <w:rPr>
+        <w:rFonts w:eastAsia="黑体"/>
         <w:color w:themeColor="background1" w:val="FFFFFF"/>
       </w:rPr>
       <w:tblPr/>
@@ -15401,6 +16125,7 @@
     </w:tblStylePr>
     <w:tblStylePr w:type="lastCol">
       <w:rPr>
+        <w:rFonts w:eastAsia="黑体"/>
         <w:color w:themeColor="background1" w:val="FFFFFF"/>
       </w:rPr>
       <w:tblPr/>
@@ -15430,6 +16155,7 @@
       <w:spacing w:after="0" w:line="240" w:lineRule="auto"/>
     </w:pPr>
     <w:rPr>
+      <w:rFonts w:eastAsia="黑体"/>
       <w:color w:themeColor="text1" w:val="000000"/>
     </w:rPr>
     <w:tblPr>
@@ -15451,6 +16177,7 @@
     </w:tcPr>
     <w:tblStylePr w:type="firstRow">
       <w:rPr>
+        <w:rFonts w:eastAsia="黑体"/>
         <w:b/>
         <w:bCs/>
       </w:rPr>
@@ -15461,6 +16188,7 @@
     </w:tblStylePr>
     <w:tblStylePr w:type="lastRow">
       <w:rPr>
+        <w:rFonts w:eastAsia="黑体"/>
         <w:b/>
         <w:bCs/>
         <w:color w:themeColor="text1" w:val="000000"/>
@@ -15472,6 +16200,7 @@
     </w:tblStylePr>
     <w:tblStylePr w:type="firstCol">
       <w:rPr>
+        <w:rFonts w:eastAsia="黑体"/>
         <w:color w:themeColor="background1" w:val="FFFFFF"/>
       </w:rPr>
       <w:tblPr/>
@@ -15481,6 +16210,7 @@
     </w:tblStylePr>
     <w:tblStylePr w:type="lastCol">
       <w:rPr>
+        <w:rFonts w:eastAsia="黑体"/>
         <w:color w:themeColor="background1" w:val="FFFFFF"/>
       </w:rPr>
       <w:tblPr/>
@@ -15510,6 +16240,7 @@
       <w:spacing w:after="0" w:line="240" w:lineRule="auto"/>
     </w:pPr>
     <w:rPr>
+      <w:rFonts w:eastAsia="黑体"/>
       <w:color w:themeColor="text1" w:val="000000"/>
     </w:rPr>
     <w:tblPr>
@@ -15531,6 +16262,7 @@
     </w:tcPr>
     <w:tblStylePr w:type="firstRow">
       <w:rPr>
+        <w:rFonts w:eastAsia="黑体"/>
         <w:b/>
         <w:bCs/>
       </w:rPr>
@@ -15541,6 +16273,7 @@
     </w:tblStylePr>
     <w:tblStylePr w:type="lastRow">
       <w:rPr>
+        <w:rFonts w:eastAsia="黑体"/>
         <w:b/>
         <w:bCs/>
         <w:color w:themeColor="text1" w:val="000000"/>
@@ -15552,6 +16285,7 @@
     </w:tblStylePr>
     <w:tblStylePr w:type="firstCol">
       <w:rPr>
+        <w:rFonts w:eastAsia="黑体"/>
         <w:color w:themeColor="background1" w:val="FFFFFF"/>
       </w:rPr>
       <w:tblPr/>
@@ -15561,6 +16295,7 @@
     </w:tblStylePr>
     <w:tblStylePr w:type="lastCol">
       <w:rPr>
+        <w:rFonts w:eastAsia="黑体"/>
         <w:color w:themeColor="background1" w:val="FFFFFF"/>
       </w:rPr>
       <w:tblPr/>
@@ -15590,6 +16325,7 @@
       <w:spacing w:after="0" w:line="240" w:lineRule="auto"/>
     </w:pPr>
     <w:rPr>
+      <w:rFonts w:eastAsia="黑体"/>
       <w:color w:themeColor="text1" w:val="000000"/>
     </w:rPr>
     <w:tblPr>
@@ -15611,6 +16347,7 @@
     </w:tcPr>
     <w:tblStylePr w:type="firstRow">
       <w:rPr>
+        <w:rFonts w:eastAsia="黑体"/>
         <w:b/>
         <w:bCs/>
       </w:rPr>
@@ -15621,6 +16358,7 @@
     </w:tblStylePr>
     <w:tblStylePr w:type="lastRow">
       <w:rPr>
+        <w:rFonts w:eastAsia="黑体"/>
         <w:b/>
         <w:bCs/>
         <w:color w:themeColor="text1" w:val="000000"/>
@@ -15632,6 +16370,7 @@
     </w:tblStylePr>
     <w:tblStylePr w:type="firstCol">
       <w:rPr>
+        <w:rFonts w:eastAsia="黑体"/>
         <w:color w:themeColor="background1" w:val="FFFFFF"/>
       </w:rPr>
       <w:tblPr/>
@@ -15641,6 +16380,7 @@
     </w:tblStylePr>
     <w:tblStylePr w:type="lastCol">
       <w:rPr>
+        <w:rFonts w:eastAsia="黑体"/>
         <w:color w:themeColor="background1" w:val="FFFFFF"/>
       </w:rPr>
       <w:tblPr/>
@@ -15673,6 +16413,7 @@
     <w:name w:val="KeywordTok"/>
     <w:basedOn w:val="VerbatimChar"/>
     <w:rPr>
+      <w:rFonts w:eastAsia="黑体"/>
       <w:b/>
       <w:color w:val="007020"/>
     </w:rPr>
@@ -15681,6 +16422,7 @@
     <w:name w:val="DataTypeTok"/>
     <w:basedOn w:val="VerbatimChar"/>
     <w:rPr>
+      <w:rFonts w:eastAsia="黑体"/>
       <w:color w:val="902000"/>
     </w:rPr>
   </w:style>
@@ -15688,6 +16430,7 @@
     <w:name w:val="DecValTok"/>
     <w:basedOn w:val="VerbatimChar"/>
     <w:rPr>
+      <w:rFonts w:eastAsia="黑体"/>
       <w:color w:val="40a070"/>
     </w:rPr>
   </w:style>
@@ -15695,6 +16438,7 @@
     <w:name w:val="BaseNTok"/>
     <w:basedOn w:val="VerbatimChar"/>
     <w:rPr>
+      <w:rFonts w:eastAsia="黑体"/>
       <w:color w:val="40a070"/>
     </w:rPr>
   </w:style>
@@ -15702,6 +16446,7 @@
     <w:name w:val="FloatTok"/>
     <w:basedOn w:val="VerbatimChar"/>
     <w:rPr>
+      <w:rFonts w:eastAsia="黑体"/>
       <w:color w:val="40a070"/>
     </w:rPr>
   </w:style>
@@ -15709,6 +16454,7 @@
     <w:name w:val="ConstantTok"/>
     <w:basedOn w:val="VerbatimChar"/>
     <w:rPr>
+      <w:rFonts w:eastAsia="黑体"/>
       <w:color w:val="880000"/>
     </w:rPr>
   </w:style>
@@ -15716,6 +16462,7 @@
     <w:name w:val="CharTok"/>
     <w:basedOn w:val="VerbatimChar"/>
     <w:rPr>
+      <w:rFonts w:eastAsia="黑体"/>
       <w:color w:val="4070a0"/>
     </w:rPr>
   </w:style>
@@ -15723,6 +16470,7 @@
     <w:name w:val="SpecialCharTok"/>
     <w:basedOn w:val="VerbatimChar"/>
     <w:rPr>
+      <w:rFonts w:eastAsia="黑体"/>
       <w:color w:val="4070a0"/>
     </w:rPr>
   </w:style>
@@ -15730,6 +16478,7 @@
     <w:name w:val="StringTok"/>
     <w:basedOn w:val="VerbatimChar"/>
     <w:rPr>
+      <w:rFonts w:eastAsia="黑体"/>
       <w:color w:val="4070a0"/>
     </w:rPr>
   </w:style>
@@ -15737,6 +16486,7 @@
     <w:name w:val="VerbatimStringTok"/>
     <w:basedOn w:val="VerbatimChar"/>
     <w:rPr>
+      <w:rFonts w:eastAsia="黑体"/>
       <w:color w:val="4070a0"/>
     </w:rPr>
   </w:style>
@@ -15744,6 +16494,7 @@
     <w:name w:val="SpecialStringTok"/>
     <w:basedOn w:val="VerbatimChar"/>
     <w:rPr>
+      <w:rFonts w:eastAsia="黑体"/>
       <w:color w:val="bb6688"/>
     </w:rPr>
   </w:style>
@@ -15751,6 +16502,7 @@
     <w:name w:val="ImportTok"/>
     <w:basedOn w:val="VerbatimChar"/>
     <w:rPr>
+      <w:rFonts w:eastAsia="黑体"/>
       <w:b/>
       <w:color w:val="008000"/>
     </w:rPr>
@@ -15759,6 +16511,7 @@
     <w:name w:val="CommentTok"/>
     <w:basedOn w:val="VerbatimChar"/>
     <w:rPr>
+      <w:rFonts w:eastAsia="黑体"/>
       <w:i/>
       <w:color w:val="60a0b0"/>
     </w:rPr>
@@ -15767,6 +16520,7 @@
     <w:name w:val="DocumentationTok"/>
     <w:basedOn w:val="VerbatimChar"/>
     <w:rPr>
+      <w:rFonts w:eastAsia="黑体"/>
       <w:i/>
       <w:color w:val="ba2121"/>
     </w:rPr>
@@ -15775,6 +16529,7 @@
     <w:name w:val="AnnotationTok"/>
     <w:basedOn w:val="VerbatimChar"/>
     <w:rPr>
+      <w:rFonts w:eastAsia="黑体"/>
       <w:b/>
       <w:i/>
       <w:color w:val="60a0b0"/>
@@ -15784,6 +16539,7 @@
     <w:name w:val="CommentVarTok"/>
     <w:basedOn w:val="VerbatimChar"/>
     <w:rPr>
+      <w:rFonts w:eastAsia="黑体"/>
       <w:b/>
       <w:i/>
       <w:color w:val="60a0b0"/>
@@ -15793,6 +16549,7 @@
     <w:name w:val="OtherTok"/>
     <w:basedOn w:val="VerbatimChar"/>
     <w:rPr>
+      <w:rFonts w:eastAsia="黑体"/>
       <w:color w:val="007020"/>
     </w:rPr>
   </w:style>
@@ -15800,6 +16557,7 @@
     <w:name w:val="FunctionTok"/>
     <w:basedOn w:val="VerbatimChar"/>
     <w:rPr>
+      <w:rFonts w:eastAsia="黑体"/>
       <w:color w:val="06287e"/>
     </w:rPr>
   </w:style>
@@ -15807,6 +16565,7 @@
     <w:name w:val="VariableTok"/>
     <w:basedOn w:val="VerbatimChar"/>
     <w:rPr>
+      <w:rFonts w:eastAsia="黑体"/>
       <w:color w:val="19177c"/>
     </w:rPr>
   </w:style>
@@ -15814,6 +16573,7 @@
     <w:name w:val="ControlFlowTok"/>
     <w:basedOn w:val="VerbatimChar"/>
     <w:rPr>
+      <w:rFonts w:eastAsia="黑体"/>
       <w:b/>
       <w:color w:val="007020"/>
     </w:rPr>
@@ -15822,6 +16582,7 @@
     <w:name w:val="OperatorTok"/>
     <w:basedOn w:val="VerbatimChar"/>
     <w:rPr>
+      <w:rFonts w:eastAsia="黑体"/>
       <w:color w:val="666666"/>
     </w:rPr>
   </w:style>
@@ -15829,18 +16590,22 @@
     <w:name w:val="BuiltInTok"/>
     <w:basedOn w:val="VerbatimChar"/>
     <w:rPr>
+      <w:rFonts w:eastAsia="黑体"/>
       <w:color w:val="008000"/>
     </w:rPr>
   </w:style>
   <w:style w:type="character" w:customStyle="1" w:styleId="ExtensionTok">
     <w:name w:val="ExtensionTok"/>
     <w:basedOn w:val="VerbatimChar"/>
-    <w:rPr/>
+    <w:rPr>
+      <w:rFonts w:eastAsia="黑体"/>
+    </w:rPr>
   </w:style>
   <w:style w:type="character" w:customStyle="1" w:styleId="PreprocessorTok">
     <w:name w:val="PreprocessorTok"/>
     <w:basedOn w:val="VerbatimChar"/>
     <w:rPr>
+      <w:rFonts w:eastAsia="黑体"/>
       <w:color w:val="bc7a00"/>
     </w:rPr>
   </w:style>
@@ -15848,18 +16613,22 @@
     <w:name w:val="AttributeTok"/>
     <w:basedOn w:val="VerbatimChar"/>
     <w:rPr>
+      <w:rFonts w:eastAsia="黑体"/>
       <w:color w:val="7d9029"/>
     </w:rPr>
   </w:style>
   <w:style w:type="character" w:customStyle="1" w:styleId="RegionMarkerTok">
     <w:name w:val="RegionMarkerTok"/>
     <w:basedOn w:val="VerbatimChar"/>
-    <w:rPr/>
+    <w:rPr>
+      <w:rFonts w:eastAsia="黑体"/>
+    </w:rPr>
   </w:style>
   <w:style w:type="character" w:customStyle="1" w:styleId="InformationTok">
     <w:name w:val="InformationTok"/>
     <w:basedOn w:val="VerbatimChar"/>
     <w:rPr>
+      <w:rFonts w:eastAsia="黑体"/>
       <w:b/>
       <w:i/>
       <w:color w:val="60a0b0"/>
@@ -15869,6 +16638,7 @@
     <w:name w:val="WarningTok"/>
     <w:basedOn w:val="VerbatimChar"/>
     <w:rPr>
+      <w:rFonts w:eastAsia="黑体"/>
       <w:b/>
       <w:i/>
       <w:color w:val="60a0b0"/>
@@ -15878,6 +16648,7 @@
     <w:name w:val="AlertTok"/>
     <w:basedOn w:val="VerbatimChar"/>
     <w:rPr>
+      <w:rFonts w:eastAsia="黑体"/>
       <w:b/>
       <w:color w:val="ff0000"/>
     </w:rPr>
@@ -15886,6 +16657,7 @@
     <w:name w:val="ErrorTok"/>
     <w:basedOn w:val="VerbatimChar"/>
     <w:rPr>
+      <w:rFonts w:eastAsia="黑体"/>
       <w:b/>
       <w:color w:val="ff0000"/>
     </w:rPr>
@@ -15893,7 +16665,9 @@
   <w:style w:type="character" w:customStyle="1" w:styleId="NormalTok">
     <w:name w:val="NormalTok"/>
     <w:basedOn w:val="VerbatimChar"/>
-    <w:rPr/>
+    <w:rPr>
+      <w:rFonts w:eastAsia="黑体"/>
+    </w:rPr>
   </w:style>
 </w:styles>
 </file>
@@ -15942,12 +16716,12 @@
     <a:fontScheme name="Office">
       <a:majorFont>
         <a:latin typeface="Calibri"/>
-        <a:ea typeface=""/>
+        <a:ea typeface="黑体"/>
         <a:cs typeface=""/>
         <a:font script="Jpan" typeface="ＭＳ ゴシック"/>
         <a:font script="Hang" typeface="맑은 고딕"/>
-        <a:font script="Hans" typeface="宋体"/>
-        <a:font script="Hant" typeface="新細明體"/>
+        <a:font script="Hans" typeface="黑体"/>
+        <a:font script="Hant" typeface="黑体"/>
         <a:font script="Arab" typeface="Times New Roman"/>
         <a:font script="Hebr" typeface="Times New Roman"/>
         <a:font script="Thai" typeface="Angsana New"/>
@@ -15977,12 +16751,12 @@
       </a:majorFont>
       <a:minorFont>
         <a:latin typeface="Cambria"/>
-        <a:ea typeface=""/>
+        <a:ea typeface="黑体"/>
         <a:cs typeface=""/>
         <a:font script="Jpan" typeface="ＭＳ 明朝"/>
         <a:font script="Hang" typeface="맑은 고딕"/>
-        <a:font script="Hans" typeface="宋体"/>
-        <a:font script="Hant" typeface="新細明體"/>
+        <a:font script="Hans" typeface="黑体"/>
+        <a:font script="Hant" typeface="黑体"/>
         <a:font script="Arab" typeface="Arial"/>
         <a:font script="Hebr" typeface="Arial"/>
         <a:font script="Thai" typeface="Cordia New"/>

--- a/04-滤波电路/03-带通滤波/有源带通滤波电路/有源带通滤波电路.docx
+++ b/04-滤波电路/03-带通滤波/有源带通滤波电路/有源带通滤波电路.docx
@@ -3642,7 +3642,7 @@
           <w:color w:val="555555"/>
           <w:sz w:val="21"/>
         </w:rPr>
-        <w:t>材料收集者：杜文杰，WX手机：19519196569，QQ:3478827729</w:t>
+        <w:t>材料收集者：杜文杰，微信/手机：19519196569，QQ:3478827729</w:t>
       </w:r>
     </w:p>
     <w:sectPr>
